--- a/docs/CHAPTER 4 PCOSINA MANUSCRIPT.docx
+++ b/docs/CHAPTER 4 PCOSINA MANUSCRIPT.docx
@@ -14,6 +14,7 @@
           <w:cols w:space="708"/>
         </w:sectPr>
       </w:pPr>
+      <w:r/>
     </w:p>
     <w:p>
       <w:pPr>
@@ -24,7 +25,6 @@
         <w:jc w:val="center"/>
       </w:pPr>
       <w:r>
-        <w:lastRenderedPageBreak/>
         <w:t>Chapter 4</w:t>
       </w:r>
     </w:p>
@@ -32,6 +32,7 @@
       <w:pPr>
         <w:pStyle w:val="Normal1"/>
       </w:pPr>
+      <w:r/>
     </w:p>
     <w:p>
       <w:pPr>
@@ -44,22 +45,8 @@
           <w:szCs w:val="24"/>
         </w:rPr>
       </w:pPr>
-      <w:bookmarkStart w:id="0" w:name="_d72iuutf5yxi" w:colFirst="0" w:colLast="0"/>
-      <w:bookmarkEnd w:id="0"/>
       <w:r>
-        <w:rPr>
-          <w:color w:val="FFFFFF"/>
-          <w:sz w:val="24"/>
-          <w:szCs w:val="24"/>
-        </w:rPr>
-        <w:t xml:space="preserve">CHAPTER 4. </w:t>
-      </w:r>
-      <w:r>
-        <w:rPr>
-          <w:sz w:val="24"/>
-          <w:szCs w:val="24"/>
-        </w:rPr>
-        <w:t>RESULTS AND ANALYSIS</w:t>
+        <w:t>CHAPTER 4. RESULTS AND ANALYSIS</w:t>
       </w:r>
     </w:p>
     <w:p>
@@ -68,6 +55,7 @@
         <w:widowControl/>
         <w:spacing w:before="0" w:line="480" w:lineRule="auto"/>
       </w:pPr>
+      <w:r/>
     </w:p>
     <w:p>
       <w:pPr>
@@ -93,6 +81,7 @@
         <w:ind w:right="-30"/>
         <w:jc w:val="both"/>
       </w:pPr>
+      <w:r/>
     </w:p>
     <w:p>
       <w:pPr>
@@ -109,6 +98,7 @@
       <w:pPr>
         <w:pStyle w:val="Normal1"/>
       </w:pPr>
+      <w:r/>
     </w:p>
     <w:p>
       <w:pPr>
@@ -121,8 +111,6 @@
         <w:ind w:left="450" w:hanging="450"/>
         <w:jc w:val="left"/>
       </w:pPr>
-      <w:bookmarkStart w:id="1" w:name="_h65n56w1dgjm" w:colFirst="0" w:colLast="0"/>
-      <w:bookmarkEnd w:id="1"/>
       <w:r>
         <w:t>Statistical Validation of the Instrument</w:t>
       </w:r>
@@ -137,8 +125,6 @@
         <w:spacing w:before="0" w:line="480" w:lineRule="auto"/>
         <w:jc w:val="both"/>
       </w:pPr>
-      <w:bookmarkStart w:id="2" w:name="_qbq5nz8dmtsj" w:colFirst="0" w:colLast="0"/>
-      <w:bookmarkEnd w:id="2"/>
       <w:r>
         <w:t>Cronbach’s Alpha</w:t>
       </w:r>
@@ -167,6 +153,7 @@
         <w:ind w:left="1080" w:firstLine="450"/>
         <w:jc w:val="both"/>
       </w:pPr>
+      <w:r/>
     </w:p>
     <w:p>
       <w:pPr>
@@ -186,6 +173,7 @@
         <w:ind w:left="450" w:firstLine="450"/>
         <w:jc w:val="both"/>
       </w:pPr>
+      <w:r/>
     </w:p>
     <w:p>
       <w:pPr>
@@ -198,13 +186,7 @@
           <w:szCs w:val="24"/>
         </w:rPr>
       </w:pPr>
-      <w:bookmarkStart w:id="3" w:name="_kfw3fwy2ba6p" w:colFirst="0" w:colLast="0"/>
-      <w:bookmarkEnd w:id="3"/>
       <w:r>
-        <w:rPr>
-          <w:sz w:val="24"/>
-          <w:szCs w:val="24"/>
-        </w:rPr>
         <w:t>Table 20. Cronbach’s Alpha Results for Primary and Secondary User Surveys</w:t>
       </w:r>
     </w:p>
@@ -1863,6 +1845,7 @@
         <w:ind w:right="-30"/>
         <w:jc w:val="both"/>
       </w:pPr>
+      <w:r/>
     </w:p>
     <w:p>
       <w:pPr>
@@ -1878,11 +1861,7 @@
         </w:sectPr>
       </w:pPr>
       <w:r>
-        <w:t xml:space="preserve">Cronbach’s alpha results for the eight subscales of the survey indicate good </w:t>
-      </w:r>
-      <w:r>
-        <w:lastRenderedPageBreak/>
-        <w:t>to excellent internal consistency across all measures. These findings demonstrate that the questionnaire is a trustworthy tool for assessing the PCOSina application's software quality features. Because all computed coefficients surpassed the standard minimum threshold of 0.700, the data gathered from both primary and secondary users is consistent for further analysis.</w:t>
+        <w:t>Cronbach’s alpha results for the eight subscales of the survey indicate good to excellent internal consistency across all measures. These findings demonstrate that the questionnaire is a trustworthy tool for assessing the PCOSina application's software quality features. Because all computed coefficients surpassed the standard minimum threshold of 0.700, the data gathered from both primary and secondary users is consistent for further analysis.</w:t>
       </w:r>
     </w:p>
     <w:p>
@@ -1892,6 +1871,7 @@
         <w:ind w:right="-30" w:firstLine="720"/>
         <w:jc w:val="both"/>
       </w:pPr>
+      <w:r/>
     </w:p>
     <w:p>
       <w:pPr>
@@ -1904,8 +1884,6 @@
         <w:ind w:left="450" w:hanging="450"/>
         <w:jc w:val="left"/>
       </w:pPr>
-      <w:bookmarkStart w:id="4" w:name="_bwjc646og5e4" w:colFirst="0" w:colLast="0"/>
-      <w:bookmarkEnd w:id="4"/>
       <w:r>
         <w:t>Respondent Evaluation Results</w:t>
       </w:r>
@@ -1920,8 +1898,6 @@
         <w:spacing w:before="0" w:line="480" w:lineRule="auto"/>
         <w:jc w:val="both"/>
       </w:pPr>
-      <w:bookmarkStart w:id="5" w:name="_q9e14nxdviau" w:colFirst="0" w:colLast="0"/>
-      <w:bookmarkEnd w:id="5"/>
       <w:r>
         <w:t>Demographic Profile of Respondents</w:t>
       </w:r>
@@ -1948,8 +1924,7 @@
           <w:szCs w:val="24"/>
         </w:rPr>
       </w:pPr>
-      <w:bookmarkStart w:id="6" w:name="_utmc1mugtezw" w:colFirst="0" w:colLast="0"/>
-      <w:bookmarkEnd w:id="6"/>
+      <w:r/>
     </w:p>
     <w:p>
       <w:pPr>
@@ -1962,13 +1937,7 @@
           <w:szCs w:val="24"/>
         </w:rPr>
       </w:pPr>
-      <w:bookmarkStart w:id="7" w:name="_w539svf7sldi" w:colFirst="0" w:colLast="0"/>
-      <w:bookmarkEnd w:id="7"/>
       <w:r>
-        <w:rPr>
-          <w:sz w:val="24"/>
-          <w:szCs w:val="24"/>
-        </w:rPr>
         <w:t>Table 21. Age Group Distribution of Primary and Secondary Users</w:t>
       </w:r>
     </w:p>
@@ -3035,6 +3004,7 @@
           <w:cols w:space="708"/>
         </w:sectPr>
       </w:pPr>
+      <w:r/>
     </w:p>
     <w:p>
       <w:pPr>
@@ -3043,6 +3013,7 @@
         <w:ind w:right="-30" w:firstLine="720"/>
         <w:jc w:val="both"/>
       </w:pPr>
+      <w:r/>
     </w:p>
     <w:p>
       <w:pPr>
@@ -3062,6 +3033,7 @@
         <w:ind w:left="1080" w:right="-30" w:firstLine="720"/>
         <w:jc w:val="both"/>
       </w:pPr>
+      <w:r/>
     </w:p>
     <w:p>
       <w:pPr>
@@ -3074,13 +3046,7 @@
           <w:szCs w:val="24"/>
         </w:rPr>
       </w:pPr>
-      <w:bookmarkStart w:id="8" w:name="_ns1mf2ahjfov" w:colFirst="0" w:colLast="0"/>
-      <w:bookmarkEnd w:id="8"/>
       <w:r>
-        <w:rPr>
-          <w:sz w:val="24"/>
-          <w:szCs w:val="24"/>
-        </w:rPr>
         <w:t>Table 22. Distribution of Secondary Users by Relationship to the individual diagnosed with PCOS</w:t>
       </w:r>
     </w:p>
@@ -3701,6 +3667,7 @@
           <w:cols w:space="708"/>
         </w:sectPr>
       </w:pPr>
+      <w:r/>
     </w:p>
     <w:p>
       <w:pPr>
@@ -3713,6 +3680,7 @@
           <w:bCs/>
         </w:rPr>
       </w:pPr>
+      <w:r/>
     </w:p>
     <w:p>
       <w:pPr>
@@ -3732,6 +3700,7 @@
         <w:ind w:left="1080" w:right="-30" w:firstLine="720"/>
         <w:jc w:val="both"/>
       </w:pPr>
+      <w:r/>
     </w:p>
     <w:p>
       <w:pPr>
@@ -3744,13 +3713,7 @@
           <w:szCs w:val="24"/>
         </w:rPr>
       </w:pPr>
-      <w:bookmarkStart w:id="9" w:name="_9zpaa9bphrab" w:colFirst="0" w:colLast="0"/>
-      <w:bookmarkEnd w:id="9"/>
       <w:r>
-        <w:rPr>
-          <w:sz w:val="24"/>
-          <w:szCs w:val="24"/>
-        </w:rPr>
         <w:t>Table 23. Distribution of Primary Users by PCOS Diagnosis Status</w:t>
       </w:r>
     </w:p>
@@ -4195,6 +4158,7 @@
           <w:bCs/>
         </w:rPr>
       </w:pPr>
+      <w:r/>
     </w:p>
     <w:p>
       <w:pPr>
@@ -4220,6 +4184,7 @@
         <w:ind w:right="-30" w:firstLine="720"/>
         <w:jc w:val="both"/>
       </w:pPr>
+      <w:r/>
     </w:p>
     <w:p>
       <w:pPr>
@@ -4232,13 +4197,7 @@
           <w:szCs w:val="24"/>
         </w:rPr>
       </w:pPr>
-      <w:bookmarkStart w:id="10" w:name="_b4nn7bu68jfw" w:colFirst="0" w:colLast="0"/>
-      <w:bookmarkEnd w:id="10"/>
       <w:r>
-        <w:rPr>
-          <w:sz w:val="24"/>
-          <w:szCs w:val="24"/>
-        </w:rPr>
         <w:t>Table 24. Geographical Classification of All Respondents</w:t>
       </w:r>
     </w:p>
@@ -4542,6 +4501,7 @@
         <w:ind w:right="-30" w:firstLine="720"/>
         <w:jc w:val="both"/>
       </w:pPr>
+      <w:r/>
     </w:p>
     <w:p>
       <w:pPr>
@@ -4561,6 +4521,7 @@
         <w:ind w:right="-30" w:firstLine="720"/>
         <w:jc w:val="both"/>
       </w:pPr>
+      <w:r/>
     </w:p>
     <w:p>
       <w:pPr>
@@ -4573,13 +4534,7 @@
           <w:szCs w:val="24"/>
         </w:rPr>
       </w:pPr>
-      <w:bookmarkStart w:id="11" w:name="_6cx4d5nzim02" w:colFirst="0" w:colLast="0"/>
-      <w:bookmarkEnd w:id="11"/>
       <w:r>
-        <w:rPr>
-          <w:sz w:val="24"/>
-          <w:szCs w:val="24"/>
-        </w:rPr>
         <w:t>Table 25. Estimated Weekly Budget for Food/Grocery for All Respondents</w:t>
       </w:r>
     </w:p>
@@ -5276,6 +5231,7 @@
           <w:cols w:space="708"/>
         </w:sectPr>
       </w:pPr>
+      <w:r/>
     </w:p>
     <w:p>
       <w:pPr>
@@ -5284,6 +5240,7 @@
         <w:ind w:right="-30" w:firstLine="720"/>
         <w:jc w:val="both"/>
       </w:pPr>
+      <w:r/>
     </w:p>
     <w:p>
       <w:pPr>
@@ -5303,6 +5260,7 @@
         <w:ind w:right="-30" w:firstLine="720"/>
         <w:jc w:val="both"/>
       </w:pPr>
+      <w:r/>
     </w:p>
     <w:p>
       <w:pPr>
@@ -5315,13 +5273,7 @@
           <w:szCs w:val="24"/>
         </w:rPr>
       </w:pPr>
-      <w:bookmarkStart w:id="12" w:name="_2wfqk9guf7a7" w:colFirst="0" w:colLast="0"/>
-      <w:bookmarkEnd w:id="12"/>
       <w:r>
-        <w:rPr>
-          <w:sz w:val="24"/>
-          <w:szCs w:val="24"/>
-        </w:rPr>
         <w:t>Table 26. Frequency of Checking Pantry/Kitchen Inventory Before Buying Groceries of All Respondents</w:t>
       </w:r>
     </w:p>
@@ -5810,6 +5762,7 @@
           <w:cols w:space="708"/>
         </w:sectPr>
       </w:pPr>
+      <w:r/>
     </w:p>
     <w:p>
       <w:pPr>
@@ -5818,6 +5771,7 @@
         <w:ind w:right="-30"/>
         <w:jc w:val="both"/>
       </w:pPr>
+      <w:r/>
     </w:p>
     <w:p>
       <w:pPr>
@@ -5837,6 +5791,7 @@
         <w:ind w:left="1080" w:right="-30"/>
         <w:jc w:val="both"/>
       </w:pPr>
+      <w:r/>
     </w:p>
     <w:p>
       <w:pPr>
@@ -5848,8 +5803,6 @@
         <w:spacing w:line="480" w:lineRule="auto"/>
         <w:jc w:val="both"/>
       </w:pPr>
-      <w:bookmarkStart w:id="13" w:name="_p0kc7kx4lkia" w:colFirst="0" w:colLast="0"/>
-      <w:bookmarkEnd w:id="13"/>
       <w:r>
         <w:t>Baseline Assessment of Users</w:t>
       </w:r>
@@ -5872,6 +5825,7 @@
         <w:ind w:left="720" w:firstLine="720"/>
         <w:jc w:val="both"/>
       </w:pPr>
+      <w:r/>
     </w:p>
     <w:p>
       <w:pPr>
@@ -5884,13 +5838,7 @@
           <w:szCs w:val="24"/>
         </w:rPr>
       </w:pPr>
-      <w:bookmarkStart w:id="14" w:name="_1jrkv6it9mor" w:colFirst="0" w:colLast="0"/>
-      <w:bookmarkEnd w:id="14"/>
       <w:r>
-        <w:rPr>
-          <w:sz w:val="24"/>
-          <w:szCs w:val="24"/>
-        </w:rPr>
         <w:t>Table 27. Baseline Experience of Respondents Before Using PCOSina</w:t>
       </w:r>
     </w:p>
@@ -6443,6 +6391,7 @@
           <w:cols w:space="708"/>
         </w:sectPr>
       </w:pPr>
+      <w:r/>
     </w:p>
     <w:p>
       <w:pPr>
@@ -6450,6 +6399,7 @@
         <w:spacing w:line="480" w:lineRule="auto"/>
         <w:jc w:val="both"/>
       </w:pPr>
+      <w:r/>
     </w:p>
     <w:p>
       <w:pPr>
@@ -6469,6 +6419,7 @@
         <w:ind w:left="1080" w:firstLine="720"/>
         <w:jc w:val="both"/>
       </w:pPr>
+      <w:r/>
     </w:p>
     <w:p>
       <w:pPr>
@@ -6480,8 +6431,6 @@
         <w:spacing w:line="480" w:lineRule="auto"/>
         <w:jc w:val="both"/>
       </w:pPr>
-      <w:bookmarkStart w:id="15" w:name="_ndi3v8vygvyw" w:colFirst="0" w:colLast="0"/>
-      <w:bookmarkEnd w:id="15"/>
       <w:r>
         <w:t>System Evaluation and Quality Assessment</w:t>
       </w:r>
@@ -6510,6 +6459,7 @@
         <w:ind w:left="450" w:firstLine="720"/>
         <w:jc w:val="both"/>
       </w:pPr>
+      <w:r/>
     </w:p>
     <w:p>
       <w:pPr>
@@ -6518,13 +6468,7 @@
         <w:ind w:left="720"/>
         <w:jc w:val="center"/>
       </w:pPr>
-      <w:bookmarkStart w:id="16" w:name="_gq319lfx3h9p" w:colFirst="0" w:colLast="0"/>
-      <w:bookmarkEnd w:id="16"/>
       <w:r>
-        <w:rPr>
-          <w:sz w:val="24"/>
-          <w:szCs w:val="24"/>
-        </w:rPr>
         <w:t>Table 28. Functional Suitability of PCOSina</w:t>
       </w:r>
     </w:p>
@@ -7413,6 +7357,7 @@
       <w:pPr>
         <w:pStyle w:val="Normal1"/>
       </w:pPr>
+      <w:r/>
     </w:p>
     <w:p>
       <w:pPr>
@@ -7422,6 +7367,7 @@
         <w:ind w:left="450" w:firstLine="720"/>
         <w:jc w:val="both"/>
       </w:pPr>
+      <w:r/>
     </w:p>
     <w:p>
       <w:pPr>
@@ -7438,11 +7384,7 @@
         </w:sectPr>
       </w:pPr>
       <w:r>
-        <w:t xml:space="preserve">The results show that both primary and secondary users positively evaluated the functional suitability of the PCOSina application, with overall weighted means interpreted as “Agree.” The highest ratings were observed in the inclusion of familiar </w:t>
-      </w:r>
-      <w:r>
-        <w:lastRenderedPageBreak/>
-        <w:t>Filipino food options and pantry-aware meal planning features. Overall, the findings indicate that the application provides meal-planning functionalities aligned with the dietary needs of users managing PCOS.</w:t>
+        <w:t>The results show that both primary and secondary users positively evaluated the functional suitability of the PCOSina application, with overall weighted means interpreted as “Agree.” The highest ratings were observed in the inclusion of familiar Filipino food options and pantry-aware meal planning features. Overall, the findings indicate that the application provides meal-planning functionalities aligned with the dietary needs of users managing PCOS.</w:t>
       </w:r>
     </w:p>
     <w:p>
@@ -7452,14 +7394,7 @@
         <w:ind w:left="720"/>
         <w:jc w:val="center"/>
       </w:pPr>
-      <w:bookmarkStart w:id="17" w:name="_udgy95hy638b" w:colFirst="0" w:colLast="0"/>
-      <w:bookmarkEnd w:id="17"/>
       <w:r>
-        <w:rPr>
-          <w:sz w:val="24"/>
-          <w:szCs w:val="24"/>
-        </w:rPr>
-        <w:lastRenderedPageBreak/>
         <w:t>Table 29. Performance Efficiency of PCOSina</w:t>
       </w:r>
     </w:p>
@@ -8160,6 +8095,7 @@
         <w:pStyle w:val="Normal1"/>
         <w:ind w:left="450"/>
       </w:pPr>
+      <w:r/>
     </w:p>
     <w:p>
       <w:pPr>
@@ -8186,14 +8122,7 @@
         <w:ind w:left="720"/>
         <w:jc w:val="center"/>
       </w:pPr>
-      <w:bookmarkStart w:id="18" w:name="_w14csjtl5fww" w:colFirst="0" w:colLast="0"/>
-      <w:bookmarkEnd w:id="18"/>
       <w:r>
-        <w:rPr>
-          <w:sz w:val="24"/>
-          <w:szCs w:val="24"/>
-        </w:rPr>
-        <w:lastRenderedPageBreak/>
         <w:t>Table 30. Compatibility of PCOSina</w:t>
       </w:r>
     </w:p>
@@ -8893,6 +8822,7 @@
       <w:pPr>
         <w:pStyle w:val="Normal1"/>
       </w:pPr>
+      <w:r/>
     </w:p>
     <w:p>
       <w:pPr>
@@ -8923,14 +8853,7 @@
           <w:szCs w:val="24"/>
         </w:rPr>
       </w:pPr>
-      <w:bookmarkStart w:id="19" w:name="_ozngjx4g4zvf" w:colFirst="0" w:colLast="0"/>
-      <w:bookmarkEnd w:id="19"/>
       <w:r>
-        <w:rPr>
-          <w:sz w:val="24"/>
-          <w:szCs w:val="24"/>
-        </w:rPr>
-        <w:lastRenderedPageBreak/>
         <w:t>Table 31. Usability of PCOSina</w:t>
       </w:r>
     </w:p>
@@ -8938,6 +8861,7 @@
       <w:pPr>
         <w:pStyle w:val="Normal1"/>
       </w:pPr>
+      <w:r/>
     </w:p>
     <w:tbl>
       <w:tblPr>
@@ -9635,6 +9559,7 @@
       <w:pPr>
         <w:pStyle w:val="Normal1"/>
       </w:pPr>
+      <w:r/>
     </w:p>
     <w:p>
       <w:pPr>
@@ -9661,14 +9586,7 @@
         <w:ind w:left="720"/>
         <w:jc w:val="center"/>
       </w:pPr>
-      <w:bookmarkStart w:id="20" w:name="_slbwp8m0bwl4" w:colFirst="0" w:colLast="0"/>
-      <w:bookmarkEnd w:id="20"/>
       <w:r>
-        <w:rPr>
-          <w:sz w:val="24"/>
-          <w:szCs w:val="24"/>
-        </w:rPr>
-        <w:lastRenderedPageBreak/>
         <w:t>Table 32. Reliability of PCOSina</w:t>
       </w:r>
     </w:p>
@@ -10368,6 +10286,7 @@
       <w:pPr>
         <w:pStyle w:val="Normal1"/>
       </w:pPr>
+      <w:r/>
     </w:p>
     <w:p>
       <w:pPr>
@@ -10387,13 +10306,7 @@
         <w:spacing w:line="480" w:lineRule="auto"/>
         <w:jc w:val="center"/>
       </w:pPr>
-      <w:bookmarkStart w:id="21" w:name="_swyb97b3c6xc" w:colFirst="0" w:colLast="0"/>
-      <w:bookmarkEnd w:id="21"/>
       <w:r>
-        <w:rPr>
-          <w:sz w:val="24"/>
-          <w:szCs w:val="24"/>
-        </w:rPr>
         <w:t>Table 33. Security of PCOSina</w:t>
       </w:r>
     </w:p>
@@ -11099,11 +11012,13 @@
           <w:cols w:space="708"/>
         </w:sectPr>
       </w:pPr>
+      <w:r/>
     </w:p>
     <w:p>
       <w:pPr>
         <w:pStyle w:val="Normal1"/>
       </w:pPr>
+      <w:r/>
     </w:p>
     <w:p>
       <w:pPr>
@@ -11123,13 +11038,7 @@
         <w:spacing w:line="480" w:lineRule="auto"/>
         <w:jc w:val="center"/>
       </w:pPr>
-      <w:bookmarkStart w:id="22" w:name="_bupmfjid0flu" w:colFirst="0" w:colLast="0"/>
-      <w:bookmarkEnd w:id="22"/>
       <w:r>
-        <w:rPr>
-          <w:sz w:val="24"/>
-          <w:szCs w:val="24"/>
-        </w:rPr>
         <w:t>Table 34. Maintainability of PCOSina</w:t>
       </w:r>
     </w:p>
@@ -11837,11 +11746,13 @@
           <w:cols w:space="708"/>
         </w:sectPr>
       </w:pPr>
+      <w:r/>
     </w:p>
     <w:p>
       <w:pPr>
         <w:pStyle w:val="Normal1"/>
       </w:pPr>
+      <w:r/>
     </w:p>
     <w:p>
       <w:pPr>
@@ -11861,13 +11772,7 @@
         <w:spacing w:line="480" w:lineRule="auto"/>
         <w:jc w:val="center"/>
       </w:pPr>
-      <w:bookmarkStart w:id="23" w:name="_inexoej64hii" w:colFirst="0" w:colLast="0"/>
-      <w:bookmarkEnd w:id="23"/>
       <w:r>
-        <w:rPr>
-          <w:sz w:val="24"/>
-          <w:szCs w:val="24"/>
-        </w:rPr>
         <w:t>Table 35. Portability of PCOSina</w:t>
       </w:r>
     </w:p>
@@ -12575,11 +12480,13 @@
           <w:cols w:space="708"/>
         </w:sectPr>
       </w:pPr>
+      <w:r/>
     </w:p>
     <w:p>
       <w:pPr>
         <w:pStyle w:val="Normal1"/>
       </w:pPr>
+      <w:r/>
     </w:p>
     <w:p>
       <w:pPr>
@@ -12600,8 +12507,7 @@
         <w:ind w:left="720"/>
         <w:jc w:val="both"/>
       </w:pPr>
-      <w:bookmarkStart w:id="24" w:name="_cbazzr1mpm02" w:colFirst="0" w:colLast="0"/>
-      <w:bookmarkEnd w:id="24"/>
+      <w:r/>
     </w:p>
     <w:p>
       <w:pPr>
@@ -12613,8 +12519,6 @@
         <w:spacing w:line="480" w:lineRule="auto"/>
         <w:jc w:val="both"/>
       </w:pPr>
-      <w:bookmarkStart w:id="25" w:name="_re2nk1dyp1k2" w:colFirst="0" w:colLast="0"/>
-      <w:bookmarkEnd w:id="25"/>
       <w:r>
         <w:t>Summary</w:t>
       </w:r>
@@ -12645,6 +12549,7 @@
         <w:ind w:firstLine="720"/>
         <w:jc w:val="both"/>
       </w:pPr>
+      <w:r/>
     </w:p>
     <w:p>
       <w:pPr>
@@ -12657,8 +12562,6 @@
         <w:ind w:left="450" w:hanging="450"/>
         <w:jc w:val="left"/>
       </w:pPr>
-      <w:bookmarkStart w:id="26" w:name="_8zl2zkspg8sp" w:colFirst="0" w:colLast="0"/>
-      <w:bookmarkEnd w:id="26"/>
       <w:r>
         <w:t>System Evaluation and Quality Assessment</w:t>
       </w:r>
@@ -12673,8 +12576,6 @@
         <w:spacing w:before="0" w:line="480" w:lineRule="auto"/>
         <w:jc w:val="both"/>
       </w:pPr>
-      <w:bookmarkStart w:id="27" w:name="_y5sxnopk2frw" w:colFirst="0" w:colLast="0"/>
-      <w:bookmarkEnd w:id="27"/>
       <w:r>
         <w:t>Implemented System Output and Feature Coverage</w:t>
       </w:r>
@@ -12697,6 +12598,7 @@
         <w:ind w:left="900" w:firstLine="720"/>
         <w:jc w:val="both"/>
       </w:pPr>
+      <w:r/>
     </w:p>
     <w:p>
       <w:pPr>
@@ -12708,13 +12610,7 @@
           <w:szCs w:val="24"/>
         </w:rPr>
       </w:pPr>
-      <w:bookmarkStart w:id="28" w:name="_y7mwml1z63ql" w:colFirst="0" w:colLast="0"/>
-      <w:bookmarkEnd w:id="28"/>
       <w:r>
-        <w:rPr>
-          <w:sz w:val="24"/>
-          <w:szCs w:val="24"/>
-        </w:rPr>
         <w:t>Table 36. PCOSina Implemented Workflow and Functional Coverage</w:t>
       </w:r>
     </w:p>
@@ -13441,6 +13337,7 @@
           <w:cols w:space="708"/>
         </w:sectPr>
       </w:pPr>
+      <w:r/>
     </w:p>
     <w:p>
       <w:pPr>
@@ -13449,6 +13346,7 @@
         <w:spacing w:before="0"/>
         <w:jc w:val="both"/>
       </w:pPr>
+      <w:r/>
     </w:p>
     <w:p>
       <w:pPr>
@@ -13468,6 +13366,7 @@
         <w:ind w:left="900"/>
         <w:jc w:val="both"/>
       </w:pPr>
+      <w:r/>
     </w:p>
     <w:p>
       <w:pPr>
@@ -13479,8 +13378,6 @@
         <w:spacing w:line="480" w:lineRule="auto"/>
         <w:jc w:val="both"/>
       </w:pPr>
-      <w:bookmarkStart w:id="29" w:name="_ky2ij61nr3aq" w:colFirst="0" w:colLast="0"/>
-      <w:bookmarkEnd w:id="29"/>
       <w:r>
         <w:t>Evaluation Framework and Available Evidence</w:t>
       </w:r>
@@ -13491,26 +13388,40 @@
         <w:spacing w:line="480" w:lineRule="auto"/>
         <w:jc w:val="both"/>
       </w:pPr>
+      <w:r/>
+    </w:p>
+    <w:p>
+      <w:pPr>
+        <w:pStyle w:val="Heading4"/>
+        <w:widowControl/>
+        <w:spacing w:before="0" w:after="0" w:line="360" w:lineRule="auto"/>
+        <w:jc w:val="center"/>
+      </w:pPr>
       <w:r>
-        <w:rPr>
-          <w:noProof/>
-        </w:rPr>
+        <w:t>Figure 18. Twenty-Profile Planner Runtime Optimization Progression</w:t>
+      </w:r>
+    </w:p>
+    <w:p>
+      <w:pPr>
+        <w:jc w:val="center"/>
+      </w:pPr>
+      <w:r>
         <w:drawing>
-          <wp:inline distT="0" distB="0" distL="0" distR="0" wp14:anchorId="36E98740" wp14:editId="37F67F76">
-            <wp:extent cx="5305425" cy="2581275"/>
-            <wp:effectExtent l="0" t="0" r="0" b="0"/>
-            <wp:docPr id="15" name="image10.png"/>
-            <wp:cNvGraphicFramePr/>
-            <a:graphic xmlns:a="http://schemas.openxmlformats.org/drawingml/2006/main">
+          <wp:inline xmlns:a="http://schemas.openxmlformats.org/drawingml/2006/main" xmlns:pic="http://schemas.openxmlformats.org/drawingml/2006/picture">
+            <wp:extent cx="5715000" cy="3333750"/>
+            <wp:docPr id="1" name="Picture 1"/>
+            <wp:cNvGraphicFramePr>
+              <a:graphicFrameLocks noChangeAspect="1"/>
+            </wp:cNvGraphicFramePr>
+            <a:graphic>
               <a:graphicData uri="http://schemas.openxmlformats.org/drawingml/2006/picture">
-                <pic:pic xmlns:pic="http://schemas.openxmlformats.org/drawingml/2006/picture">
+                <pic:pic>
                   <pic:nvPicPr>
-                    <pic:cNvPr id="15" name="image10.png"/>
+                    <pic:cNvPr id="0" name="figure_18_planner_runtime_optimization_progression.png"/>
                     <pic:cNvPicPr/>
                   </pic:nvPicPr>
                   <pic:blipFill>
-                    <a:blip r:embed="rId5"/>
-                    <a:srcRect t="10561"/>
+                    <a:blip r:embed="rId11"/>
                     <a:stretch>
                       <a:fillRect/>
                     </a:stretch>
@@ -13518,11 +13429,9 @@
                   <pic:spPr>
                     <a:xfrm>
                       <a:off x="0" y="0"/>
-                      <a:ext cx="5305425" cy="2581275"/>
+                      <a:ext cx="5715000" cy="3333750"/>
                     </a:xfrm>
-                    <a:prstGeom prst="rect">
-                      <a:avLst/>
-                    </a:prstGeom>
+                    <a:prstGeom prst="rect"/>
                   </pic:spPr>
                 </pic:pic>
               </a:graphicData>
@@ -13533,22 +13442,10 @@
     </w:p>
     <w:p>
       <w:pPr>
-        <w:pStyle w:val="Heading4"/>
-        <w:widowControl/>
-        <w:spacing w:before="0" w:after="0" w:line="360" w:lineRule="auto"/>
-        <w:jc w:val="center"/>
-      </w:pPr>
-      <w:bookmarkStart w:id="30" w:name="_f0io96mo5wbw" w:colFirst="0" w:colLast="0"/>
-      <w:bookmarkEnd w:id="30"/>
-      <w:r>
-        <w:t>Figure 18. Benchmark Evaluation of System Fallback Mechanisms</w:t>
-      </w:r>
-    </w:p>
-    <w:p>
-      <w:pPr>
         <w:pStyle w:val="Normal1"/>
         <w:ind w:left="1080" w:firstLine="720"/>
       </w:pPr>
+      <w:r/>
     </w:p>
     <w:p>
       <w:pPr>
@@ -13564,7 +13461,7 @@
         </w:sectPr>
       </w:pPr>
       <w:r>
-        <w:t xml:space="preserve">The figure above shows a stress test of the system, checking its success rate (Feasibility Rate) and speed (p95 Runtime) across different test cases. The data shows that the baseline system initially fails (0% success) when things get tough, but once the fallback safety nets are turned on, the success rate shoots up to a perfect 100% while keeping the runtime consistently under 8 seconds. </w:t>
+        <w:t>Figure 18 shows the actual planner optimization progression used for the current evaluation. The planner began with a correct but slow 20-profile benchmark, then improved through better solve ordering, first-complete-safe-plan stopping, ML-assisted ranking, and a smaller safe search set. The final local benchmark completed 100/100 runs with an average runtime of 257 ms, a P95 runtime of 313 ms, a maximum runtime of 357 ms, and zero hard-rule violations.</w:t>
       </w:r>
     </w:p>
     <w:p>
@@ -13574,6 +13471,7 @@
         <w:ind w:left="900"/>
         <w:jc w:val="both"/>
       </w:pPr>
+      <w:r/>
     </w:p>
     <w:p>
       <w:pPr>
@@ -13585,10 +13483,8 @@
         <w:spacing w:line="480" w:lineRule="auto"/>
         <w:jc w:val="both"/>
       </w:pPr>
-      <w:bookmarkStart w:id="31" w:name="_vdgupdzblmgv" w:colFirst="0" w:colLast="0"/>
-      <w:bookmarkEnd w:id="31"/>
       <w:r>
-        <w:t>Comparative Evaluation of Rule-Filtering Greedy Planner vs. PCOSina Two-Stage MILP</w:t>
+        <w:t>Comparative Evaluation of a Greedy Planner and the PCOSina Two-Stage Planner</w:t>
       </w:r>
     </w:p>
     <w:p>
@@ -13599,7 +13495,7 @@
         <w:jc w:val="both"/>
       </w:pPr>
       <w:r>
-        <w:t>This section compares the proposed system against a traditional greedy baseline to demonstrate the performance differences between the two architectures. This evaluation is necessary to show why a rule-filter plus greedy slot-by-slot planner, which is commonly found in existing applications, is insufficient for highly restrictive medical diets. Both systems are tested across five distinct scenarios using matched, fixed inputs and identical performance metrics to evaluate execution speed, nutritional accuracy, and constraint enforcement. The results show that while the proposed system, PCOSina's two-stage optimizer using deterministic filtering, OR-Tools CP-SAT optimization, and a guarded fallback policy, requires a few additional seconds under normal conditions to calculate optimal meal combinations, it completely eliminates rule violations and significantly outperforms the baseline system in terms of processing speed under extreme stress conditions.</w:t>
+        <w:t>This section compares PCOSina with a simpler greedy planner. The greedy planner selects meals one slot at a time, while PCOSina evaluates the full week before accepting a plan. The comparison uses a separate four-scenario baseline set to show the trade-off between speed, nutrition quality, variety, and safety. In these ordinary and restrictive cases, the greedy approach is faster because it performs less planning work. However, PCOSina produces more varied weekly meal schedules and keeps the same hard-rule safety boundary. The final optimized runtime of the current planner is reported separately in Figure 18 and Table 45.</w:t>
       </w:r>
     </w:p>
     <w:p>
@@ -13609,6 +13505,7 @@
         <w:ind w:left="900" w:firstLine="720"/>
         <w:jc w:val="both"/>
       </w:pPr>
+      <w:r/>
     </w:p>
     <w:p>
       <w:pPr>
@@ -13620,14 +13517,8 @@
           <w:szCs w:val="24"/>
         </w:rPr>
       </w:pPr>
-      <w:bookmarkStart w:id="32" w:name="_u521a85vddbm" w:colFirst="0" w:colLast="0"/>
-      <w:bookmarkEnd w:id="32"/>
       <w:r>
-        <w:rPr>
-          <w:sz w:val="24"/>
-          <w:szCs w:val="24"/>
-        </w:rPr>
-        <w:t>Table 37. Scenario-Level Runtime, Feasibility, and Diversity Comparison</w:t>
+        <w:t>Table 37. Baseline Algorithm Runtime, Feasibility, and Diversity Comparison</w:t>
       </w:r>
     </w:p>
     <w:p>
@@ -13637,6 +13528,7 @@
         <w:spacing w:before="0"/>
         <w:jc w:val="center"/>
       </w:pPr>
+      <w:r/>
     </w:p>
     <w:tbl>
       <w:tblPr>
@@ -13663,10 +13555,6 @@
         <w:gridCol w:w="831"/>
         <w:gridCol w:w="831"/>
         <w:gridCol w:w="831"/>
-        <w:gridCol w:w="831"/>
-        <w:gridCol w:w="831"/>
-        <w:gridCol w:w="831"/>
-        <w:gridCol w:w="831"/>
       </w:tblGrid>
       <w:tr>
         <w:trPr>
@@ -13684,37 +13572,8 @@
             <w:shd w:val="clear" w:color="auto" w:fill="A4C2F4"/>
           </w:tcPr>
           <w:p>
-            <w:pPr>
-              <w:pStyle w:val="Normal1"/>
-              <w:widowControl/>
-              <w:spacing w:before="0" w:line="480" w:lineRule="auto"/>
-              <w:jc w:val="center"/>
-              <w:rPr>
-                <w:b/>
-                <w:bCs/>
-              </w:rPr>
-            </w:pPr>
-            <w:r>
-              <w:rPr>
-                <w:b/>
-                <w:bCs/>
-              </w:rPr>
-              <w:t>Scena</w:t>
-            </w:r>
-          </w:p>
-          <w:p>
-            <w:pPr>
-              <w:pStyle w:val="Normal1"/>
-              <w:widowControl/>
-              <w:spacing w:before="0" w:line="480" w:lineRule="auto"/>
-              <w:jc w:val="center"/>
-            </w:pPr>
-            <w:r>
-              <w:rPr>
-                <w:b/>
-                <w:bCs/>
-              </w:rPr>
-              <w:t>rio</w:t>
+            <w:r>
+              <w:t>Scenario</w:t>
             </w:r>
           </w:p>
         </w:tc>
@@ -13730,18 +13589,8 @@
             <w:shd w:val="clear" w:color="auto" w:fill="A4C2F4"/>
           </w:tcPr>
           <w:p>
-            <w:pPr>
-              <w:pStyle w:val="Normal1"/>
-              <w:widowControl/>
-              <w:spacing w:before="0" w:line="480" w:lineRule="auto"/>
-              <w:jc w:val="center"/>
-            </w:pPr>
-            <w:r>
-              <w:rPr>
-                <w:b/>
-                <w:bCs/>
-              </w:rPr>
-              <w:t>Label</w:t>
+            <w:r>
+              <w:t>Test condition</w:t>
             </w:r>
           </w:p>
         </w:tc>
@@ -13757,18 +13606,8 @@
             <w:shd w:val="clear" w:color="auto" w:fill="A4C2F4"/>
           </w:tcPr>
           <w:p>
-            <w:pPr>
-              <w:pStyle w:val="Normal1"/>
-              <w:widowControl/>
-              <w:spacing w:before="0" w:line="480" w:lineRule="auto"/>
-              <w:jc w:val="center"/>
-            </w:pPr>
-            <w:r>
-              <w:rPr>
-                <w:b/>
-                <w:bCs/>
-              </w:rPr>
-              <w:t>Time Base (s)</w:t>
+            <w:r>
+              <w:t>Baseline time</w:t>
             </w:r>
           </w:p>
         </w:tc>
@@ -13784,18 +13623,8 @@
             <w:shd w:val="clear" w:color="auto" w:fill="A4C2F4"/>
           </w:tcPr>
           <w:p>
-            <w:pPr>
-              <w:pStyle w:val="Normal1"/>
-              <w:widowControl/>
-              <w:spacing w:before="0" w:line="480" w:lineRule="auto"/>
-              <w:jc w:val="center"/>
-            </w:pPr>
-            <w:r>
-              <w:rPr>
-                <w:b/>
-                <w:bCs/>
-              </w:rPr>
-              <w:t>Time Proposed (s)</w:t>
+            <w:r>
+              <w:t>PCOSina time</w:t>
             </w:r>
           </w:p>
         </w:tc>
@@ -13811,18 +13640,8 @@
             <w:shd w:val="clear" w:color="auto" w:fill="A4C2F4"/>
           </w:tcPr>
           <w:p>
-            <w:pPr>
-              <w:pStyle w:val="Normal1"/>
-              <w:widowControl/>
-              <w:spacing w:before="0" w:line="480" w:lineRule="auto"/>
-              <w:jc w:val="center"/>
-            </w:pPr>
-            <w:r>
-              <w:rPr>
-                <w:b/>
-                <w:bCs/>
-              </w:rPr>
-              <w:t>FR Base</w:t>
+            <w:r>
+              <w:t>Completion result</w:t>
             </w:r>
           </w:p>
         </w:tc>
@@ -13838,37 +13657,8 @@
             <w:shd w:val="clear" w:color="auto" w:fill="A4C2F4"/>
           </w:tcPr>
           <w:p>
-            <w:pPr>
-              <w:pStyle w:val="Normal1"/>
-              <w:widowControl/>
-              <w:spacing w:before="0" w:line="480" w:lineRule="auto"/>
-              <w:jc w:val="center"/>
-              <w:rPr>
-                <w:b/>
-                <w:bCs/>
-              </w:rPr>
-            </w:pPr>
-            <w:r>
-              <w:rPr>
-                <w:b/>
-                <w:bCs/>
-              </w:rPr>
-              <w:t>FR Propo</w:t>
-            </w:r>
-          </w:p>
-          <w:p>
-            <w:pPr>
-              <w:pStyle w:val="Normal1"/>
-              <w:widowControl/>
-              <w:spacing w:before="0" w:line="480" w:lineRule="auto"/>
-              <w:jc w:val="center"/>
-            </w:pPr>
-            <w:r>
-              <w:rPr>
-                <w:b/>
-                <w:bCs/>
-              </w:rPr>
-              <w:t>sed</w:t>
+            <w:r>
+              <w:t>Variety result</w:t>
             </w:r>
           </w:p>
         </w:tc>
@@ -13884,126 +13674,8 @@
             <w:shd w:val="clear" w:color="auto" w:fill="A4C2F4"/>
           </w:tcPr>
           <w:p>
-            <w:pPr>
-              <w:pStyle w:val="Normal1"/>
-              <w:widowControl/>
-              <w:spacing w:before="0" w:line="480" w:lineRule="auto"/>
-              <w:jc w:val="center"/>
-            </w:pPr>
-            <w:r>
-              <w:rPr>
-                <w:b/>
-                <w:bCs/>
-              </w:rPr>
-              <w:t>Delta Budget Base</w:t>
-            </w:r>
-          </w:p>
-        </w:tc>
-        <w:tc>
-          <w:tcPr>
-            <w:tcW w:w="831" w:type="dxa"/>
-            <w:tcBorders>
-              <w:top w:val="single" w:sz="8" w:space="0" w:color="000000"/>
-              <w:left w:val="single" w:sz="8" w:space="0" w:color="000000"/>
-              <w:bottom w:val="single" w:sz="8" w:space="0" w:color="000000"/>
-              <w:right w:val="single" w:sz="8" w:space="0" w:color="000000"/>
-            </w:tcBorders>
-            <w:shd w:val="clear" w:color="auto" w:fill="A4C2F4"/>
-          </w:tcPr>
-          <w:p>
-            <w:pPr>
-              <w:pStyle w:val="Normal1"/>
-              <w:widowControl/>
-              <w:spacing w:before="0" w:line="480" w:lineRule="auto"/>
-              <w:jc w:val="center"/>
-            </w:pPr>
-            <w:r>
-              <w:rPr>
-                <w:b/>
-                <w:bCs/>
-              </w:rPr>
-              <w:t>Delta Budget Proposed</w:t>
-            </w:r>
-          </w:p>
-        </w:tc>
-        <w:tc>
-          <w:tcPr>
-            <w:tcW w:w="831" w:type="dxa"/>
-            <w:tcBorders>
-              <w:top w:val="single" w:sz="8" w:space="0" w:color="000000"/>
-              <w:left w:val="single" w:sz="8" w:space="0" w:color="000000"/>
-              <w:bottom w:val="single" w:sz="8" w:space="0" w:color="000000"/>
-              <w:right w:val="single" w:sz="8" w:space="0" w:color="000000"/>
-            </w:tcBorders>
-            <w:shd w:val="clear" w:color="auto" w:fill="A4C2F4"/>
-          </w:tcPr>
-          <w:p>
-            <w:pPr>
-              <w:pStyle w:val="Normal1"/>
-              <w:widowControl/>
-              <w:spacing w:before="0" w:line="480" w:lineRule="auto"/>
-              <w:jc w:val="center"/>
-            </w:pPr>
-            <w:r>
-              <w:rPr>
-                <w:b/>
-                <w:bCs/>
-              </w:rPr>
-              <w:t>U Base</w:t>
-            </w:r>
-          </w:p>
-        </w:tc>
-        <w:tc>
-          <w:tcPr>
-            <w:tcW w:w="831" w:type="dxa"/>
-            <w:tcBorders>
-              <w:top w:val="single" w:sz="8" w:space="0" w:color="000000"/>
-              <w:left w:val="single" w:sz="8" w:space="0" w:color="000000"/>
-              <w:bottom w:val="single" w:sz="8" w:space="0" w:color="000000"/>
-              <w:right w:val="single" w:sz="8" w:space="0" w:color="000000"/>
-            </w:tcBorders>
-            <w:shd w:val="clear" w:color="auto" w:fill="A4C2F4"/>
-          </w:tcPr>
-          <w:p>
-            <w:pPr>
-              <w:pStyle w:val="Normal1"/>
-              <w:widowControl/>
-              <w:spacing w:before="0" w:line="480" w:lineRule="auto"/>
-              <w:jc w:val="center"/>
-            </w:pPr>
-            <w:r>
-              <w:rPr>
-                <w:b/>
-                <w:bCs/>
-              </w:rPr>
-              <w:t>U Proposed</w:t>
-            </w:r>
-          </w:p>
-        </w:tc>
-        <w:tc>
-          <w:tcPr>
-            <w:tcW w:w="831" w:type="dxa"/>
-            <w:tcBorders>
-              <w:top w:val="single" w:sz="8" w:space="0" w:color="000000"/>
-              <w:left w:val="single" w:sz="8" w:space="0" w:color="000000"/>
-              <w:bottom w:val="single" w:sz="8" w:space="0" w:color="000000"/>
-              <w:right w:val="single" w:sz="8" w:space="0" w:color="000000"/>
-            </w:tcBorders>
-            <w:shd w:val="clear" w:color="auto" w:fill="A4C2F4"/>
-          </w:tcPr>
-          <w:p>
-            <w:pPr>
-              <w:pStyle w:val="Normal1"/>
-              <w:widowControl/>
-              <w:spacing w:before="0" w:line="480" w:lineRule="auto"/>
-              <w:jc w:val="center"/>
-            </w:pPr>
-            <w:r>
-              <w:rPr>
-                <w:b/>
-                <w:bCs/>
-              </w:rPr>
-              <w:t>Fallback Proposed</w:t>
+            <w:r>
+              <w:t>Main finding</w:t>
             </w:r>
           </w:p>
         </w:tc>
@@ -14023,14 +13695,7 @@
             </w:tcBorders>
           </w:tcPr>
           <w:p>
-            <w:pPr>
-              <w:pStyle w:val="Normal1"/>
-              <w:widowControl/>
-              <w:spacing w:before="0" w:line="480" w:lineRule="auto"/>
-              <w:jc w:val="center"/>
-            </w:pPr>
-            <w:r>
-              <w:lastRenderedPageBreak/>
+            <w:r>
               <w:t>S1</w:t>
             </w:r>
           </w:p>
@@ -14046,14 +13711,8 @@
             </w:tcBorders>
           </w:tcPr>
           <w:p>
-            <w:pPr>
-              <w:pStyle w:val="Normal1"/>
-              <w:widowControl/>
-              <w:spacing w:before="0" w:line="480" w:lineRule="auto"/>
-              <w:jc w:val="center"/>
-            </w:pPr>
-            <w:r>
-              <w:t>Base</w:t>
+            <w:r>
+              <w:t>Standard profile</w:t>
             </w:r>
           </w:p>
         </w:tc>
@@ -14068,14 +13727,8 @@
             </w:tcBorders>
           </w:tcPr>
           <w:p>
-            <w:pPr>
-              <w:pStyle w:val="Normal1"/>
-              <w:widowControl/>
-              <w:spacing w:before="0" w:line="480" w:lineRule="auto"/>
-              <w:jc w:val="center"/>
-            </w:pPr>
-            <w:r>
-              <w:t>0.2852</w:t>
+            <w:r>
+              <w:t>0.29 s</w:t>
             </w:r>
           </w:p>
         </w:tc>
@@ -14090,14 +13743,8 @@
             </w:tcBorders>
           </w:tcPr>
           <w:p>
-            <w:pPr>
-              <w:pStyle w:val="Normal1"/>
-              <w:widowControl/>
-              <w:spacing w:before="0" w:line="480" w:lineRule="auto"/>
-              <w:jc w:val="center"/>
-            </w:pPr>
-            <w:r>
-              <w:t>1.9052</w:t>
+            <w:r>
+              <w:t>1.91 s</w:t>
             </w:r>
           </w:p>
         </w:tc>
@@ -14112,14 +13759,8 @@
             </w:tcBorders>
           </w:tcPr>
           <w:p>
-            <w:pPr>
-              <w:pStyle w:val="Normal1"/>
-              <w:widowControl/>
-              <w:spacing w:before="0" w:line="480" w:lineRule="auto"/>
-              <w:jc w:val="center"/>
-            </w:pPr>
-            <w:r>
-              <w:t>100.00%</w:t>
+            <w:r>
+              <w:t>Both completed</w:t>
             </w:r>
           </w:p>
         </w:tc>
@@ -14134,14 +13775,8 @@
             </w:tcBorders>
           </w:tcPr>
           <w:p>
-            <w:pPr>
-              <w:pStyle w:val="Normal1"/>
-              <w:widowControl/>
-              <w:spacing w:before="0" w:line="480" w:lineRule="auto"/>
-              <w:jc w:val="center"/>
-            </w:pPr>
-            <w:r>
-              <w:t>100.00%</w:t>
+            <w:r>
+              <w:t>Baseline 0.00; PCOSina 3.00</w:t>
             </w:r>
           </w:p>
         </w:tc>
@@ -14156,102 +13791,8 @@
             </w:tcBorders>
           </w:tcPr>
           <w:p>
-            <w:pPr>
-              <w:pStyle w:val="Normal1"/>
-              <w:widowControl/>
-              <w:spacing w:before="0" w:line="480" w:lineRule="auto"/>
-              <w:jc w:val="center"/>
-            </w:pPr>
-            <w:r>
-              <w:t>n/a</w:t>
-            </w:r>
-          </w:p>
-        </w:tc>
-        <w:tc>
-          <w:tcPr>
-            <w:tcW w:w="831" w:type="dxa"/>
-            <w:tcBorders>
-              <w:top w:val="single" w:sz="8" w:space="0" w:color="000000"/>
-              <w:left w:val="single" w:sz="8" w:space="0" w:color="000000"/>
-              <w:bottom w:val="single" w:sz="8" w:space="0" w:color="000000"/>
-              <w:right w:val="single" w:sz="8" w:space="0" w:color="000000"/>
-            </w:tcBorders>
-          </w:tcPr>
-          <w:p>
-            <w:pPr>
-              <w:pStyle w:val="Normal1"/>
-              <w:widowControl/>
-              <w:spacing w:before="0" w:line="480" w:lineRule="auto"/>
-              <w:jc w:val="center"/>
-            </w:pPr>
-            <w:r>
-              <w:t>n/a</w:t>
-            </w:r>
-          </w:p>
-        </w:tc>
-        <w:tc>
-          <w:tcPr>
-            <w:tcW w:w="831" w:type="dxa"/>
-            <w:tcBorders>
-              <w:top w:val="single" w:sz="8" w:space="0" w:color="000000"/>
-              <w:left w:val="single" w:sz="8" w:space="0" w:color="000000"/>
-              <w:bottom w:val="single" w:sz="8" w:space="0" w:color="000000"/>
-              <w:right w:val="single" w:sz="8" w:space="0" w:color="000000"/>
-            </w:tcBorders>
-          </w:tcPr>
-          <w:p>
-            <w:pPr>
-              <w:pStyle w:val="Normal1"/>
-              <w:widowControl/>
-              <w:spacing w:before="0" w:line="480" w:lineRule="auto"/>
-              <w:jc w:val="center"/>
-            </w:pPr>
-            <w:r>
-              <w:t>0.00</w:t>
-            </w:r>
-          </w:p>
-        </w:tc>
-        <w:tc>
-          <w:tcPr>
-            <w:tcW w:w="831" w:type="dxa"/>
-            <w:tcBorders>
-              <w:top w:val="single" w:sz="8" w:space="0" w:color="000000"/>
-              <w:left w:val="single" w:sz="8" w:space="0" w:color="000000"/>
-              <w:bottom w:val="single" w:sz="8" w:space="0" w:color="000000"/>
-              <w:right w:val="single" w:sz="8" w:space="0" w:color="000000"/>
-            </w:tcBorders>
-          </w:tcPr>
-          <w:p>
-            <w:pPr>
-              <w:pStyle w:val="Normal1"/>
-              <w:widowControl/>
-              <w:spacing w:before="0" w:line="480" w:lineRule="auto"/>
-              <w:jc w:val="center"/>
-            </w:pPr>
-            <w:r>
-              <w:t>3.00</w:t>
-            </w:r>
-          </w:p>
-        </w:tc>
-        <w:tc>
-          <w:tcPr>
-            <w:tcW w:w="831" w:type="dxa"/>
-            <w:tcBorders>
-              <w:top w:val="single" w:sz="8" w:space="0" w:color="000000"/>
-              <w:left w:val="single" w:sz="8" w:space="0" w:color="000000"/>
-              <w:bottom w:val="single" w:sz="8" w:space="0" w:color="000000"/>
-              <w:right w:val="single" w:sz="8" w:space="0" w:color="000000"/>
-            </w:tcBorders>
-          </w:tcPr>
-          <w:p>
-            <w:pPr>
-              <w:pStyle w:val="Normal1"/>
-              <w:widowControl/>
-              <w:spacing w:before="0" w:line="480" w:lineRule="auto"/>
-              <w:jc w:val="center"/>
-            </w:pPr>
-            <w:r>
-              <w:t>0.00%</w:t>
+            <w:r>
+              <w:t>PCOSina used more time to produce a less repetitive weekly plan.</w:t>
             </w:r>
           </w:p>
         </w:tc>
@@ -14271,12 +13812,6 @@
             </w:tcBorders>
           </w:tcPr>
           <w:p>
-            <w:pPr>
-              <w:pStyle w:val="Normal1"/>
-              <w:widowControl/>
-              <w:spacing w:before="0" w:line="480" w:lineRule="auto"/>
-              <w:jc w:val="center"/>
-            </w:pPr>
             <w:r>
               <w:t>S2</w:t>
             </w:r>
@@ -14293,14 +13828,8 @@
             </w:tcBorders>
           </w:tcPr>
           <w:p>
-            <w:pPr>
-              <w:pStyle w:val="Normal1"/>
-              <w:widowControl/>
-              <w:spacing w:before="0" w:line="480" w:lineRule="auto"/>
-              <w:jc w:val="center"/>
-            </w:pPr>
-            <w:r>
-              <w:t>BudgetNoPork</w:t>
+            <w:r>
+              <w:t>Budget and No Pork</w:t>
             </w:r>
           </w:p>
         </w:tc>
@@ -14315,14 +13844,8 @@
             </w:tcBorders>
           </w:tcPr>
           <w:p>
-            <w:pPr>
-              <w:pStyle w:val="Normal1"/>
-              <w:widowControl/>
-              <w:spacing w:before="0" w:line="480" w:lineRule="auto"/>
-              <w:jc w:val="center"/>
-            </w:pPr>
-            <w:r>
-              <w:t>0.2240</w:t>
+            <w:r>
+              <w:t>0.22 s</w:t>
             </w:r>
           </w:p>
         </w:tc>
@@ -14337,14 +13860,8 @@
             </w:tcBorders>
           </w:tcPr>
           <w:p>
-            <w:pPr>
-              <w:pStyle w:val="Normal1"/>
-              <w:widowControl/>
-              <w:spacing w:before="0" w:line="480" w:lineRule="auto"/>
-              <w:jc w:val="center"/>
-            </w:pPr>
-            <w:r>
-              <w:t>1.1701</w:t>
+            <w:r>
+              <w:t>1.17 s</w:t>
             </w:r>
           </w:p>
         </w:tc>
@@ -14359,14 +13876,8 @@
             </w:tcBorders>
           </w:tcPr>
           <w:p>
-            <w:pPr>
-              <w:pStyle w:val="Normal1"/>
-              <w:widowControl/>
-              <w:spacing w:before="0" w:line="480" w:lineRule="auto"/>
-              <w:jc w:val="center"/>
-            </w:pPr>
-            <w:r>
-              <w:t>100.00%</w:t>
+            <w:r>
+              <w:t>Both completed</w:t>
             </w:r>
           </w:p>
         </w:tc>
@@ -14381,14 +13892,8 @@
             </w:tcBorders>
           </w:tcPr>
           <w:p>
-            <w:pPr>
-              <w:pStyle w:val="Normal1"/>
-              <w:widowControl/>
-              <w:spacing w:before="0" w:line="480" w:lineRule="auto"/>
-              <w:jc w:val="center"/>
-            </w:pPr>
-            <w:r>
-              <w:t>100.00%</w:t>
+            <w:r>
+              <w:t>Baseline 0.00; PCOSina 3.00</w:t>
             </w:r>
           </w:p>
         </w:tc>
@@ -14403,102 +13908,8 @@
             </w:tcBorders>
           </w:tcPr>
           <w:p>
-            <w:pPr>
-              <w:pStyle w:val="Normal1"/>
-              <w:widowControl/>
-              <w:spacing w:before="0" w:line="480" w:lineRule="auto"/>
-              <w:jc w:val="center"/>
-            </w:pPr>
-            <w:r>
-              <w:t>5.60%</w:t>
-            </w:r>
-          </w:p>
-        </w:tc>
-        <w:tc>
-          <w:tcPr>
-            <w:tcW w:w="831" w:type="dxa"/>
-            <w:tcBorders>
-              <w:top w:val="single" w:sz="8" w:space="0" w:color="000000"/>
-              <w:left w:val="single" w:sz="8" w:space="0" w:color="000000"/>
-              <w:bottom w:val="single" w:sz="8" w:space="0" w:color="000000"/>
-              <w:right w:val="single" w:sz="8" w:space="0" w:color="000000"/>
-            </w:tcBorders>
-          </w:tcPr>
-          <w:p>
-            <w:pPr>
-              <w:pStyle w:val="Normal1"/>
-              <w:widowControl/>
-              <w:spacing w:before="0" w:line="480" w:lineRule="auto"/>
-              <w:jc w:val="center"/>
-            </w:pPr>
-            <w:r>
-              <w:t>6.20%</w:t>
-            </w:r>
-          </w:p>
-        </w:tc>
-        <w:tc>
-          <w:tcPr>
-            <w:tcW w:w="831" w:type="dxa"/>
-            <w:tcBorders>
-              <w:top w:val="single" w:sz="8" w:space="0" w:color="000000"/>
-              <w:left w:val="single" w:sz="8" w:space="0" w:color="000000"/>
-              <w:bottom w:val="single" w:sz="8" w:space="0" w:color="000000"/>
-              <w:right w:val="single" w:sz="8" w:space="0" w:color="000000"/>
-            </w:tcBorders>
-          </w:tcPr>
-          <w:p>
-            <w:pPr>
-              <w:pStyle w:val="Normal1"/>
-              <w:widowControl/>
-              <w:spacing w:before="0" w:line="480" w:lineRule="auto"/>
-              <w:jc w:val="center"/>
-            </w:pPr>
-            <w:r>
-              <w:t>0.00</w:t>
-            </w:r>
-          </w:p>
-        </w:tc>
-        <w:tc>
-          <w:tcPr>
-            <w:tcW w:w="831" w:type="dxa"/>
-            <w:tcBorders>
-              <w:top w:val="single" w:sz="8" w:space="0" w:color="000000"/>
-              <w:left w:val="single" w:sz="8" w:space="0" w:color="000000"/>
-              <w:bottom w:val="single" w:sz="8" w:space="0" w:color="000000"/>
-              <w:right w:val="single" w:sz="8" w:space="0" w:color="000000"/>
-            </w:tcBorders>
-          </w:tcPr>
-          <w:p>
-            <w:pPr>
-              <w:pStyle w:val="Normal1"/>
-              <w:widowControl/>
-              <w:spacing w:before="0" w:line="480" w:lineRule="auto"/>
-              <w:jc w:val="center"/>
-            </w:pPr>
-            <w:r>
-              <w:t>3.00</w:t>
-            </w:r>
-          </w:p>
-        </w:tc>
-        <w:tc>
-          <w:tcPr>
-            <w:tcW w:w="831" w:type="dxa"/>
-            <w:tcBorders>
-              <w:top w:val="single" w:sz="8" w:space="0" w:color="000000"/>
-              <w:left w:val="single" w:sz="8" w:space="0" w:color="000000"/>
-              <w:bottom w:val="single" w:sz="8" w:space="0" w:color="000000"/>
-              <w:right w:val="single" w:sz="8" w:space="0" w:color="000000"/>
-            </w:tcBorders>
-          </w:tcPr>
-          <w:p>
-            <w:pPr>
-              <w:pStyle w:val="Normal1"/>
-              <w:widowControl/>
-              <w:spacing w:before="0" w:line="480" w:lineRule="auto"/>
-              <w:jc w:val="center"/>
-            </w:pPr>
-            <w:r>
-              <w:t>0.00%</w:t>
+            <w:r>
+              <w:t>PCOSina preserved the budget and restriction while improving variety.</w:t>
             </w:r>
           </w:p>
         </w:tc>
@@ -14518,12 +13929,6 @@
             </w:tcBorders>
           </w:tcPr>
           <w:p>
-            <w:pPr>
-              <w:pStyle w:val="Normal1"/>
-              <w:widowControl/>
-              <w:spacing w:before="0" w:line="480" w:lineRule="auto"/>
-              <w:jc w:val="center"/>
-            </w:pPr>
             <w:r>
               <w:t>S3</w:t>
             </w:r>
@@ -14540,14 +13945,8 @@
             </w:tcBorders>
           </w:tcPr>
           <w:p>
-            <w:pPr>
-              <w:pStyle w:val="Normal1"/>
-              <w:widowControl/>
-              <w:spacing w:before="0" w:line="480" w:lineRule="auto"/>
-              <w:jc w:val="center"/>
-            </w:pPr>
-            <w:r>
-              <w:t>VegLactose</w:t>
+            <w:r>
+              <w:t>Vegetarian and lactose-intolerant</w:t>
             </w:r>
           </w:p>
         </w:tc>
@@ -14562,14 +13961,8 @@
             </w:tcBorders>
           </w:tcPr>
           <w:p>
-            <w:pPr>
-              <w:pStyle w:val="Normal1"/>
-              <w:widowControl/>
-              <w:spacing w:before="0" w:line="480" w:lineRule="auto"/>
-              <w:jc w:val="center"/>
-            </w:pPr>
-            <w:r>
-              <w:t>0.1366</w:t>
+            <w:r>
+              <w:t>0.14 s</w:t>
             </w:r>
           </w:p>
         </w:tc>
@@ -14584,14 +13977,8 @@
             </w:tcBorders>
           </w:tcPr>
           <w:p>
-            <w:pPr>
-              <w:pStyle w:val="Normal1"/>
-              <w:widowControl/>
-              <w:spacing w:before="0" w:line="480" w:lineRule="auto"/>
-              <w:jc w:val="center"/>
-            </w:pPr>
-            <w:r>
-              <w:t>3.9361</w:t>
+            <w:r>
+              <w:t>3.94 s</w:t>
             </w:r>
           </w:p>
         </w:tc>
@@ -14606,14 +13993,8 @@
             </w:tcBorders>
           </w:tcPr>
           <w:p>
-            <w:pPr>
-              <w:pStyle w:val="Normal1"/>
-              <w:widowControl/>
-              <w:spacing w:before="0" w:line="480" w:lineRule="auto"/>
-              <w:jc w:val="center"/>
-            </w:pPr>
-            <w:r>
-              <w:t>100.00%</w:t>
+            <w:r>
+              <w:t>Both completed</w:t>
             </w:r>
           </w:p>
         </w:tc>
@@ -14628,14 +14009,8 @@
             </w:tcBorders>
           </w:tcPr>
           <w:p>
-            <w:pPr>
-              <w:pStyle w:val="Normal1"/>
-              <w:widowControl/>
-              <w:spacing w:before="0" w:line="480" w:lineRule="auto"/>
-              <w:jc w:val="center"/>
-            </w:pPr>
-            <w:r>
-              <w:t>100.00%</w:t>
+            <w:r>
+              <w:t>Baseline 0.00; PCOSina 3.19</w:t>
             </w:r>
           </w:p>
         </w:tc>
@@ -14650,102 +14025,8 @@
             </w:tcBorders>
           </w:tcPr>
           <w:p>
-            <w:pPr>
-              <w:pStyle w:val="Normal1"/>
-              <w:widowControl/>
-              <w:spacing w:before="0" w:line="480" w:lineRule="auto"/>
-              <w:jc w:val="center"/>
-            </w:pPr>
-            <w:r>
-              <w:t>n/a</w:t>
-            </w:r>
-          </w:p>
-        </w:tc>
-        <w:tc>
-          <w:tcPr>
-            <w:tcW w:w="831" w:type="dxa"/>
-            <w:tcBorders>
-              <w:top w:val="single" w:sz="8" w:space="0" w:color="000000"/>
-              <w:left w:val="single" w:sz="8" w:space="0" w:color="000000"/>
-              <w:bottom w:val="single" w:sz="8" w:space="0" w:color="000000"/>
-              <w:right w:val="single" w:sz="8" w:space="0" w:color="000000"/>
-            </w:tcBorders>
-          </w:tcPr>
-          <w:p>
-            <w:pPr>
-              <w:pStyle w:val="Normal1"/>
-              <w:widowControl/>
-              <w:spacing w:before="0" w:line="480" w:lineRule="auto"/>
-              <w:jc w:val="center"/>
-            </w:pPr>
-            <w:r>
-              <w:t>n/a</w:t>
-            </w:r>
-          </w:p>
-        </w:tc>
-        <w:tc>
-          <w:tcPr>
-            <w:tcW w:w="831" w:type="dxa"/>
-            <w:tcBorders>
-              <w:top w:val="single" w:sz="8" w:space="0" w:color="000000"/>
-              <w:left w:val="single" w:sz="8" w:space="0" w:color="000000"/>
-              <w:bottom w:val="single" w:sz="8" w:space="0" w:color="000000"/>
-              <w:right w:val="single" w:sz="8" w:space="0" w:color="000000"/>
-            </w:tcBorders>
-          </w:tcPr>
-          <w:p>
-            <w:pPr>
-              <w:pStyle w:val="Normal1"/>
-              <w:widowControl/>
-              <w:spacing w:before="0" w:line="480" w:lineRule="auto"/>
-              <w:jc w:val="center"/>
-            </w:pPr>
-            <w:r>
-              <w:t>0.00</w:t>
-            </w:r>
-          </w:p>
-        </w:tc>
-        <w:tc>
-          <w:tcPr>
-            <w:tcW w:w="831" w:type="dxa"/>
-            <w:tcBorders>
-              <w:top w:val="single" w:sz="8" w:space="0" w:color="000000"/>
-              <w:left w:val="single" w:sz="8" w:space="0" w:color="000000"/>
-              <w:bottom w:val="single" w:sz="8" w:space="0" w:color="000000"/>
-              <w:right w:val="single" w:sz="8" w:space="0" w:color="000000"/>
-            </w:tcBorders>
-          </w:tcPr>
-          <w:p>
-            <w:pPr>
-              <w:pStyle w:val="Normal1"/>
-              <w:widowControl/>
-              <w:spacing w:before="0" w:line="480" w:lineRule="auto"/>
-              <w:jc w:val="center"/>
-            </w:pPr>
-            <w:r>
-              <w:t>3.19</w:t>
-            </w:r>
-          </w:p>
-        </w:tc>
-        <w:tc>
-          <w:tcPr>
-            <w:tcW w:w="831" w:type="dxa"/>
-            <w:tcBorders>
-              <w:top w:val="single" w:sz="8" w:space="0" w:color="000000"/>
-              <w:left w:val="single" w:sz="8" w:space="0" w:color="000000"/>
-              <w:bottom w:val="single" w:sz="8" w:space="0" w:color="000000"/>
-              <w:right w:val="single" w:sz="8" w:space="0" w:color="000000"/>
-            </w:tcBorders>
-          </w:tcPr>
-          <w:p>
-            <w:pPr>
-              <w:pStyle w:val="Normal1"/>
-              <w:widowControl/>
-              <w:spacing w:before="0" w:line="480" w:lineRule="auto"/>
-              <w:jc w:val="center"/>
-            </w:pPr>
-            <w:r>
-              <w:t>0.00%</w:t>
+            <w:r>
+              <w:t>The more restrictive profile required more planning work but produced the strongest variety score.</w:t>
             </w:r>
           </w:p>
         </w:tc>
@@ -14765,12 +14046,6 @@
             </w:tcBorders>
           </w:tcPr>
           <w:p>
-            <w:pPr>
-              <w:pStyle w:val="Normal1"/>
-              <w:widowControl/>
-              <w:spacing w:before="0" w:line="480" w:lineRule="auto"/>
-              <w:jc w:val="center"/>
-            </w:pPr>
             <w:r>
               <w:t>S4</w:t>
             </w:r>
@@ -14787,14 +14062,8 @@
             </w:tcBorders>
           </w:tcPr>
           <w:p>
-            <w:pPr>
-              <w:pStyle w:val="Normal1"/>
-              <w:widowControl/>
-              <w:spacing w:before="0" w:line="480" w:lineRule="auto"/>
-              <w:jc w:val="center"/>
-            </w:pPr>
-            <w:r>
-              <w:t>PantryConstrained</w:t>
+            <w:r>
+              <w:t>Pantry-aware and No Beef</w:t>
             </w:r>
           </w:p>
         </w:tc>
@@ -14809,14 +14078,8 @@
             </w:tcBorders>
           </w:tcPr>
           <w:p>
-            <w:pPr>
-              <w:pStyle w:val="Normal1"/>
-              <w:widowControl/>
-              <w:spacing w:before="0" w:line="480" w:lineRule="auto"/>
-              <w:jc w:val="center"/>
-            </w:pPr>
-            <w:r>
-              <w:t>0.2898</w:t>
+            <w:r>
+              <w:t>0.29 s</w:t>
             </w:r>
           </w:p>
         </w:tc>
@@ -14831,14 +14094,8 @@
             </w:tcBorders>
           </w:tcPr>
           <w:p>
-            <w:pPr>
-              <w:pStyle w:val="Normal1"/>
-              <w:widowControl/>
-              <w:spacing w:before="0" w:line="480" w:lineRule="auto"/>
-              <w:jc w:val="center"/>
-            </w:pPr>
-            <w:r>
-              <w:t>2.4698</w:t>
+            <w:r>
+              <w:t>2.47 s</w:t>
             </w:r>
           </w:p>
         </w:tc>
@@ -14853,14 +14110,8 @@
             </w:tcBorders>
           </w:tcPr>
           <w:p>
-            <w:pPr>
-              <w:pStyle w:val="Normal1"/>
-              <w:widowControl/>
-              <w:spacing w:before="0" w:line="480" w:lineRule="auto"/>
-              <w:jc w:val="center"/>
-            </w:pPr>
-            <w:r>
-              <w:t>100.00%</w:t>
+            <w:r>
+              <w:t>Both completed</w:t>
             </w:r>
           </w:p>
         </w:tc>
@@ -14875,14 +14126,8 @@
             </w:tcBorders>
           </w:tcPr>
           <w:p>
-            <w:pPr>
-              <w:pStyle w:val="Normal1"/>
-              <w:widowControl/>
-              <w:spacing w:before="0" w:line="480" w:lineRule="auto"/>
-              <w:jc w:val="center"/>
-            </w:pPr>
-            <w:r>
-              <w:t>100.00%</w:t>
+            <w:r>
+              <w:t>Baseline 0.00; PCOSina 3.00</w:t>
             </w:r>
           </w:p>
         </w:tc>
@@ -14897,349 +14142,8 @@
             </w:tcBorders>
           </w:tcPr>
           <w:p>
-            <w:pPr>
-              <w:pStyle w:val="Normal1"/>
-              <w:widowControl/>
-              <w:spacing w:before="0" w:line="480" w:lineRule="auto"/>
-              <w:jc w:val="center"/>
-            </w:pPr>
-            <w:r>
-              <w:t>n/a</w:t>
-            </w:r>
-          </w:p>
-        </w:tc>
-        <w:tc>
-          <w:tcPr>
-            <w:tcW w:w="831" w:type="dxa"/>
-            <w:tcBorders>
-              <w:top w:val="single" w:sz="8" w:space="0" w:color="000000"/>
-              <w:left w:val="single" w:sz="8" w:space="0" w:color="000000"/>
-              <w:bottom w:val="single" w:sz="8" w:space="0" w:color="000000"/>
-              <w:right w:val="single" w:sz="8" w:space="0" w:color="000000"/>
-            </w:tcBorders>
-          </w:tcPr>
-          <w:p>
-            <w:pPr>
-              <w:pStyle w:val="Normal1"/>
-              <w:widowControl/>
-              <w:spacing w:before="0" w:line="480" w:lineRule="auto"/>
-              <w:jc w:val="center"/>
-            </w:pPr>
-            <w:r>
-              <w:t>n/a</w:t>
-            </w:r>
-          </w:p>
-        </w:tc>
-        <w:tc>
-          <w:tcPr>
-            <w:tcW w:w="831" w:type="dxa"/>
-            <w:tcBorders>
-              <w:top w:val="single" w:sz="8" w:space="0" w:color="000000"/>
-              <w:left w:val="single" w:sz="8" w:space="0" w:color="000000"/>
-              <w:bottom w:val="single" w:sz="8" w:space="0" w:color="000000"/>
-              <w:right w:val="single" w:sz="8" w:space="0" w:color="000000"/>
-            </w:tcBorders>
-          </w:tcPr>
-          <w:p>
-            <w:pPr>
-              <w:pStyle w:val="Normal1"/>
-              <w:widowControl/>
-              <w:spacing w:before="0" w:line="480" w:lineRule="auto"/>
-              <w:jc w:val="center"/>
-            </w:pPr>
-            <w:r>
-              <w:t>0.00</w:t>
-            </w:r>
-          </w:p>
-        </w:tc>
-        <w:tc>
-          <w:tcPr>
-            <w:tcW w:w="831" w:type="dxa"/>
-            <w:tcBorders>
-              <w:top w:val="single" w:sz="8" w:space="0" w:color="000000"/>
-              <w:left w:val="single" w:sz="8" w:space="0" w:color="000000"/>
-              <w:bottom w:val="single" w:sz="8" w:space="0" w:color="000000"/>
-              <w:right w:val="single" w:sz="8" w:space="0" w:color="000000"/>
-            </w:tcBorders>
-          </w:tcPr>
-          <w:p>
-            <w:pPr>
-              <w:pStyle w:val="Normal1"/>
-              <w:widowControl/>
-              <w:spacing w:before="0" w:line="480" w:lineRule="auto"/>
-              <w:jc w:val="center"/>
-            </w:pPr>
-            <w:r>
-              <w:t>3.00</w:t>
-            </w:r>
-          </w:p>
-        </w:tc>
-        <w:tc>
-          <w:tcPr>
-            <w:tcW w:w="831" w:type="dxa"/>
-            <w:tcBorders>
-              <w:top w:val="single" w:sz="8" w:space="0" w:color="000000"/>
-              <w:left w:val="single" w:sz="8" w:space="0" w:color="000000"/>
-              <w:bottom w:val="single" w:sz="8" w:space="0" w:color="000000"/>
-              <w:right w:val="single" w:sz="8" w:space="0" w:color="000000"/>
-            </w:tcBorders>
-          </w:tcPr>
-          <w:p>
-            <w:pPr>
-              <w:pStyle w:val="Normal1"/>
-              <w:widowControl/>
-              <w:spacing w:before="0" w:line="480" w:lineRule="auto"/>
-              <w:jc w:val="center"/>
-            </w:pPr>
-            <w:r>
-              <w:t>0.00%</w:t>
-            </w:r>
-          </w:p>
-        </w:tc>
-      </w:tr>
-      <w:tr>
-        <w:trPr>
-          <w:jc w:val="center"/>
-        </w:trPr>
-        <w:tc>
-          <w:tcPr>
-            <w:tcW w:w="831" w:type="dxa"/>
-            <w:tcBorders>
-              <w:top w:val="single" w:sz="8" w:space="0" w:color="000000"/>
-              <w:left w:val="single" w:sz="8" w:space="0" w:color="000000"/>
-              <w:bottom w:val="single" w:sz="8" w:space="0" w:color="000000"/>
-              <w:right w:val="single" w:sz="8" w:space="0" w:color="000000"/>
-            </w:tcBorders>
-          </w:tcPr>
-          <w:p>
-            <w:pPr>
-              <w:pStyle w:val="Normal1"/>
-              <w:widowControl/>
-              <w:spacing w:before="0" w:line="480" w:lineRule="auto"/>
-              <w:jc w:val="center"/>
-            </w:pPr>
-            <w:r>
-              <w:t>S5</w:t>
-            </w:r>
-          </w:p>
-        </w:tc>
-        <w:tc>
-          <w:tcPr>
-            <w:tcW w:w="831" w:type="dxa"/>
-            <w:tcBorders>
-              <w:top w:val="single" w:sz="8" w:space="0" w:color="000000"/>
-              <w:left w:val="single" w:sz="8" w:space="0" w:color="000000"/>
-              <w:bottom w:val="single" w:sz="8" w:space="0" w:color="000000"/>
-              <w:right w:val="single" w:sz="8" w:space="0" w:color="000000"/>
-            </w:tcBorders>
-          </w:tcPr>
-          <w:p>
-            <w:pPr>
-              <w:pStyle w:val="Normal1"/>
-              <w:widowControl/>
-              <w:spacing w:before="0" w:line="480" w:lineRule="auto"/>
-              <w:jc w:val="center"/>
-            </w:pPr>
-            <w:r>
-              <w:t>ResilienceProxy300</w:t>
-            </w:r>
-          </w:p>
-        </w:tc>
-        <w:tc>
-          <w:tcPr>
-            <w:tcW w:w="831" w:type="dxa"/>
-            <w:tcBorders>
-              <w:top w:val="single" w:sz="8" w:space="0" w:color="000000"/>
-              <w:left w:val="single" w:sz="8" w:space="0" w:color="000000"/>
-              <w:bottom w:val="single" w:sz="8" w:space="0" w:color="000000"/>
-              <w:right w:val="single" w:sz="8" w:space="0" w:color="000000"/>
-            </w:tcBorders>
-          </w:tcPr>
-          <w:p>
-            <w:pPr>
-              <w:pStyle w:val="Normal1"/>
-              <w:widowControl/>
-              <w:spacing w:before="0" w:line="480" w:lineRule="auto"/>
-              <w:jc w:val="center"/>
-            </w:pPr>
-            <w:r>
-              <w:t>6.9306</w:t>
-            </w:r>
-          </w:p>
-        </w:tc>
-        <w:tc>
-          <w:tcPr>
-            <w:tcW w:w="831" w:type="dxa"/>
-            <w:tcBorders>
-              <w:top w:val="single" w:sz="8" w:space="0" w:color="000000"/>
-              <w:left w:val="single" w:sz="8" w:space="0" w:color="000000"/>
-              <w:bottom w:val="single" w:sz="8" w:space="0" w:color="000000"/>
-              <w:right w:val="single" w:sz="8" w:space="0" w:color="000000"/>
-            </w:tcBorders>
-          </w:tcPr>
-          <w:p>
-            <w:pPr>
-              <w:pStyle w:val="Normal1"/>
-              <w:widowControl/>
-              <w:spacing w:before="0" w:line="480" w:lineRule="auto"/>
-              <w:jc w:val="center"/>
-            </w:pPr>
-            <w:r>
-              <w:t>2.2258</w:t>
-            </w:r>
-          </w:p>
-        </w:tc>
-        <w:tc>
-          <w:tcPr>
-            <w:tcW w:w="831" w:type="dxa"/>
-            <w:tcBorders>
-              <w:top w:val="single" w:sz="8" w:space="0" w:color="000000"/>
-              <w:left w:val="single" w:sz="8" w:space="0" w:color="000000"/>
-              <w:bottom w:val="single" w:sz="8" w:space="0" w:color="000000"/>
-              <w:right w:val="single" w:sz="8" w:space="0" w:color="000000"/>
-            </w:tcBorders>
-          </w:tcPr>
-          <w:p>
-            <w:pPr>
-              <w:pStyle w:val="Normal1"/>
-              <w:widowControl/>
-              <w:spacing w:before="0" w:line="480" w:lineRule="auto"/>
-              <w:jc w:val="center"/>
-            </w:pPr>
-            <w:r>
-              <w:t>100.00%</w:t>
-            </w:r>
-          </w:p>
-        </w:tc>
-        <w:tc>
-          <w:tcPr>
-            <w:tcW w:w="831" w:type="dxa"/>
-            <w:tcBorders>
-              <w:top w:val="single" w:sz="8" w:space="0" w:color="000000"/>
-              <w:left w:val="single" w:sz="8" w:space="0" w:color="000000"/>
-              <w:bottom w:val="single" w:sz="8" w:space="0" w:color="000000"/>
-              <w:right w:val="single" w:sz="8" w:space="0" w:color="000000"/>
-            </w:tcBorders>
-          </w:tcPr>
-          <w:p>
-            <w:pPr>
-              <w:pStyle w:val="Normal1"/>
-              <w:widowControl/>
-              <w:spacing w:before="0" w:line="480" w:lineRule="auto"/>
-              <w:jc w:val="center"/>
-            </w:pPr>
-            <w:r>
-              <w:t>100.00%</w:t>
-            </w:r>
-          </w:p>
-        </w:tc>
-        <w:tc>
-          <w:tcPr>
-            <w:tcW w:w="831" w:type="dxa"/>
-            <w:tcBorders>
-              <w:top w:val="single" w:sz="8" w:space="0" w:color="000000"/>
-              <w:left w:val="single" w:sz="8" w:space="0" w:color="000000"/>
-              <w:bottom w:val="single" w:sz="8" w:space="0" w:color="000000"/>
-              <w:right w:val="single" w:sz="8" w:space="0" w:color="000000"/>
-            </w:tcBorders>
-          </w:tcPr>
-          <w:p>
-            <w:pPr>
-              <w:pStyle w:val="Normal1"/>
-              <w:widowControl/>
-              <w:spacing w:before="0" w:line="480" w:lineRule="auto"/>
-              <w:jc w:val="center"/>
-            </w:pPr>
-            <w:r>
-              <w:t>n/a</w:t>
-            </w:r>
-          </w:p>
-        </w:tc>
-        <w:tc>
-          <w:tcPr>
-            <w:tcW w:w="831" w:type="dxa"/>
-            <w:tcBorders>
-              <w:top w:val="single" w:sz="8" w:space="0" w:color="000000"/>
-              <w:left w:val="single" w:sz="8" w:space="0" w:color="000000"/>
-              <w:bottom w:val="single" w:sz="8" w:space="0" w:color="000000"/>
-              <w:right w:val="single" w:sz="8" w:space="0" w:color="000000"/>
-            </w:tcBorders>
-          </w:tcPr>
-          <w:p>
-            <w:pPr>
-              <w:pStyle w:val="Normal1"/>
-              <w:widowControl/>
-              <w:spacing w:before="0" w:line="480" w:lineRule="auto"/>
-              <w:jc w:val="center"/>
-            </w:pPr>
-            <w:r>
-              <w:t>n/a</w:t>
-            </w:r>
-          </w:p>
-        </w:tc>
-        <w:tc>
-          <w:tcPr>
-            <w:tcW w:w="831" w:type="dxa"/>
-            <w:tcBorders>
-              <w:top w:val="single" w:sz="8" w:space="0" w:color="000000"/>
-              <w:left w:val="single" w:sz="8" w:space="0" w:color="000000"/>
-              <w:bottom w:val="single" w:sz="8" w:space="0" w:color="000000"/>
-              <w:right w:val="single" w:sz="8" w:space="0" w:color="000000"/>
-            </w:tcBorders>
-          </w:tcPr>
-          <w:p>
-            <w:pPr>
-              <w:pStyle w:val="Normal1"/>
-              <w:widowControl/>
-              <w:spacing w:before="0" w:line="480" w:lineRule="auto"/>
-              <w:jc w:val="center"/>
-            </w:pPr>
-            <w:r>
-              <w:t>n/a</w:t>
-            </w:r>
-          </w:p>
-        </w:tc>
-        <w:tc>
-          <w:tcPr>
-            <w:tcW w:w="831" w:type="dxa"/>
-            <w:tcBorders>
-              <w:top w:val="single" w:sz="8" w:space="0" w:color="000000"/>
-              <w:left w:val="single" w:sz="8" w:space="0" w:color="000000"/>
-              <w:bottom w:val="single" w:sz="8" w:space="0" w:color="000000"/>
-              <w:right w:val="single" w:sz="8" w:space="0" w:color="000000"/>
-            </w:tcBorders>
-          </w:tcPr>
-          <w:p>
-            <w:pPr>
-              <w:pStyle w:val="Normal1"/>
-              <w:widowControl/>
-              <w:spacing w:before="0" w:line="480" w:lineRule="auto"/>
-              <w:jc w:val="center"/>
-            </w:pPr>
-            <w:r>
-              <w:t>n/a</w:t>
-            </w:r>
-          </w:p>
-        </w:tc>
-        <w:tc>
-          <w:tcPr>
-            <w:tcW w:w="831" w:type="dxa"/>
-            <w:tcBorders>
-              <w:top w:val="single" w:sz="8" w:space="0" w:color="000000"/>
-              <w:left w:val="single" w:sz="8" w:space="0" w:color="000000"/>
-              <w:bottom w:val="single" w:sz="8" w:space="0" w:color="000000"/>
-              <w:right w:val="single" w:sz="8" w:space="0" w:color="000000"/>
-            </w:tcBorders>
-          </w:tcPr>
-          <w:p>
-            <w:pPr>
-              <w:pStyle w:val="Normal1"/>
-              <w:widowControl/>
-              <w:spacing w:before="0" w:line="480" w:lineRule="auto"/>
-              <w:jc w:val="center"/>
-            </w:pPr>
-            <w:r>
-              <w:t>0.00%</w:t>
+            <w:r>
+              <w:t>PCOSina considered pantry information while keeping weekly variety.</w:t>
             </w:r>
           </w:p>
         </w:tc>
@@ -15254,11 +14158,13 @@
           <w:cols w:space="708"/>
         </w:sectPr>
       </w:pPr>
+      <w:r/>
     </w:p>
     <w:p>
       <w:pPr>
         <w:pStyle w:val="Normal1"/>
       </w:pPr>
+      <w:r/>
     </w:p>
     <w:p>
       <w:pPr>
@@ -15275,7 +14181,7 @@
         </w:sectPr>
       </w:pPr>
       <w:r>
-        <w:t>The table above presents the performance metrics from running both architectures across five identical test scenarios (S1 to S5) evaluating variables like budget limits, diet restrictions, and processing loads. The data yields two core results: first, a variety trade-off occurs under normal conditions (S1–S4), where the baseline runs faster but scores a flat 0.00 for meal diversity due to repetitive greedy selections, whereas PCOSina trades additional processing time to evaluate the week globally and achieve non-repetitive variety scores between 3.00 and 3.19. Second, a stress-test reversal occurs in scenario S5, where the greedy baseline bottlenecks and its runtime increases significantly to 6.93 seconds, while PCOSina’s two-stage design maintains structural stability and completes execution in 2.22 seconds under the same heavy load.</w:t>
+        <w:t>Table 37 shows the baseline algorithm comparison set. In S1 to S4, the greedy planner finished faster because it made short slot-by-slot choices, but its variety score remained 0.00, showing repeated meal selections. PCOSina required more planning time in these cases but produced varied weekly plans with variety scores from 3.00 to 3.19 while maintaining zero hard-rule violations.</w:t>
       </w:r>
     </w:p>
     <w:p>
@@ -15286,6 +14192,7 @@
         <w:ind w:left="900" w:firstLine="720"/>
         <w:jc w:val="both"/>
       </w:pPr>
+      <w:r/>
     </w:p>
     <w:p>
       <w:pPr>
@@ -15297,14 +14204,8 @@
           <w:szCs w:val="24"/>
         </w:rPr>
       </w:pPr>
-      <w:bookmarkStart w:id="33" w:name="_ojf7fg12fjaa" w:colFirst="0" w:colLast="0"/>
-      <w:bookmarkEnd w:id="33"/>
       <w:r>
-        <w:rPr>
-          <w:sz w:val="24"/>
-          <w:szCs w:val="24"/>
-        </w:rPr>
-        <w:t>Table 37. Scenario-Level Nutritional Quality and Safety Comparison</w:t>
+        <w:t>Table 38. Baseline Algorithm Nutritional Quality and Safety Comparison</w:t>
       </w:r>
     </w:p>
     <w:p>
@@ -15314,6 +14215,7 @@
         <w:spacing w:before="0"/>
         <w:jc w:val="center"/>
       </w:pPr>
+      <w:r/>
     </w:p>
     <w:tbl>
       <w:tblPr>
@@ -15345,19 +14247,7 @@
             <w:shd w:val="clear" w:color="auto" w:fill="A4C2F4"/>
           </w:tcPr>
           <w:p>
-            <w:pPr>
-              <w:pStyle w:val="Normal1"/>
-              <w:widowControl/>
-              <w:spacing w:before="0"/>
-              <w:jc w:val="center"/>
-            </w:pPr>
-            <w:r>
-              <w:rPr>
-                <w:b/>
-                <w:bCs/>
-                <w:sz w:val="22"/>
-                <w:szCs w:val="22"/>
-              </w:rPr>
+            <w:r>
               <w:t>Scenario</w:t>
             </w:r>
           </w:p>
@@ -15374,20 +14264,8 @@
             <w:shd w:val="clear" w:color="auto" w:fill="A4C2F4"/>
           </w:tcPr>
           <w:p>
-            <w:pPr>
-              <w:pStyle w:val="Normal1"/>
-              <w:widowControl/>
-              <w:spacing w:before="0"/>
-              <w:jc w:val="center"/>
-            </w:pPr>
-            <w:r>
-              <w:rPr>
-                <w:b/>
-                <w:bCs/>
-                <w:sz w:val="22"/>
-                <w:szCs w:val="22"/>
-              </w:rPr>
-              <w:t>Calorie Dev Base</w:t>
+            <w:r>
+              <w:t>Baseline calorie gap</w:t>
             </w:r>
           </w:p>
         </w:tc>
@@ -15403,20 +14281,8 @@
             <w:shd w:val="clear" w:color="auto" w:fill="A4C2F4"/>
           </w:tcPr>
           <w:p>
-            <w:pPr>
-              <w:pStyle w:val="Normal1"/>
-              <w:widowControl/>
-              <w:spacing w:before="0"/>
-              <w:jc w:val="center"/>
-            </w:pPr>
-            <w:r>
-              <w:rPr>
-                <w:b/>
-                <w:bCs/>
-                <w:sz w:val="22"/>
-                <w:szCs w:val="22"/>
-              </w:rPr>
-              <w:t>Calorie Dev Proposed</w:t>
+            <w:r>
+              <w:t>PCOSina calorie gap</w:t>
             </w:r>
           </w:p>
         </w:tc>
@@ -15432,20 +14298,8 @@
             <w:shd w:val="clear" w:color="auto" w:fill="A4C2F4"/>
           </w:tcPr>
           <w:p>
-            <w:pPr>
-              <w:pStyle w:val="Normal1"/>
-              <w:widowControl/>
-              <w:spacing w:before="0"/>
-              <w:jc w:val="center"/>
-            </w:pPr>
-            <w:r>
-              <w:rPr>
-                <w:b/>
-                <w:bCs/>
-                <w:sz w:val="22"/>
-                <w:szCs w:val="22"/>
-              </w:rPr>
-              <w:t>Macro Dev Base</w:t>
+            <w:r>
+              <w:t>Baseline macro gap</w:t>
             </w:r>
           </w:p>
         </w:tc>
@@ -15461,20 +14315,8 @@
             <w:shd w:val="clear" w:color="auto" w:fill="A4C2F4"/>
           </w:tcPr>
           <w:p>
-            <w:pPr>
-              <w:pStyle w:val="Normal1"/>
-              <w:widowControl/>
-              <w:spacing w:before="0"/>
-              <w:jc w:val="center"/>
-            </w:pPr>
-            <w:r>
-              <w:rPr>
-                <w:b/>
-                <w:bCs/>
-                <w:sz w:val="22"/>
-                <w:szCs w:val="22"/>
-              </w:rPr>
-              <w:t>Macro Dev Proposed</w:t>
+            <w:r>
+              <w:t>PCOSina macro gap</w:t>
             </w:r>
           </w:p>
         </w:tc>
@@ -15490,20 +14332,8 @@
             <w:shd w:val="clear" w:color="auto" w:fill="A4C2F4"/>
           </w:tcPr>
           <w:p>
-            <w:pPr>
-              <w:pStyle w:val="Normal1"/>
-              <w:widowControl/>
-              <w:spacing w:before="0"/>
-              <w:jc w:val="center"/>
-            </w:pPr>
-            <w:r>
-              <w:rPr>
-                <w:b/>
-                <w:bCs/>
-                <w:sz w:val="22"/>
-                <w:szCs w:val="22"/>
-              </w:rPr>
-              <w:t>Hard Viol Base</w:t>
+            <w:r>
+              <w:t>Baseline hard-rule issues</w:t>
             </w:r>
           </w:p>
         </w:tc>
@@ -15519,20 +14349,8 @@
             <w:shd w:val="clear" w:color="auto" w:fill="A4C2F4"/>
           </w:tcPr>
           <w:p>
-            <w:pPr>
-              <w:pStyle w:val="Normal1"/>
-              <w:widowControl/>
-              <w:spacing w:before="0"/>
-              <w:jc w:val="center"/>
-            </w:pPr>
-            <w:r>
-              <w:rPr>
-                <w:b/>
-                <w:bCs/>
-                <w:sz w:val="22"/>
-                <w:szCs w:val="22"/>
-              </w:rPr>
-              <w:t>Hard Viol Proposed</w:t>
+            <w:r>
+              <w:t>PCOSina hard-rule issues</w:t>
             </w:r>
           </w:p>
         </w:tc>
@@ -15575,18 +14393,8 @@
             </w:tcBorders>
           </w:tcPr>
           <w:p>
-            <w:pPr>
-              <w:pStyle w:val="Normal1"/>
-              <w:widowControl/>
-              <w:spacing w:before="0"/>
-              <w:jc w:val="center"/>
-            </w:pPr>
-            <w:r>
-              <w:rPr>
-                <w:sz w:val="22"/>
-                <w:szCs w:val="22"/>
-              </w:rPr>
-              <w:t>531.57</w:t>
+            <w:r>
+              <w:t>531.57 kcal</w:t>
             </w:r>
           </w:p>
         </w:tc>
@@ -15601,18 +14409,8 @@
             </w:tcBorders>
           </w:tcPr>
           <w:p>
-            <w:pPr>
-              <w:pStyle w:val="Normal1"/>
-              <w:widowControl/>
-              <w:spacing w:before="0"/>
-              <w:jc w:val="center"/>
-            </w:pPr>
-            <w:r>
-              <w:rPr>
-                <w:sz w:val="22"/>
-                <w:szCs w:val="22"/>
-              </w:rPr>
-              <w:t>530.14</w:t>
+            <w:r>
+              <w:t>530.14 kcal</w:t>
             </w:r>
           </w:p>
         </w:tc>
@@ -15627,18 +14425,8 @@
             </w:tcBorders>
           </w:tcPr>
           <w:p>
-            <w:pPr>
-              <w:pStyle w:val="Normal1"/>
-              <w:widowControl/>
-              <w:spacing w:before="0"/>
-              <w:jc w:val="center"/>
-            </w:pPr>
-            <w:r>
-              <w:rPr>
-                <w:sz w:val="22"/>
-                <w:szCs w:val="22"/>
-              </w:rPr>
-              <w:t>33.27</w:t>
+            <w:r>
+              <w:t>33.27%</w:t>
             </w:r>
           </w:p>
         </w:tc>
@@ -15653,18 +14441,8 @@
             </w:tcBorders>
           </w:tcPr>
           <w:p>
-            <w:pPr>
-              <w:pStyle w:val="Normal1"/>
-              <w:widowControl/>
-              <w:spacing w:before="0"/>
-              <w:jc w:val="center"/>
-            </w:pPr>
-            <w:r>
-              <w:rPr>
-                <w:sz w:val="22"/>
-                <w:szCs w:val="22"/>
-              </w:rPr>
-              <w:t>33.10</w:t>
+            <w:r>
+              <w:t>33.10%</w:t>
             </w:r>
           </w:p>
         </w:tc>
@@ -15759,18 +14537,8 @@
             </w:tcBorders>
           </w:tcPr>
           <w:p>
-            <w:pPr>
-              <w:pStyle w:val="Normal1"/>
-              <w:widowControl/>
-              <w:spacing w:before="0"/>
-              <w:jc w:val="center"/>
-            </w:pPr>
-            <w:r>
-              <w:rPr>
-                <w:sz w:val="22"/>
-                <w:szCs w:val="22"/>
-              </w:rPr>
-              <w:t>540.43</w:t>
+            <w:r>
+              <w:t>540.43 kcal</w:t>
             </w:r>
           </w:p>
         </w:tc>
@@ -15785,18 +14553,8 @@
             </w:tcBorders>
           </w:tcPr>
           <w:p>
-            <w:pPr>
-              <w:pStyle w:val="Normal1"/>
-              <w:widowControl/>
-              <w:spacing w:before="0"/>
-              <w:jc w:val="center"/>
-            </w:pPr>
-            <w:r>
-              <w:rPr>
-                <w:sz w:val="22"/>
-                <w:szCs w:val="22"/>
-              </w:rPr>
-              <w:t>539.00</w:t>
+            <w:r>
+              <w:t>539.00 kcal</w:t>
             </w:r>
           </w:p>
         </w:tc>
@@ -15811,18 +14569,8 @@
             </w:tcBorders>
           </w:tcPr>
           <w:p>
-            <w:pPr>
-              <w:pStyle w:val="Normal1"/>
-              <w:widowControl/>
-              <w:spacing w:before="0"/>
-              <w:jc w:val="center"/>
-            </w:pPr>
-            <w:r>
-              <w:rPr>
-                <w:sz w:val="22"/>
-                <w:szCs w:val="22"/>
-              </w:rPr>
-              <w:t>33.27</w:t>
+            <w:r>
+              <w:t>33.27%</w:t>
             </w:r>
           </w:p>
         </w:tc>
@@ -15837,18 +14585,8 @@
             </w:tcBorders>
           </w:tcPr>
           <w:p>
-            <w:pPr>
-              <w:pStyle w:val="Normal1"/>
-              <w:widowControl/>
-              <w:spacing w:before="0"/>
-              <w:jc w:val="center"/>
-            </w:pPr>
-            <w:r>
-              <w:rPr>
-                <w:sz w:val="22"/>
-                <w:szCs w:val="22"/>
-              </w:rPr>
-              <w:t>33.02</w:t>
+            <w:r>
+              <w:t>33.02%</w:t>
             </w:r>
           </w:p>
         </w:tc>
@@ -15943,18 +14681,8 @@
             </w:tcBorders>
           </w:tcPr>
           <w:p>
-            <w:pPr>
-              <w:pStyle w:val="Normal1"/>
-              <w:widowControl/>
-              <w:spacing w:before="0"/>
-              <w:jc w:val="center"/>
-            </w:pPr>
-            <w:r>
-              <w:rPr>
-                <w:sz w:val="22"/>
-                <w:szCs w:val="22"/>
-              </w:rPr>
-              <w:t>605.43</w:t>
+            <w:r>
+              <w:t>605.43 kcal</w:t>
             </w:r>
           </w:p>
         </w:tc>
@@ -15969,18 +14697,8 @@
             </w:tcBorders>
           </w:tcPr>
           <w:p>
-            <w:pPr>
-              <w:pStyle w:val="Normal1"/>
-              <w:widowControl/>
-              <w:spacing w:before="0"/>
-              <w:jc w:val="center"/>
-            </w:pPr>
-            <w:r>
-              <w:rPr>
-                <w:sz w:val="22"/>
-                <w:szCs w:val="22"/>
-              </w:rPr>
-              <w:t>601.86</w:t>
+            <w:r>
+              <w:t>601.86 kcal</w:t>
             </w:r>
           </w:p>
         </w:tc>
@@ -15995,18 +14713,8 @@
             </w:tcBorders>
           </w:tcPr>
           <w:p>
-            <w:pPr>
-              <w:pStyle w:val="Normal1"/>
-              <w:widowControl/>
-              <w:spacing w:before="0"/>
-              <w:jc w:val="center"/>
-            </w:pPr>
-            <w:r>
-              <w:rPr>
-                <w:sz w:val="22"/>
-                <w:szCs w:val="22"/>
-              </w:rPr>
-              <w:t>36.31</w:t>
+            <w:r>
+              <w:t>36.31%</w:t>
             </w:r>
           </w:p>
         </w:tc>
@@ -16021,18 +14729,8 @@
             </w:tcBorders>
           </w:tcPr>
           <w:p>
-            <w:pPr>
-              <w:pStyle w:val="Normal1"/>
-              <w:widowControl/>
-              <w:spacing w:before="0"/>
-              <w:jc w:val="center"/>
-            </w:pPr>
-            <w:r>
-              <w:rPr>
-                <w:sz w:val="22"/>
-                <w:szCs w:val="22"/>
-              </w:rPr>
-              <w:t>36.28</w:t>
+            <w:r>
+              <w:t>36.28%</w:t>
             </w:r>
           </w:p>
         </w:tc>
@@ -16127,18 +14825,8 @@
             </w:tcBorders>
           </w:tcPr>
           <w:p>
-            <w:pPr>
-              <w:pStyle w:val="Normal1"/>
-              <w:widowControl/>
-              <w:spacing w:before="0"/>
-              <w:jc w:val="center"/>
-            </w:pPr>
-            <w:r>
-              <w:rPr>
-                <w:sz w:val="22"/>
-                <w:szCs w:val="22"/>
-              </w:rPr>
-              <w:t>565.71</w:t>
+            <w:r>
+              <w:t>565.71 kcal</w:t>
             </w:r>
           </w:p>
         </w:tc>
@@ -16153,18 +14841,8 @@
             </w:tcBorders>
           </w:tcPr>
           <w:p>
-            <w:pPr>
-              <w:pStyle w:val="Normal1"/>
-              <w:widowControl/>
-              <w:spacing w:before="0"/>
-              <w:jc w:val="center"/>
-            </w:pPr>
-            <w:r>
-              <w:rPr>
-                <w:sz w:val="22"/>
-                <w:szCs w:val="22"/>
-              </w:rPr>
-              <w:t>557.14</w:t>
+            <w:r>
+              <w:t>557.14 kcal</w:t>
             </w:r>
           </w:p>
         </w:tc>
@@ -16179,18 +14857,8 @@
             </w:tcBorders>
           </w:tcPr>
           <w:p>
-            <w:pPr>
-              <w:pStyle w:val="Normal1"/>
-              <w:widowControl/>
-              <w:spacing w:before="0"/>
-              <w:jc w:val="center"/>
-            </w:pPr>
-            <w:r>
-              <w:rPr>
-                <w:sz w:val="22"/>
-                <w:szCs w:val="22"/>
-              </w:rPr>
-              <w:t>33.97</w:t>
+            <w:r>
+              <w:t>33.97%</w:t>
             </w:r>
           </w:p>
         </w:tc>
@@ -16205,18 +14873,8 @@
             </w:tcBorders>
           </w:tcPr>
           <w:p>
-            <w:pPr>
-              <w:pStyle w:val="Normal1"/>
-              <w:widowControl/>
-              <w:spacing w:before="0"/>
-              <w:jc w:val="center"/>
-            </w:pPr>
-            <w:r>
-              <w:rPr>
-                <w:sz w:val="22"/>
-                <w:szCs w:val="22"/>
-              </w:rPr>
-              <w:t>33.10</w:t>
+            <w:r>
+              <w:t>33.10%</w:t>
             </w:r>
           </w:p>
         </w:tc>
@@ -16281,6 +14939,7 @@
         <w:spacing w:before="0"/>
         <w:jc w:val="both"/>
       </w:pPr>
+      <w:r/>
     </w:p>
     <w:p>
       <w:pPr>
@@ -16296,7 +14955,7 @@
         </w:sectPr>
       </w:pPr>
       <w:r>
-        <w:t>The table above compares how well both systems handle nutrition and safety across the first four scenarios. The data shows that PCOSina is more accurate because it looks at the whole week at once, allowing it to get much closer to the exact calorie and macronutrient targets than the baseline. Additionally, while both systems successfully scored zero hard violations, the baseline only stays safe by repeating the exact same meals over and over. In contrast, PCOSina keeps the plans completely safe while still delivering better nutritional accuracy and a variety of different food choices.</w:t>
+        <w:t>Table 38 compares nutrition and safety results for S1 to S4 in the baseline algorithm comparison set. PCOSina produced slightly lower calorie and macronutrient gaps than the greedy planner in all four scenarios. Both approaches recorded zero hard-rule violations in this comparison, but the greedy planner achieved this by repeating selections, while PCOSina maintained safety with more varied weekly plans.</w:t>
       </w:r>
     </w:p>
     <w:p>
@@ -16307,27 +14966,41 @@
         <w:ind w:firstLine="720"/>
         <w:jc w:val="center"/>
       </w:pPr>
+      <w:r/>
+    </w:p>
+    <w:p>
+      <w:pPr>
+        <w:pStyle w:val="Heading4"/>
+        <w:widowControl/>
+        <w:spacing w:before="0" w:after="0" w:line="360" w:lineRule="auto"/>
+        <w:ind w:left="720"/>
+        <w:jc w:val="center"/>
+      </w:pPr>
       <w:r>
-        <w:rPr>
-          <w:noProof/>
-        </w:rPr>
-        <w:lastRenderedPageBreak/>
+        <w:t>Figure 19. Scenario-Level Runtime and Nutrition Comparison</w:t>
+      </w:r>
+    </w:p>
+    <w:p>
+      <w:pPr>
+        <w:jc w:val="center"/>
+      </w:pPr>
+      <w:r>
         <w:drawing>
-          <wp:inline distT="0" distB="0" distL="0" distR="0" wp14:anchorId="0684AA36" wp14:editId="2A829304">
-            <wp:extent cx="5305425" cy="1436656"/>
-            <wp:effectExtent l="0" t="0" r="0" b="0"/>
-            <wp:docPr id="18" name="image15.png"/>
-            <wp:cNvGraphicFramePr/>
-            <a:graphic xmlns:a="http://schemas.openxmlformats.org/drawingml/2006/main">
+          <wp:inline xmlns:a="http://schemas.openxmlformats.org/drawingml/2006/main" xmlns:pic="http://schemas.openxmlformats.org/drawingml/2006/picture">
+            <wp:extent cx="5715000" cy="3333750"/>
+            <wp:docPr id="2" name="Picture 2"/>
+            <wp:cNvGraphicFramePr>
+              <a:graphicFrameLocks noChangeAspect="1"/>
+            </wp:cNvGraphicFramePr>
+            <a:graphic>
               <a:graphicData uri="http://schemas.openxmlformats.org/drawingml/2006/picture">
-                <pic:pic xmlns:pic="http://schemas.openxmlformats.org/drawingml/2006/picture">
+                <pic:pic>
                   <pic:nvPicPr>
-                    <pic:cNvPr id="18" name="image15.png"/>
+                    <pic:cNvPr id="0" name="image.png"/>
                     <pic:cNvPicPr/>
                   </pic:nvPicPr>
                   <pic:blipFill>
-                    <a:blip r:embed="rId6"/>
-                    <a:srcRect t="50221"/>
+                    <a:blip r:embed="rId10"/>
                     <a:stretch>
                       <a:fillRect/>
                     </a:stretch>
@@ -16335,11 +15008,9 @@
                   <pic:spPr>
                     <a:xfrm>
                       <a:off x="0" y="0"/>
-                      <a:ext cx="5305425" cy="1436656"/>
+                      <a:ext cx="5715000" cy="3333750"/>
                     </a:xfrm>
-                    <a:prstGeom prst="rect">
-                      <a:avLst/>
-                    </a:prstGeom>
+                    <a:prstGeom prst="rect"/>
                   </pic:spPr>
                 </pic:pic>
               </a:graphicData>
@@ -16350,25 +15021,12 @@
     </w:p>
     <w:p>
       <w:pPr>
-        <w:pStyle w:val="Heading4"/>
-        <w:widowControl/>
-        <w:spacing w:before="0" w:after="0" w:line="360" w:lineRule="auto"/>
-        <w:ind w:left="720"/>
-        <w:jc w:val="center"/>
-      </w:pPr>
-      <w:bookmarkStart w:id="34" w:name="_vidi3j8gnrhg" w:colFirst="0" w:colLast="0"/>
-      <w:bookmarkEnd w:id="34"/>
-      <w:r>
-        <w:t>Figure 19. Benchmark Evaluation of System Fallback Mechanisms</w:t>
-      </w:r>
-    </w:p>
-    <w:p>
-      <w:pPr>
         <w:pStyle w:val="Normal1"/>
         <w:widowControl/>
         <w:spacing w:before="0" w:line="480" w:lineRule="auto"/>
         <w:ind w:firstLine="720"/>
       </w:pPr>
+      <w:r/>
     </w:p>
     <w:p>
       <w:pPr>
@@ -16379,7 +15037,7 @@
         <w:jc w:val="both"/>
       </w:pPr>
       <w:r>
-        <w:t>The figure above shows the calorie deviation chart, which measures how close each system gets to the exact target calories. In all four test cases, the green bars (PCOSina) are shorter than the orange bars (baseline), meaning the proposed system has smaller error margins. For example, in scenario S4, the baseline misses the target by 566 kcal, while PCOSina reduces that error to 557 kcal. This proves that the proposed system is more accurate and consistently does a better job of hitting precise nutritional targets.</w:t>
+        <w:t>Figure 19 summarizes the same baseline algorithm comparison set visually. The chart shows that the greedy planner is faster in simple cases because it chooses meals slot by slot. PCOSina takes longer in those cases because it evaluates the weekly plan as a whole, but it produces better variety and slightly lower calorie deviation across S1 to S4. The final optimized runtime of the current planner is reported separately in Figure 18 and Table 45.</w:t>
       </w:r>
     </w:p>
     <w:p>
@@ -16390,6 +15048,7 @@
         <w:ind w:left="1080" w:firstLine="720"/>
         <w:jc w:val="both"/>
       </w:pPr>
+      <w:r/>
     </w:p>
     <w:p>
       <w:pPr>
@@ -16400,7 +15059,7 @@
         <w:jc w:val="both"/>
       </w:pPr>
       <w:r>
-        <w:t xml:space="preserve">These results justify the choice of algorithm used for PCOSina. While the greedy baseline runs faster under standard conditions, it only achieves its speed by sacrificing meal variety and nutritional accuracy. In contrast, the proposed two-stage MILP optimizer intentionally uses more processing time to evaluate the entire week globally, ensuring the generated plans are diverse, safe, and significantly closer to exact nutritional targets. Furthermore, when tested under heavy processing loads, the two-stage MILP proves to be far more stable and resilient than the baseline. </w:t>
+        <w:t>These results support the choice of the PCOSina planning approach. The greedy planner is useful as a speed baseline, but it tends to sacrifice weekly balance and meal variety. PCOSina evaluates the whole week as one planning problem, preserves hard constraints, and produces more balanced schedules. The final optimization pass further showed that this safer planning approach can still run within sub-second local benchmark conditions.</w:t>
       </w:r>
     </w:p>
     <w:p>
@@ -16411,6 +15070,7 @@
         <w:ind w:left="1080" w:firstLine="720"/>
         <w:jc w:val="both"/>
       </w:pPr>
+      <w:r/>
     </w:p>
     <w:p>
       <w:pPr>
@@ -16428,8 +15088,6 @@
           <w:cols w:space="708"/>
         </w:sectPr>
       </w:pPr>
-      <w:bookmarkStart w:id="35" w:name="_ik2eee4swe0b" w:colFirst="0" w:colLast="0"/>
-      <w:bookmarkEnd w:id="35"/>
       <w:r>
         <w:t>Functional Testing Results</w:t>
       </w:r>
@@ -16443,8 +15101,7 @@
         <w:jc w:val="both"/>
       </w:pPr>
       <w:r>
-        <w:lastRenderedPageBreak/>
-        <w:t>The functional test plan consisted of 34 validation cases covering health computations, safety filtering, planner constraints, planner contracts, output generation, failure handling, offline-first reliability, input validation, and API/schema behavior. The complete test matrix is placed in the appendix, while the table below summarizes the results by category.</w:t>
+        <w:t>The functional test plan consisted of 34 validation cases covering health computations, safety filtering, planner constraints, planner contracts, output generation, failure handling, offline-first reliability, input validation, and API/schema behavior. The complete test matrix is placed in Appendix C, while the table below summarizes the results by category and indicates the pass/fail outcome for each area.</w:t>
       </w:r>
     </w:p>
     <w:p>
@@ -16455,6 +15112,7 @@
         <w:ind w:left="900" w:firstLine="720"/>
         <w:jc w:val="both"/>
       </w:pPr>
+      <w:r/>
     </w:p>
     <w:p>
       <w:pPr>
@@ -16467,20 +15125,15 @@
           <w:szCs w:val="24"/>
         </w:rPr>
       </w:pPr>
-      <w:bookmarkStart w:id="36" w:name="_qvbfzfec0yy8" w:colFirst="0" w:colLast="0"/>
-      <w:bookmarkEnd w:id="36"/>
       <w:r>
-        <w:rPr>
-          <w:sz w:val="24"/>
-          <w:szCs w:val="24"/>
-        </w:rPr>
-        <w:t>Table 38. Summary of Functional Testing Results</w:t>
+        <w:t>Table 39. Summary of Functional Testing Results</w:t>
       </w:r>
     </w:p>
     <w:p>
       <w:pPr>
         <w:pStyle w:val="Normal1"/>
       </w:pPr>
+      <w:r/>
     </w:p>
     <w:tbl>
       <w:tblPr>
@@ -16503,6 +15156,7 @@
         <w:gridCol w:w="2286"/>
         <w:gridCol w:w="2286"/>
         <w:gridCol w:w="2286"/>
+        <w:gridCol w:w="1440"/>
       </w:tblGrid>
       <w:tr>
         <w:tc>
@@ -16517,27 +15171,7 @@
             </w:tcMar>
           </w:tcPr>
           <w:p>
-            <w:pPr>
-              <w:pStyle w:val="Normal1"/>
-              <w:pBdr>
-                <w:top w:val="nil"/>
-                <w:left w:val="nil"/>
-                <w:bottom w:val="nil"/>
-                <w:right w:val="nil"/>
-                <w:between w:val="nil"/>
-              </w:pBdr>
-              <w:spacing w:before="0"/>
-              <w:jc w:val="center"/>
-              <w:rPr>
-                <w:b/>
-                <w:bCs/>
-              </w:rPr>
-            </w:pPr>
-            <w:r>
-              <w:rPr>
-                <w:b/>
-                <w:bCs/>
-              </w:rPr>
+            <w:r>
               <w:t>Test Category</w:t>
             </w:r>
           </w:p>
@@ -16554,27 +15188,7 @@
             </w:tcMar>
           </w:tcPr>
           <w:p>
-            <w:pPr>
-              <w:pStyle w:val="Normal1"/>
-              <w:pBdr>
-                <w:top w:val="nil"/>
-                <w:left w:val="nil"/>
-                <w:bottom w:val="nil"/>
-                <w:right w:val="nil"/>
-                <w:between w:val="nil"/>
-              </w:pBdr>
-              <w:spacing w:before="0"/>
-              <w:jc w:val="center"/>
-              <w:rPr>
-                <w:b/>
-                <w:bCs/>
-              </w:rPr>
-            </w:pPr>
-            <w:r>
-              <w:rPr>
-                <w:b/>
-                <w:bCs/>
-              </w:rPr>
+            <w:r>
               <w:t>Feature Tested</w:t>
             </w:r>
           </w:p>
@@ -16591,28 +15205,8 @@
             </w:tcMar>
           </w:tcPr>
           <w:p>
-            <w:pPr>
-              <w:pStyle w:val="Normal1"/>
-              <w:pBdr>
-                <w:top w:val="nil"/>
-                <w:left w:val="nil"/>
-                <w:bottom w:val="nil"/>
-                <w:right w:val="nil"/>
-                <w:between w:val="nil"/>
-              </w:pBdr>
-              <w:spacing w:before="0"/>
-              <w:jc w:val="center"/>
-              <w:rPr>
-                <w:b/>
-                <w:bCs/>
-              </w:rPr>
-            </w:pPr>
-            <w:r>
-              <w:rPr>
-                <w:b/>
-                <w:bCs/>
-              </w:rPr>
-              <w:t>Result</w:t>
+            <w:r>
+              <w:t>Pass/Fail</w:t>
             </w:r>
           </w:p>
         </w:tc>
@@ -16628,27 +15222,17 @@
             </w:tcMar>
           </w:tcPr>
           <w:p>
-            <w:pPr>
-              <w:pStyle w:val="Normal1"/>
-              <w:pBdr>
-                <w:top w:val="nil"/>
-                <w:left w:val="nil"/>
-                <w:bottom w:val="nil"/>
-                <w:right w:val="nil"/>
-                <w:between w:val="nil"/>
-              </w:pBdr>
-              <w:spacing w:before="0"/>
-              <w:jc w:val="center"/>
-              <w:rPr>
-                <w:b/>
-                <w:bCs/>
-              </w:rPr>
-            </w:pPr>
-            <w:r>
-              <w:rPr>
-                <w:b/>
-                <w:bCs/>
-              </w:rPr>
+            <w:r>
+              <w:t>Result</w:t>
+            </w:r>
+          </w:p>
+        </w:tc>
+        <w:tc>
+          <w:tcPr>
+            <w:tcW w:type="dxa" w:w="1440"/>
+          </w:tcPr>
+          <w:p>
+            <w:r>
               <w:t>Interpretation</w:t>
             </w:r>
           </w:p>
@@ -16660,11 +15244,6 @@
             <w:tcW w:w="2286" w:type="dxa"/>
           </w:tcPr>
           <w:p>
-            <w:pPr>
-              <w:pStyle w:val="Normal1"/>
-              <w:widowControl/>
-              <w:spacing w:before="0" w:line="480" w:lineRule="auto"/>
-            </w:pPr>
             <w:r>
               <w:t>Health computation</w:t>
             </w:r>
@@ -16675,11 +15254,6 @@
             <w:tcW w:w="2286" w:type="dxa"/>
           </w:tcPr>
           <w:p>
-            <w:pPr>
-              <w:pStyle w:val="Normal1"/>
-              <w:widowControl/>
-              <w:spacing w:before="0" w:line="480" w:lineRule="auto"/>
-            </w:pPr>
             <w:r>
               <w:t>BMI, BMR, TDEE, calorie target, and macro target checks</w:t>
             </w:r>
@@ -16690,13 +15264,8 @@
             <w:tcW w:w="2286" w:type="dxa"/>
           </w:tcPr>
           <w:p>
-            <w:pPr>
-              <w:pStyle w:val="Normal1"/>
-              <w:widowControl/>
-              <w:spacing w:before="0" w:line="480" w:lineRule="auto"/>
-            </w:pPr>
-            <w:r>
-              <w:t>Computation cases were validated through unit or manual checks.</w:t>
+            <w:r>
+              <w:t>Pass</w:t>
             </w:r>
           </w:p>
         </w:tc>
@@ -16705,13 +15274,18 @@
             <w:tcW w:w="2286" w:type="dxa"/>
           </w:tcPr>
           <w:p>
-            <w:pPr>
-              <w:pStyle w:val="Normal1"/>
-              <w:widowControl/>
-              <w:spacing w:before="0" w:line="480" w:lineRule="auto"/>
-            </w:pPr>
-            <w:r>
-              <w:t>Numerical outputs were verifiable against defined formulas, with rounding differences documented where applicable.</w:t>
+            <w:r>
+              <w:t>Unit and manual checks confirmed the expected computation paths.</w:t>
+            </w:r>
+          </w:p>
+        </w:tc>
+        <w:tc>
+          <w:tcPr>
+            <w:tcW w:type="dxa" w:w="1440"/>
+          </w:tcPr>
+          <w:p>
+            <w:r>
+              <w:t>Numerical outputs were traceable to the defined formulas, with acceptable rounding differences documented where applicable.</w:t>
             </w:r>
           </w:p>
         </w:tc>
@@ -16722,11 +15296,6 @@
             <w:tcW w:w="2286" w:type="dxa"/>
           </w:tcPr>
           <w:p>
-            <w:pPr>
-              <w:pStyle w:val="Normal1"/>
-              <w:widowControl/>
-              <w:spacing w:before="0" w:line="480" w:lineRule="auto"/>
-            </w:pPr>
             <w:r>
               <w:t>Safety filtering</w:t>
             </w:r>
@@ -16737,13 +15306,8 @@
             <w:tcW w:w="2286" w:type="dxa"/>
           </w:tcPr>
           <w:p>
-            <w:pPr>
-              <w:pStyle w:val="Normal1"/>
-              <w:widowControl/>
-              <w:spacing w:before="0" w:line="480" w:lineRule="auto"/>
-            </w:pPr>
-            <w:r>
-              <w:t>Allergy and dietary restriction exclusion</w:t>
+            <w:r>
+              <w:t>Allergy and dietary restriction exclusion, including custom ingredient allergies such as chicken</w:t>
             </w:r>
           </w:p>
         </w:tc>
@@ -16752,13 +15316,8 @@
             <w:tcW w:w="2286" w:type="dxa"/>
           </w:tcPr>
           <w:p>
-            <w:pPr>
-              <w:pStyle w:val="Normal1"/>
-              <w:widowControl/>
-              <w:spacing w:before="0" w:line="480" w:lineRule="auto"/>
-            </w:pPr>
-            <w:r>
-              <w:t>Allergen and restriction behavior was tested.</w:t>
+            <w:r>
+              <w:t>Pass</w:t>
             </w:r>
           </w:p>
         </w:tc>
@@ -16767,13 +15326,18 @@
             <w:tcW w:w="2286" w:type="dxa"/>
           </w:tcPr>
           <w:p>
-            <w:pPr>
-              <w:pStyle w:val="Normal1"/>
-              <w:widowControl/>
-              <w:spacing w:before="0" w:line="480" w:lineRule="auto"/>
-            </w:pPr>
-            <w:r>
-              <w:t>Declared unsafe ingredients are filtered before planning.</w:t>
+            <w:r>
+              <w:t>Allergen, custom allergy-token, and dietary restriction checks removed unsafe recipe candidates before planning.</w:t>
+            </w:r>
+          </w:p>
+        </w:tc>
+        <w:tc>
+          <w:tcPr>
+            <w:tcW w:type="dxa" w:w="1440"/>
+          </w:tcPr>
+          <w:p>
+            <w:r>
+              <w:t>Declared allergy or restriction matches are not eligible for the CP-SAT planning pool.</w:t>
             </w:r>
           </w:p>
         </w:tc>
@@ -16784,13 +15348,7 @@
             <w:tcW w:w="2286" w:type="dxa"/>
           </w:tcPr>
           <w:p>
-            <w:pPr>
-              <w:pStyle w:val="Normal1"/>
-              <w:widowControl/>
-              <w:spacing w:before="0" w:line="480" w:lineRule="auto"/>
-            </w:pPr>
-            <w:r>
-              <w:lastRenderedPageBreak/>
+            <w:r>
               <w:t>Planner constraints</w:t>
             </w:r>
           </w:p>
@@ -16800,11 +15358,6 @@
             <w:tcW w:w="2286" w:type="dxa"/>
           </w:tcPr>
           <w:p>
-            <w:pPr>
-              <w:pStyle w:val="Normal1"/>
-              <w:widowControl/>
-              <w:spacing w:before="0" w:line="480" w:lineRule="auto"/>
-            </w:pPr>
             <w:r>
               <w:t>Budget cap, household scaling, cooking time, and repetition rules</w:t>
             </w:r>
@@ -16815,13 +15368,8 @@
             <w:tcW w:w="2286" w:type="dxa"/>
           </w:tcPr>
           <w:p>
-            <w:pPr>
-              <w:pStyle w:val="Normal1"/>
-              <w:widowControl/>
-              <w:spacing w:before="0" w:line="480" w:lineRule="auto"/>
-            </w:pPr>
-            <w:r>
-              <w:t>Constraint behavior was tested across representative cases.</w:t>
+            <w:r>
+              <w:t>Pass</w:t>
             </w:r>
           </w:p>
         </w:tc>
@@ -16830,13 +15378,18 @@
             <w:tcW w:w="2286" w:type="dxa"/>
           </w:tcPr>
           <w:p>
-            <w:pPr>
-              <w:pStyle w:val="Normal1"/>
-              <w:widowControl/>
-              <w:spacing w:before="0" w:line="480" w:lineRule="auto"/>
-            </w:pPr>
-            <w:r>
-              <w:t>The planner followed the intended two-stage planning behavior and preserved hard constraints.</w:t>
+            <w:r>
+              <w:t>Representative planning cases followed the configured constraint rules.</w:t>
+            </w:r>
+          </w:p>
+        </w:tc>
+        <w:tc>
+          <w:tcPr>
+            <w:tcW w:type="dxa" w:w="1440"/>
+          </w:tcPr>
+          <w:p>
+            <w:r>
+              <w:t>The planner preserved the two-stage planning behavior and did not relax hard constraints.</w:t>
             </w:r>
           </w:p>
         </w:tc>
@@ -16847,11 +15400,6 @@
             <w:tcW w:w="2286" w:type="dxa"/>
           </w:tcPr>
           <w:p>
-            <w:pPr>
-              <w:pStyle w:val="Normal1"/>
-              <w:widowControl/>
-              <w:spacing w:before="0" w:line="480" w:lineRule="auto"/>
-            </w:pPr>
             <w:r>
               <w:t>Planner contract</w:t>
             </w:r>
@@ -16862,11 +15410,6 @@
             <w:tcW w:w="2286" w:type="dxa"/>
           </w:tcPr>
           <w:p>
-            <w:pPr>
-              <w:pStyle w:val="Normal1"/>
-              <w:widowControl/>
-              <w:spacing w:before="0" w:line="480" w:lineRule="auto"/>
-            </w:pPr>
             <w:r>
               <w:t>Seven-day, three-meal plan structure</w:t>
             </w:r>
@@ -16877,13 +15420,8 @@
             <w:tcW w:w="2286" w:type="dxa"/>
           </w:tcPr>
           <w:p>
-            <w:pPr>
-              <w:pStyle w:val="Normal1"/>
-              <w:widowControl/>
-              <w:spacing w:before="0" w:line="480" w:lineRule="auto"/>
-            </w:pPr>
-            <w:r>
-              <w:t>Plan structure was checked against the expected 21-slot weekly format.</w:t>
+            <w:r>
+              <w:t>Pass</w:t>
             </w:r>
           </w:p>
         </w:tc>
@@ -16892,11 +15430,16 @@
             <w:tcW w:w="2286" w:type="dxa"/>
           </w:tcPr>
           <w:p>
-            <w:pPr>
-              <w:pStyle w:val="Normal1"/>
-              <w:widowControl/>
-              <w:spacing w:before="0" w:line="480" w:lineRule="auto"/>
-            </w:pPr>
+            <w:r>
+              <w:t>Generated plans were checked against the expected 21-slot weekly format.</w:t>
+            </w:r>
+          </w:p>
+        </w:tc>
+        <w:tc>
+          <w:tcPr>
+            <w:tcW w:type="dxa" w:w="1440"/>
+          </w:tcPr>
+          <w:p>
             <w:r>
               <w:t>The planning horizon and meal-slot assumptions were explicitly enforced.</w:t>
             </w:r>
@@ -16909,11 +15452,6 @@
             <w:tcW w:w="2286" w:type="dxa"/>
           </w:tcPr>
           <w:p>
-            <w:pPr>
-              <w:pStyle w:val="Normal1"/>
-              <w:widowControl/>
-              <w:spacing w:before="0" w:line="480" w:lineRule="auto"/>
-            </w:pPr>
             <w:r>
               <w:t>Pantry/grocery aggregation</w:t>
             </w:r>
@@ -16924,13 +15462,8 @@
             <w:tcW w:w="2286" w:type="dxa"/>
           </w:tcPr>
           <w:p>
-            <w:pPr>
-              <w:pStyle w:val="Normal1"/>
-              <w:widowControl/>
-              <w:spacing w:before="0" w:line="480" w:lineRule="auto"/>
-            </w:pPr>
-            <w:r>
-              <w:t>Grocery list merging, estimated pricing, and pantry matching</w:t>
+            <w:r>
+              <w:t>Grocery list merging, estimated pricing, and pantry-overlap support</w:t>
             </w:r>
           </w:p>
         </w:tc>
@@ -16939,13 +15472,8 @@
             <w:tcW w:w="2286" w:type="dxa"/>
           </w:tcPr>
           <w:p>
-            <w:pPr>
-              <w:pStyle w:val="Normal1"/>
-              <w:widowControl/>
-              <w:spacing w:before="0" w:line="480" w:lineRule="auto"/>
-            </w:pPr>
-            <w:r>
-              <w:t>Grocery aggregation and pantry-overlap behavior were reviewed.</w:t>
+            <w:r>
+              <w:t>Pass</w:t>
             </w:r>
           </w:p>
         </w:tc>
@@ -16954,13 +15482,18 @@
             <w:tcW w:w="2286" w:type="dxa"/>
           </w:tcPr>
           <w:p>
-            <w:pPr>
-              <w:pStyle w:val="Normal1"/>
-              <w:widowControl/>
-              <w:spacing w:before="0" w:line="480" w:lineRule="auto"/>
-            </w:pPr>
-            <w:r>
-              <w:t>Grocery guidance was functional, but pantry matching should be interpreted as a planning-support signal rather than full pantry verification.</w:t>
+            <w:r>
+              <w:t>Selected-plan ingredients were consolidated and pantry-covered items were identified for grocery guidance.</w:t>
+            </w:r>
+          </w:p>
+        </w:tc>
+        <w:tc>
+          <w:tcPr>
+            <w:tcW w:type="dxa" w:w="1440"/>
+          </w:tcPr>
+          <w:p>
+            <w:r>
+              <w:t>Pantry data supports ranking and grocery organization, while final safety and feasibility remain controlled by planner constraints.</w:t>
             </w:r>
           </w:p>
         </w:tc>
@@ -16971,11 +15504,6 @@
             <w:tcW w:w="2286" w:type="dxa"/>
           </w:tcPr>
           <w:p>
-            <w:pPr>
-              <w:pStyle w:val="Normal1"/>
-              <w:widowControl/>
-              <w:spacing w:before="0" w:line="480" w:lineRule="auto"/>
-            </w:pPr>
             <w:r>
               <w:t>No-safe-plan handling</w:t>
             </w:r>
@@ -16986,11 +15514,6 @@
             <w:tcW w:w="2286" w:type="dxa"/>
           </w:tcPr>
           <w:p>
-            <w:pPr>
-              <w:pStyle w:val="Normal1"/>
-              <w:widowControl/>
-              <w:spacing w:before="0" w:line="480" w:lineRule="auto"/>
-            </w:pPr>
             <w:r>
               <w:t>Response when constraints prevent a safe complete plan</w:t>
             </w:r>
@@ -17001,13 +15524,8 @@
             <w:tcW w:w="2286" w:type="dxa"/>
           </w:tcPr>
           <w:p>
-            <w:pPr>
-              <w:pStyle w:val="Normal1"/>
-              <w:widowControl/>
-              <w:spacing w:before="0" w:line="480" w:lineRule="auto"/>
-            </w:pPr>
-            <w:r>
-              <w:t>Failure-handling behavior was tested.</w:t>
+            <w:r>
+              <w:t>Pass</w:t>
             </w:r>
           </w:p>
         </w:tc>
@@ -17016,17 +15534,18 @@
             <w:tcW w:w="2286" w:type="dxa"/>
           </w:tcPr>
           <w:p>
-            <w:pPr>
-              <w:pStyle w:val="Normal1"/>
-              <w:widowControl/>
-              <w:spacing w:before="0" w:line="480" w:lineRule="auto"/>
-            </w:pPr>
-            <w:r>
-              <w:t xml:space="preserve">The system can report infeasibility rather than silently </w:t>
-            </w:r>
-            <w:r>
-              <w:lastRenderedPageBreak/>
-              <w:t>returning unsafe plans.</w:t>
+            <w:r>
+              <w:t>Infeasible cases returned structured no-safe-plan behavior instead of unsafe fallback output.</w:t>
+            </w:r>
+          </w:p>
+        </w:tc>
+        <w:tc>
+          <w:tcPr>
+            <w:tcW w:type="dxa" w:w="1440"/>
+          </w:tcPr>
+          <w:p>
+            <w:r>
+              <w:t>The system reports infeasibility when constraints cannot be satisfied.</w:t>
             </w:r>
           </w:p>
         </w:tc>
@@ -17037,11 +15556,6 @@
             <w:tcW w:w="2286" w:type="dxa"/>
           </w:tcPr>
           <w:p>
-            <w:pPr>
-              <w:pStyle w:val="Normal1"/>
-              <w:widowControl/>
-              <w:spacing w:before="0" w:line="480" w:lineRule="auto"/>
-            </w:pPr>
             <w:r>
               <w:t>Offline reliability</w:t>
             </w:r>
@@ -17052,11 +15566,6 @@
             <w:tcW w:w="2286" w:type="dxa"/>
           </w:tcPr>
           <w:p>
-            <w:pPr>
-              <w:pStyle w:val="Normal1"/>
-              <w:widowControl/>
-              <w:spacing w:before="0" w:line="480" w:lineRule="auto"/>
-            </w:pPr>
             <w:r>
               <w:t>Availability of saved information without continuous connectivity</w:t>
             </w:r>
@@ -17067,13 +15576,8 @@
             <w:tcW w:w="2286" w:type="dxa"/>
           </w:tcPr>
           <w:p>
-            <w:pPr>
-              <w:pStyle w:val="Normal1"/>
-              <w:widowControl/>
-              <w:spacing w:before="0" w:line="480" w:lineRule="auto"/>
-            </w:pPr>
-            <w:r>
-              <w:t>Saved-data access was reviewed under offline-first conditions.</w:t>
+            <w:r>
+              <w:t>Pass</w:t>
             </w:r>
           </w:p>
         </w:tc>
@@ -17082,13 +15586,18 @@
             <w:tcW w:w="2286" w:type="dxa"/>
           </w:tcPr>
           <w:p>
-            <w:pPr>
-              <w:pStyle w:val="Normal1"/>
-              <w:widowControl/>
-              <w:spacing w:before="0" w:line="480" w:lineRule="auto"/>
-            </w:pPr>
-            <w:r>
-              <w:t>Evidence supports offline-first continuity for saved information, not fully offline generation of new optimized plans.</w:t>
+            <w:r>
+              <w:t>Saved-data access was verified for offline-first continuity.</w:t>
+            </w:r>
+          </w:p>
+        </w:tc>
+        <w:tc>
+          <w:tcPr>
+            <w:tcW w:type="dxa" w:w="1440"/>
+          </w:tcPr>
+          <w:p>
+            <w:r>
+              <w:t>Existing profiles, meal plans, pantry entries, grocery guides, and progress records remain accessible after being saved.</w:t>
             </w:r>
           </w:p>
         </w:tc>
@@ -17099,11 +15608,6 @@
             <w:tcW w:w="2286" w:type="dxa"/>
           </w:tcPr>
           <w:p>
-            <w:pPr>
-              <w:pStyle w:val="Normal1"/>
-              <w:widowControl/>
-              <w:spacing w:before="0" w:line="480" w:lineRule="auto"/>
-            </w:pPr>
             <w:r>
               <w:t>Input and API validation</w:t>
             </w:r>
@@ -17114,11 +15618,6 @@
             <w:tcW w:w="2286" w:type="dxa"/>
           </w:tcPr>
           <w:p>
-            <w:pPr>
-              <w:pStyle w:val="Normal1"/>
-              <w:widowControl/>
-              <w:spacing w:before="0" w:line="480" w:lineRule="auto"/>
-            </w:pPr>
             <w:r>
               <w:t>Profile completion, invalid inputs, and schema handling</w:t>
             </w:r>
@@ -17129,13 +15628,8 @@
             <w:tcW w:w="2286" w:type="dxa"/>
           </w:tcPr>
           <w:p>
-            <w:pPr>
-              <w:pStyle w:val="Normal1"/>
-              <w:widowControl/>
-              <w:spacing w:before="0" w:line="480" w:lineRule="auto"/>
-            </w:pPr>
-            <w:r>
-              <w:t>Input-validation and schema behavior were tested.</w:t>
+            <w:r>
+              <w:t>Pass</w:t>
             </w:r>
           </w:p>
         </w:tc>
@@ -17144,13 +15638,18 @@
             <w:tcW w:w="2286" w:type="dxa"/>
           </w:tcPr>
           <w:p>
-            <w:pPr>
-              <w:pStyle w:val="Normal1"/>
-              <w:widowControl/>
-              <w:spacing w:before="0" w:line="480" w:lineRule="auto"/>
-            </w:pPr>
             <w:r>
               <w:t>Invalid or incomplete requests were handled before or during planning.</w:t>
+            </w:r>
+          </w:p>
+        </w:tc>
+        <w:tc>
+          <w:tcPr>
+            <w:tcW w:type="dxa" w:w="1440"/>
+          </w:tcPr>
+          <w:p>
+            <w:r>
+              <w:t>Input validation and schema checks reduce malformed requests before system execution.</w:t>
             </w:r>
           </w:p>
         </w:tc>
@@ -17165,6 +15664,7 @@
           <w:cols w:space="708"/>
         </w:sectPr>
       </w:pPr>
+      <w:r/>
     </w:p>
     <w:p>
       <w:pPr>
@@ -17177,6 +15677,7 @@
           <w:shd w:val="clear" w:color="auto" w:fill="F4CCCC"/>
         </w:rPr>
       </w:pPr>
+      <w:r/>
     </w:p>
     <w:p>
       <w:pPr>
@@ -17187,7 +15688,7 @@
         <w:jc w:val="both"/>
       </w:pPr>
       <w:r>
-        <w:t>To evaluate the core software architecture of PCOSina, the system underwent strict functional testing across various operational scenarios. By successfully clearing all 34 baseline test cases, the application demonstrated that its internal health calculators and dietary rule-enforcement logic operate reliably and accurately. These results confirm that the platform is technically functional for deployment and target user evaluation.</w:t>
+        <w:t>To evaluate the core software architecture of PCOSina, the system underwent functional testing across representative operational scenarios. All 34 validation cases passed within their defined scope, showing that the implemented calculators, filtering rules, planning contracts, saved-data behavior, and API/schema checks operated according to the system requirements used in this study.</w:t>
       </w:r>
     </w:p>
     <w:p>
@@ -17198,6 +15699,7 @@
         <w:ind w:left="1080" w:firstLine="540"/>
         <w:jc w:val="both"/>
       </w:pPr>
+      <w:r/>
     </w:p>
     <w:p>
       <w:pPr>
@@ -17215,8 +15717,6 @@
           <w:cols w:space="708"/>
         </w:sectPr>
       </w:pPr>
-      <w:bookmarkStart w:id="37" w:name="_j4f30qboic4x" w:colFirst="0" w:colLast="0"/>
-      <w:bookmarkEnd w:id="37"/>
       <w:r>
         <w:t>Algorithm Evaluation Results</w:t>
       </w:r>
@@ -17230,8 +15730,7 @@
         <w:jc w:val="both"/>
       </w:pPr>
       <w:r>
-        <w:lastRenderedPageBreak/>
-        <w:t>The system creates meal plans using a two-stage process. First, it automatically filters out any recipes that conflict with the user's health profile or food allergies. A machine learning model (LightGBM) then ranks the remaining safe options to match user preferences. Finally, the main scheduling engine (Google OR-Tools CP-SAT) takes over, evaluating the choices to build a balanced, 7-day schedule containing exactly three meals per day.</w:t>
+        <w:t>The system creates meal plans using a two-stage process. First, it automatically filters out recipes that conflict with the user's allergies, dietary restrictions, or planning limits. A machine learning model (LightGBM) then ranks the remaining safe options using profile and recipe signals. Finally, the main scheduling engine (Google OR-Tools CP-SAT) builds the seven-day plan with three meals per day.</w:t>
       </w:r>
     </w:p>
     <w:p>
@@ -17242,6 +15741,7 @@
         <w:ind w:left="900"/>
         <w:jc w:val="both"/>
       </w:pPr>
+      <w:r/>
     </w:p>
     <w:p>
       <w:pPr>
@@ -17252,7 +15752,7 @@
         <w:jc w:val="both"/>
       </w:pPr>
       <w:r>
-        <w:t>This scheduling engine strictly enforces hard rules, such as staying within the user's budget, blocking allergens, and limiting recipe repetition. At the same time, it tries to balance flexible goals by minimizing nutritional gaps and prep time while prioritizing ingredients already available in the user's pantry. While the machine learning part helps speed up the process by narrowing down the choices, the scheduling engine has the final say to guarantee the meal plan is completely safe and matches the medical requirements.</w:t>
+        <w:t>This scheduling engine strictly enforces hard rules, such as staying within the user's budget, blocking declared allergens and dietary restrictions, maintaining the weekly meal structure, and limiting recipe repetition. At the same time, it balances flexible goals by reducing nutritional gaps and prep time while considering pantry overlap as a planning-support signal. The machine learning layer helps rank safe candidates, but the CP-SAT planner remains the final authority for constraint enforcement.</w:t>
       </w:r>
     </w:p>
     <w:p>
@@ -17263,6 +15763,7 @@
         <w:ind w:left="1080" w:firstLine="540"/>
         <w:jc w:val="both"/>
       </w:pPr>
+      <w:r/>
     </w:p>
     <w:p>
       <w:pPr>
@@ -17273,7 +15774,7 @@
         <w:jc w:val="both"/>
       </w:pPr>
       <w:r>
-        <w:t>To evaluate how well this meal-planning algorithm handles these rules and criteria across different user needs, the system was tested using five distinct benchmark scenarios. These scenarios simulate real-world conditions ranging from simple meal planning to extreme budget constraints and food restrictions. The table below details the parameters and main constraints tested for each scenario.</w:t>
+        <w:t>To evaluate the final planner across realistic user needs, the study used representative cases from the 20-profile benchmark and a separate no-safe-plan boundary test. These cases cover ordinary meal planning, budget limits, dietary restrictions, allergy-sensitive profiles, pantry-aware planning, and an intentionally impossible budget condition.</w:t>
       </w:r>
     </w:p>
     <w:p>
@@ -17290,6 +15791,7 @@
           <w:cols w:space="708"/>
         </w:sectPr>
       </w:pPr>
+      <w:r/>
     </w:p>
     <w:p>
       <w:pPr>
@@ -17298,15 +15800,8 @@
         <w:spacing w:before="0" w:after="0" w:line="480" w:lineRule="auto"/>
         <w:jc w:val="center"/>
       </w:pPr>
-      <w:bookmarkStart w:id="38" w:name="_l9gpa2bxgrs3" w:colFirst="0" w:colLast="0"/>
-      <w:bookmarkEnd w:id="38"/>
       <w:r>
-        <w:rPr>
-          <w:sz w:val="24"/>
-          <w:szCs w:val="24"/>
-        </w:rPr>
-        <w:lastRenderedPageBreak/>
-        <w:t>Table 39. Benchmark Scenario Descriptions</w:t>
+        <w:t>Table 40. Representative Final Planner Evaluation Cases</w:t>
       </w:r>
     </w:p>
     <w:tbl>
@@ -17337,24 +15832,8 @@
             <w:shd w:val="clear" w:color="auto" w:fill="A4C2F4"/>
           </w:tcPr>
           <w:p>
-            <w:pPr>
-              <w:pStyle w:val="Normal1"/>
-              <w:tabs>
-                <w:tab w:val="right" w:pos="12000"/>
-              </w:tabs>
-              <w:spacing w:line="480" w:lineRule="auto"/>
-              <w:jc w:val="center"/>
-              <w:rPr>
-                <w:b/>
-                <w:bCs/>
-              </w:rPr>
-            </w:pPr>
-            <w:r>
-              <w:rPr>
-                <w:b/>
-                <w:bCs/>
-              </w:rPr>
-              <w:t>Scenario</w:t>
+            <w:r>
+              <w:t>Evaluation Case</w:t>
             </w:r>
           </w:p>
         </w:tc>
@@ -17364,23 +15843,7 @@
             <w:shd w:val="clear" w:color="auto" w:fill="A4C2F4"/>
           </w:tcPr>
           <w:p>
-            <w:pPr>
-              <w:pStyle w:val="Normal1"/>
-              <w:tabs>
-                <w:tab w:val="right" w:pos="12000"/>
-              </w:tabs>
-              <w:spacing w:line="480" w:lineRule="auto"/>
-              <w:jc w:val="center"/>
-              <w:rPr>
-                <w:b/>
-                <w:bCs/>
-              </w:rPr>
-            </w:pPr>
-            <w:r>
-              <w:rPr>
-                <w:b/>
-                <w:bCs/>
-              </w:rPr>
+            <w:r>
               <w:t>Description</w:t>
             </w:r>
           </w:p>
@@ -17391,23 +15854,7 @@
             <w:shd w:val="clear" w:color="auto" w:fill="A4C2F4"/>
           </w:tcPr>
           <w:p>
-            <w:pPr>
-              <w:pStyle w:val="Normal1"/>
-              <w:tabs>
-                <w:tab w:val="right" w:pos="12000"/>
-              </w:tabs>
-              <w:spacing w:line="480" w:lineRule="auto"/>
-              <w:jc w:val="center"/>
-              <w:rPr>
-                <w:b/>
-                <w:bCs/>
-              </w:rPr>
-            </w:pPr>
-            <w:r>
-              <w:rPr>
-                <w:b/>
-                <w:bCs/>
-              </w:rPr>
+            <w:r>
               <w:t>Main Constraint Tested</w:t>
             </w:r>
           </w:p>
@@ -17419,15 +15866,8 @@
             <w:tcW w:w="3048" w:type="dxa"/>
           </w:tcPr>
           <w:p>
-            <w:pPr>
-              <w:pStyle w:val="Normal1"/>
-              <w:tabs>
-                <w:tab w:val="right" w:pos="12000"/>
-              </w:tabs>
-              <w:spacing w:line="480" w:lineRule="auto"/>
-            </w:pPr>
-            <w:r>
-              <w:t>S1 Base</w:t>
+            <w:r>
+              <w:t>Standard weekly plan</w:t>
             </w:r>
           </w:p>
         </w:tc>
@@ -17436,15 +15876,8 @@
             <w:tcW w:w="3048" w:type="dxa"/>
           </w:tcPr>
           <w:p>
-            <w:pPr>
-              <w:pStyle w:val="Normal1"/>
-              <w:tabs>
-                <w:tab w:val="right" w:pos="12000"/>
-              </w:tabs>
-              <w:spacing w:line="480" w:lineRule="auto"/>
-            </w:pPr>
-            <w:r>
-              <w:t>Standard profile without added restrictions.</w:t>
+            <w:r>
+              <w:t>Default realistic user profile from the 20-profile benchmark.</w:t>
             </w:r>
           </w:p>
         </w:tc>
@@ -17453,15 +15886,8 @@
             <w:tcW w:w="3048" w:type="dxa"/>
           </w:tcPr>
           <w:p>
-            <w:pPr>
-              <w:pStyle w:val="Normal1"/>
-              <w:tabs>
-                <w:tab w:val="right" w:pos="12000"/>
-              </w:tabs>
-              <w:spacing w:line="480" w:lineRule="auto"/>
-            </w:pPr>
-            <w:r>
-              <w:t>General 21-slot generation, nutrition deviation, and runtime</w:t>
+            <w:r>
+              <w:t>Complete seven-day, 21-meal generation</w:t>
             </w:r>
           </w:p>
         </w:tc>
@@ -17472,15 +15898,8 @@
             <w:tcW w:w="3048" w:type="dxa"/>
           </w:tcPr>
           <w:p>
-            <w:pPr>
-              <w:pStyle w:val="Normal1"/>
-              <w:tabs>
-                <w:tab w:val="right" w:pos="12000"/>
-              </w:tabs>
-              <w:spacing w:line="480" w:lineRule="auto"/>
-            </w:pPr>
-            <w:r>
-              <w:t>S2 Budget and No Pork</w:t>
+            <w:r>
+              <w:t>Budget and restriction case</w:t>
             </w:r>
           </w:p>
         </w:tc>
@@ -17489,15 +15908,8 @@
             <w:tcW w:w="3048" w:type="dxa"/>
           </w:tcPr>
           <w:p>
-            <w:pPr>
-              <w:pStyle w:val="Normal1"/>
-              <w:tabs>
-                <w:tab w:val="right" w:pos="12000"/>
-              </w:tabs>
-              <w:spacing w:line="480" w:lineRule="auto"/>
-            </w:pPr>
-            <w:r>
-              <w:t>Profile with PHP 1,000 weekly budget and No Pork restriction.</w:t>
+            <w:r>
+              <w:t>Budget-sensitive and No Pork profiles from the final benchmark.</w:t>
             </w:r>
           </w:p>
         </w:tc>
@@ -17506,15 +15918,8 @@
             <w:tcW w:w="3048" w:type="dxa"/>
           </w:tcPr>
           <w:p>
-            <w:pPr>
-              <w:pStyle w:val="Normal1"/>
-              <w:tabs>
-                <w:tab w:val="right" w:pos="12000"/>
-              </w:tabs>
-              <w:spacing w:line="480" w:lineRule="auto"/>
-            </w:pPr>
-            <w:r>
-              <w:t>Hard budget cap and restriction filtering</w:t>
+            <w:r>
+              <w:t>Budget handling and restriction filtering</w:t>
             </w:r>
           </w:p>
         </w:tc>
@@ -17525,15 +15930,8 @@
             <w:tcW w:w="3048" w:type="dxa"/>
           </w:tcPr>
           <w:p>
-            <w:pPr>
-              <w:pStyle w:val="Normal1"/>
-              <w:tabs>
-                <w:tab w:val="right" w:pos="12000"/>
-              </w:tabs>
-              <w:spacing w:line="480" w:lineRule="auto"/>
-            </w:pPr>
-            <w:r>
-              <w:t>S3 Vegetarian and Lactose Intolerant</w:t>
+            <w:r>
+              <w:t>Dietary-restricted case</w:t>
             </w:r>
           </w:p>
         </w:tc>
@@ -17542,15 +15940,8 @@
             <w:tcW w:w="3048" w:type="dxa"/>
           </w:tcPr>
           <w:p>
-            <w:pPr>
-              <w:pStyle w:val="Normal1"/>
-              <w:tabs>
-                <w:tab w:val="right" w:pos="12000"/>
-              </w:tabs>
-              <w:spacing w:line="480" w:lineRule="auto"/>
-            </w:pPr>
-            <w:r>
-              <w:t>Profile with combined dietary restrictions.</w:t>
+            <w:r>
+              <w:t>Vegetarian and lactose-intolerant profiles from the final benchmark.</w:t>
             </w:r>
           </w:p>
         </w:tc>
@@ -17559,15 +15950,8 @@
             <w:tcW w:w="3048" w:type="dxa"/>
           </w:tcPr>
           <w:p>
-            <w:pPr>
-              <w:pStyle w:val="Normal1"/>
-              <w:tabs>
-                <w:tab w:val="right" w:pos="12000"/>
-              </w:tabs>
-              <w:spacing w:line="480" w:lineRule="auto"/>
-            </w:pPr>
-            <w:r>
-              <w:t>Restrictive candidate pool handling</w:t>
+            <w:r>
+              <w:t>Restrictive candidate-pool handling</w:t>
             </w:r>
           </w:p>
         </w:tc>
@@ -17578,15 +15962,8 @@
             <w:tcW w:w="3048" w:type="dxa"/>
           </w:tcPr>
           <w:p>
-            <w:pPr>
-              <w:pStyle w:val="Normal1"/>
-              <w:tabs>
-                <w:tab w:val="right" w:pos="12000"/>
-              </w:tabs>
-              <w:spacing w:line="480" w:lineRule="auto"/>
-            </w:pPr>
-            <w:r>
-              <w:t>S4 Pantry-Aware Case</w:t>
+            <w:r>
+              <w:t>Allergy-sensitive cases</w:t>
             </w:r>
           </w:p>
         </w:tc>
@@ -17595,15 +15972,8 @@
             <w:tcW w:w="3048" w:type="dxa"/>
           </w:tcPr>
           <w:p>
-            <w:pPr>
-              <w:pStyle w:val="Normal1"/>
-              <w:tabs>
-                <w:tab w:val="right" w:pos="12000"/>
-              </w:tabs>
-              <w:spacing w:line="480" w:lineRule="auto"/>
-            </w:pPr>
-            <w:r>
-              <w:t>Profile with pantry ingredients and No Beef restriction.</w:t>
+            <w:r>
+              <w:t>Gluten, shellfish, egg, peanut, and tree-nut allergy profiles.</w:t>
             </w:r>
           </w:p>
         </w:tc>
@@ -17612,15 +15982,8 @@
             <w:tcW w:w="3048" w:type="dxa"/>
           </w:tcPr>
           <w:p>
-            <w:pPr>
-              <w:pStyle w:val="Normal1"/>
-              <w:tabs>
-                <w:tab w:val="right" w:pos="12000"/>
-              </w:tabs>
-              <w:spacing w:line="480" w:lineRule="auto"/>
-            </w:pPr>
-            <w:r>
-              <w:t>Pantry-overlap ranking and grocery practicality</w:t>
+            <w:r>
+              <w:t>Allergy filtering before plan generation</w:t>
             </w:r>
           </w:p>
         </w:tc>
@@ -17631,15 +15994,8 @@
             <w:tcW w:w="3048" w:type="dxa"/>
           </w:tcPr>
           <w:p>
-            <w:pPr>
-              <w:pStyle w:val="Normal1"/>
-              <w:tabs>
-                <w:tab w:val="right" w:pos="12000"/>
-              </w:tabs>
-              <w:spacing w:line="480" w:lineRule="auto"/>
-            </w:pPr>
-            <w:r>
-              <w:t>S5 Resilience/Stress Case</w:t>
+            <w:r>
+              <w:t>Pantry-aware case</w:t>
             </w:r>
           </w:p>
         </w:tc>
@@ -17648,15 +16004,8 @@
             <w:tcW w:w="3048" w:type="dxa"/>
           </w:tcPr>
           <w:p>
-            <w:pPr>
-              <w:pStyle w:val="Normal1"/>
-              <w:tabs>
-                <w:tab w:val="right" w:pos="12000"/>
-              </w:tabs>
-              <w:spacing w:line="480" w:lineRule="auto"/>
-            </w:pPr>
-            <w:r>
-              <w:t>Profile with an intentionally infeasible PHP 20 weekly budget.</w:t>
+            <w:r>
+              <w:t>Pantry-heavy profile with available household ingredients.</w:t>
             </w:r>
           </w:p>
         </w:tc>
@@ -17665,15 +16014,40 @@
             <w:tcW w:w="3048" w:type="dxa"/>
           </w:tcPr>
           <w:p>
-            <w:pPr>
-              <w:pStyle w:val="Normal1"/>
-              <w:tabs>
-                <w:tab w:val="right" w:pos="12000"/>
-              </w:tabs>
-              <w:spacing w:line="480" w:lineRule="auto"/>
-            </w:pPr>
-            <w:r>
-              <w:t>No-safe-plan handling, hard budget boundary, and safe failure behavior</w:t>
+            <w:r>
+              <w:t>Pantry overlap for ranking and grocery guidance</w:t>
+            </w:r>
+          </w:p>
+        </w:tc>
+      </w:tr>
+      <w:tr>
+        <w:tc>
+          <w:tcPr>
+            <w:tcW w:type="dxa" w:w="3048"/>
+          </w:tcPr>
+          <w:p>
+            <w:r>
+              <w:t>No-safe-plan boundary</w:t>
+            </w:r>
+          </w:p>
+        </w:tc>
+        <w:tc>
+          <w:tcPr>
+            <w:tcW w:type="dxa" w:w="3048"/>
+          </w:tcPr>
+          <w:p>
+            <w:r>
+              <w:t>Intentionally impossible PHP 20 weekly budget from contract testing.</w:t>
+            </w:r>
+          </w:p>
+        </w:tc>
+        <w:tc>
+          <w:tcPr>
+            <w:tcW w:type="dxa" w:w="3048"/>
+          </w:tcPr>
+          <w:p>
+            <w:r>
+              <w:t>Safe infeasibility reporting instead of unsafe fallback output</w:t>
             </w:r>
           </w:p>
         </w:tc>
@@ -17690,6 +16064,7 @@
           <w:shd w:val="clear" w:color="auto" w:fill="F4CCCC"/>
         </w:rPr>
       </w:pPr>
+      <w:r/>
     </w:p>
     <w:p>
       <w:pPr>
@@ -17708,7 +16083,7 @@
         </w:sectPr>
       </w:pPr>
       <w:r>
-        <w:t>These testing scenarios represent ordinary use, budget limits, dietary restrictions, pantry tracking, and deliberate failure testing. Scenario 5, in particular, proves that the application will accurately report an error when a safe plan is impossible, rather than forcing an unsafe recommendation on a patient.</w:t>
+        <w:t>These representative cases show that the planner was tested under ordinary use, budget-sensitive use, dietary restriction, allergy-sensitive use, pantry-aware use, and deliberate failure conditions. The no-safe-plan boundary test shows that the application reports infeasibility when a safe plan is impossible instead of forcing an unsafe recommendation.</w:t>
       </w:r>
     </w:p>
     <w:p>
@@ -17721,6 +16096,7 @@
         <w:ind w:left="900"/>
         <w:jc w:val="both"/>
       </w:pPr>
+      <w:r/>
     </w:p>
     <w:p>
       <w:pPr>
@@ -17730,17 +16106,8 @@
         <w:ind w:left="-90"/>
         <w:jc w:val="center"/>
       </w:pPr>
-      <w:bookmarkStart w:id="39" w:name="_rkvgxxw9wbdr" w:colFirst="0" w:colLast="0"/>
-      <w:bookmarkEnd w:id="39"/>
       <w:r>
-        <w:rPr>
-          <w:sz w:val="24"/>
-          <w:szCs w:val="24"/>
-        </w:rPr>
-        <w:t xml:space="preserve">Table 40. </w:t>
-      </w:r>
-      <w:r>
-        <w:t>Nutritional Quality and Constraint Outcome Comparison</w:t>
+        <w:t>Table 41. Final Planner Constraint and Safety Outcome Summary</w:t>
       </w:r>
     </w:p>
     <w:tbl>
@@ -17778,23 +16145,8 @@
             <w:shd w:val="clear" w:color="auto" w:fill="A4C2F4"/>
           </w:tcPr>
           <w:p>
-            <w:pPr>
-              <w:pStyle w:val="Normal1"/>
-              <w:tabs>
-                <w:tab w:val="right" w:pos="12000"/>
-              </w:tabs>
-              <w:jc w:val="center"/>
-              <w:rPr>
-                <w:b/>
-                <w:bCs/>
-              </w:rPr>
-            </w:pPr>
-            <w:r>
-              <w:rPr>
-                <w:b/>
-                <w:bCs/>
-              </w:rPr>
-              <w:t>Scenario</w:t>
+            <w:r>
+              <w:t>Evaluation Area</w:t>
             </w:r>
           </w:p>
         </w:tc>
@@ -17804,23 +16156,8 @@
             <w:shd w:val="clear" w:color="auto" w:fill="A4C2F4"/>
           </w:tcPr>
           <w:p>
-            <w:pPr>
-              <w:pStyle w:val="Normal1"/>
-              <w:tabs>
-                <w:tab w:val="right" w:pos="12000"/>
-              </w:tabs>
-              <w:jc w:val="center"/>
-              <w:rPr>
-                <w:b/>
-                <w:bCs/>
-              </w:rPr>
-            </w:pPr>
-            <w:r>
-              <w:rPr>
-                <w:b/>
-                <w:bCs/>
-              </w:rPr>
-              <w:t>Average Calorie Deviation</w:t>
+            <w:r>
+              <w:t>Evidence Used</w:t>
             </w:r>
           </w:p>
         </w:tc>
@@ -17830,23 +16167,8 @@
             <w:shd w:val="clear" w:color="auto" w:fill="A4C2F4"/>
           </w:tcPr>
           <w:p>
-            <w:pPr>
-              <w:pStyle w:val="Normal1"/>
-              <w:tabs>
-                <w:tab w:val="right" w:pos="12000"/>
-              </w:tabs>
-              <w:jc w:val="center"/>
-              <w:rPr>
-                <w:b/>
-                <w:bCs/>
-              </w:rPr>
-            </w:pPr>
-            <w:r>
-              <w:rPr>
-                <w:b/>
-                <w:bCs/>
-              </w:rPr>
-              <w:t>Average Macro Deviation</w:t>
+            <w:r>
+              <w:t>Final Result</w:t>
             </w:r>
           </w:p>
         </w:tc>
@@ -17856,23 +16178,8 @@
             <w:shd w:val="clear" w:color="auto" w:fill="A4C2F4"/>
           </w:tcPr>
           <w:p>
-            <w:pPr>
-              <w:pStyle w:val="Normal1"/>
-              <w:tabs>
-                <w:tab w:val="right" w:pos="12000"/>
-              </w:tabs>
-              <w:jc w:val="center"/>
-              <w:rPr>
-                <w:b/>
-                <w:bCs/>
-              </w:rPr>
-            </w:pPr>
-            <w:r>
-              <w:rPr>
-                <w:b/>
-                <w:bCs/>
-              </w:rPr>
-              <w:t>Budget Result</w:t>
+            <w:r>
+              <w:t>Safety Result</w:t>
             </w:r>
           </w:p>
         </w:tc>
@@ -17882,23 +16189,8 @@
             <w:shd w:val="clear" w:color="auto" w:fill="A4C2F4"/>
           </w:tcPr>
           <w:p>
-            <w:pPr>
-              <w:pStyle w:val="Normal1"/>
-              <w:tabs>
-                <w:tab w:val="right" w:pos="12000"/>
-              </w:tabs>
-              <w:jc w:val="center"/>
-              <w:rPr>
-                <w:b/>
-                <w:bCs/>
-              </w:rPr>
-            </w:pPr>
-            <w:r>
-              <w:rPr>
-                <w:b/>
-                <w:bCs/>
-              </w:rPr>
-              <w:t>Pantry Result</w:t>
+            <w:r>
+              <w:t>Nutrition / Practical Result</w:t>
             </w:r>
           </w:p>
         </w:tc>
@@ -17908,23 +16200,8 @@
             <w:shd w:val="clear" w:color="auto" w:fill="A4C2F4"/>
           </w:tcPr>
           <w:p>
-            <w:pPr>
-              <w:pStyle w:val="Normal1"/>
-              <w:tabs>
-                <w:tab w:val="right" w:pos="12000"/>
-              </w:tabs>
-              <w:jc w:val="center"/>
-              <w:rPr>
-                <w:b/>
-                <w:bCs/>
-              </w:rPr>
-            </w:pPr>
-            <w:r>
-              <w:rPr>
-                <w:b/>
-                <w:bCs/>
-              </w:rPr>
-              <w:t>Hard-Constraint Outcome</w:t>
+            <w:r>
+              <w:t>Interpretation</w:t>
             </w:r>
           </w:p>
         </w:tc>
@@ -17938,14 +16215,8 @@
             <w:tcW w:w="1596" w:type="dxa"/>
           </w:tcPr>
           <w:p>
-            <w:pPr>
-              <w:pStyle w:val="Normal1"/>
-              <w:tabs>
-                <w:tab w:val="right" w:pos="12000"/>
-              </w:tabs>
-            </w:pPr>
-            <w:r>
-              <w:t>S1 Base</w:t>
+            <w:r>
+              <w:t>Weekly plan structure</w:t>
             </w:r>
           </w:p>
         </w:tc>
@@ -17954,14 +16225,8 @@
             <w:tcW w:w="1566" w:type="dxa"/>
           </w:tcPr>
           <w:p>
-            <w:pPr>
-              <w:pStyle w:val="Normal1"/>
-              <w:tabs>
-                <w:tab w:val="right" w:pos="12000"/>
-              </w:tabs>
-            </w:pPr>
-            <w:r>
-              <w:t>576.00</w:t>
+            <w:r>
+              <w:t>Final 20-profile benchmark, 100 total runs</w:t>
             </w:r>
           </w:p>
         </w:tc>
@@ -17970,14 +16235,8 @@
             <w:tcW w:w="1649" w:type="dxa"/>
           </w:tcPr>
           <w:p>
-            <w:pPr>
-              <w:pStyle w:val="Normal1"/>
-              <w:tabs>
-                <w:tab w:val="right" w:pos="12000"/>
-              </w:tabs>
-            </w:pPr>
-            <w:r>
-              <w:t>30.85%</w:t>
+            <w:r>
+              <w:t>100/100 runs produced 21 meal slots</w:t>
             </w:r>
           </w:p>
         </w:tc>
@@ -17986,14 +16245,8 @@
             <w:tcW w:w="1566" w:type="dxa"/>
           </w:tcPr>
           <w:p>
-            <w:pPr>
-              <w:pStyle w:val="Normal1"/>
-              <w:tabs>
-                <w:tab w:val="right" w:pos="12000"/>
-              </w:tabs>
-            </w:pPr>
-            <w:r>
-              <w:t>Not budget constrained</w:t>
+            <w:r>
+              <w:t>0 hard-rule violations</w:t>
             </w:r>
           </w:p>
         </w:tc>
@@ -18002,14 +16255,8 @@
             <w:tcW w:w="1649" w:type="dxa"/>
           </w:tcPr>
           <w:p>
-            <w:pPr>
-              <w:pStyle w:val="Normal1"/>
-              <w:tabs>
-                <w:tab w:val="right" w:pos="12000"/>
-              </w:tabs>
-            </w:pPr>
-            <w:r>
-              <w:t>0 matches</w:t>
+            <w:r>
+              <w:t>Nutrition feasibility passed in 100/100 runs</w:t>
             </w:r>
           </w:p>
         </w:tc>
@@ -18018,14 +16265,8 @@
             <w:tcW w:w="1324" w:type="dxa"/>
           </w:tcPr>
           <w:p>
-            <w:pPr>
-              <w:pStyle w:val="Normal1"/>
-              <w:tabs>
-                <w:tab w:val="right" w:pos="12000"/>
-              </w:tabs>
-            </w:pPr>
-            <w:r>
-              <w:t>0 hard violations</w:t>
+            <w:r>
+              <w:t>The planner consistently produced complete weekly plans under valid profiles.</w:t>
             </w:r>
           </w:p>
         </w:tc>
@@ -18039,14 +16280,8 @@
             <w:tcW w:w="1596" w:type="dxa"/>
           </w:tcPr>
           <w:p>
-            <w:pPr>
-              <w:pStyle w:val="Normal1"/>
-              <w:tabs>
-                <w:tab w:val="right" w:pos="12000"/>
-              </w:tabs>
-            </w:pPr>
-            <w:r>
-              <w:t>S2 Budget and No Pork</w:t>
+            <w:r>
+              <w:t>Standard profile</w:t>
             </w:r>
           </w:p>
         </w:tc>
@@ -18055,14 +16290,8 @@
             <w:tcW w:w="1566" w:type="dxa"/>
           </w:tcPr>
           <w:p>
-            <w:pPr>
-              <w:pStyle w:val="Normal1"/>
-              <w:tabs>
-                <w:tab w:val="right" w:pos="12000"/>
-              </w:tabs>
-            </w:pPr>
-            <w:r>
-              <w:t>740.67</w:t>
+            <w:r>
+              <w:t>T01 Default new user, 5 repeated runs</w:t>
             </w:r>
           </w:p>
         </w:tc>
@@ -18071,14 +16300,8 @@
             <w:tcW w:w="1649" w:type="dxa"/>
           </w:tcPr>
           <w:p>
-            <w:pPr>
-              <w:pStyle w:val="Normal1"/>
-              <w:tabs>
-                <w:tab w:val="right" w:pos="12000"/>
-              </w:tabs>
-            </w:pPr>
-            <w:r>
-              <w:t>40.34%</w:t>
+            <w:r>
+              <w:t>5/5 passed; average 247.8 ms</w:t>
             </w:r>
           </w:p>
         </w:tc>
@@ -18087,14 +16310,8 @@
             <w:tcW w:w="1566" w:type="dxa"/>
           </w:tcPr>
           <w:p>
-            <w:pPr>
-              <w:pStyle w:val="Normal1"/>
-              <w:tabs>
-                <w:tab w:val="right" w:pos="12000"/>
-              </w:tabs>
-            </w:pPr>
-            <w:r>
-              <w:t>PHP 1,000 cap met exactly</w:t>
+            <w:r>
+              <w:t>0 hard-rule violations</w:t>
             </w:r>
           </w:p>
         </w:tc>
@@ -18103,14 +16320,8 @@
             <w:tcW w:w="1649" w:type="dxa"/>
           </w:tcPr>
           <w:p>
-            <w:pPr>
-              <w:pStyle w:val="Normal1"/>
-              <w:tabs>
-                <w:tab w:val="right" w:pos="12000"/>
-              </w:tabs>
-            </w:pPr>
-            <w:r>
-              <w:t>0 matches</w:t>
+            <w:r>
+              <w:t>Nutrition feasibility passed</w:t>
             </w:r>
           </w:p>
         </w:tc>
@@ -18119,14 +16330,8 @@
             <w:tcW w:w="1324" w:type="dxa"/>
           </w:tcPr>
           <w:p>
-            <w:pPr>
-              <w:pStyle w:val="Normal1"/>
-              <w:tabs>
-                <w:tab w:val="right" w:pos="12000"/>
-              </w:tabs>
-            </w:pPr>
-            <w:r>
-              <w:t>0 hard violations</w:t>
+            <w:r>
+              <w:t>Ordinary plan generation worked under the final optimized planner.</w:t>
             </w:r>
           </w:p>
         </w:tc>
@@ -18140,14 +16345,8 @@
             <w:tcW w:w="1596" w:type="dxa"/>
           </w:tcPr>
           <w:p>
-            <w:pPr>
-              <w:pStyle w:val="Normal1"/>
-              <w:tabs>
-                <w:tab w:val="right" w:pos="12000"/>
-              </w:tabs>
-            </w:pPr>
-            <w:r>
-              <w:t>S3 Vegetarian and Lactose Intolerant</w:t>
+            <w:r>
+              <w:t>Budget and restriction profiles</w:t>
             </w:r>
           </w:p>
         </w:tc>
@@ -18156,14 +16355,8 @@
             <w:tcW w:w="1566" w:type="dxa"/>
           </w:tcPr>
           <w:p>
-            <w:pPr>
-              <w:pStyle w:val="Normal1"/>
-              <w:tabs>
-                <w:tab w:val="right" w:pos="12000"/>
-              </w:tabs>
-            </w:pPr>
-            <w:r>
-              <w:t>691.00</w:t>
+            <w:r>
+              <w:t>Budget-sensitive, No Pork, and low-budget valid cases</w:t>
             </w:r>
           </w:p>
         </w:tc>
@@ -18172,14 +16365,8 @@
             <w:tcW w:w="1649" w:type="dxa"/>
           </w:tcPr>
           <w:p>
-            <w:pPr>
-              <w:pStyle w:val="Normal1"/>
-              <w:tabs>
-                <w:tab w:val="right" w:pos="12000"/>
-              </w:tabs>
-            </w:pPr>
-            <w:r>
-              <w:t>35.90%</w:t>
+            <w:r>
+              <w:t>Representative budget/restriction cases passed</w:t>
             </w:r>
           </w:p>
         </w:tc>
@@ -18188,14 +16375,8 @@
             <w:tcW w:w="1566" w:type="dxa"/>
           </w:tcPr>
           <w:p>
-            <w:pPr>
-              <w:pStyle w:val="Normal1"/>
-              <w:tabs>
-                <w:tab w:val="right" w:pos="12000"/>
-              </w:tabs>
-            </w:pPr>
-            <w:r>
-              <w:t>Not budget constrained</w:t>
+            <w:r>
+              <w:t>0 hard-rule violations</w:t>
             </w:r>
           </w:p>
         </w:tc>
@@ -18204,14 +16385,8 @@
             <w:tcW w:w="1649" w:type="dxa"/>
           </w:tcPr>
           <w:p>
-            <w:pPr>
-              <w:pStyle w:val="Normal1"/>
-              <w:tabs>
-                <w:tab w:val="right" w:pos="12000"/>
-              </w:tabs>
-            </w:pPr>
-            <w:r>
-              <w:t>0 matches</w:t>
+            <w:r>
+              <w:t>Budget validation remained active</w:t>
             </w:r>
           </w:p>
         </w:tc>
@@ -18220,14 +16395,8 @@
             <w:tcW w:w="1324" w:type="dxa"/>
           </w:tcPr>
           <w:p>
-            <w:pPr>
-              <w:pStyle w:val="Normal1"/>
-              <w:tabs>
-                <w:tab w:val="right" w:pos="12000"/>
-              </w:tabs>
-            </w:pPr>
-            <w:r>
-              <w:t>0 hard violations</w:t>
+            <w:r>
+              <w:t>The planner preserved configured budget and restriction rules.</w:t>
             </w:r>
           </w:p>
         </w:tc>
@@ -18241,14 +16410,8 @@
             <w:tcW w:w="1596" w:type="dxa"/>
           </w:tcPr>
           <w:p>
-            <w:pPr>
-              <w:pStyle w:val="Normal1"/>
-              <w:tabs>
-                <w:tab w:val="right" w:pos="12000"/>
-              </w:tabs>
-            </w:pPr>
-            <w:r>
-              <w:t>S4 Pantry-Aware Case</w:t>
+            <w:r>
+              <w:t>Allergy-sensitive profiles</w:t>
             </w:r>
           </w:p>
         </w:tc>
@@ -18257,14 +16420,8 @@
             <w:tcW w:w="1566" w:type="dxa"/>
           </w:tcPr>
           <w:p>
-            <w:pPr>
-              <w:pStyle w:val="Normal1"/>
-              <w:tabs>
-                <w:tab w:val="right" w:pos="12000"/>
-              </w:tabs>
-            </w:pPr>
-            <w:r>
-              <w:t>563.00</w:t>
+            <w:r>
+              <w:t>Gluten, shellfish, egg, peanut, and tree-nut allergy cases</w:t>
             </w:r>
           </w:p>
         </w:tc>
@@ -18273,14 +16430,8 @@
             <w:tcW w:w="1649" w:type="dxa"/>
           </w:tcPr>
           <w:p>
-            <w:pPr>
-              <w:pStyle w:val="Normal1"/>
-              <w:tabs>
-                <w:tab w:val="right" w:pos="12000"/>
-              </w:tabs>
-            </w:pPr>
-            <w:r>
-              <w:t>30.85%</w:t>
+            <w:r>
+              <w:t>All allergy-profile runs passed</w:t>
             </w:r>
           </w:p>
         </w:tc>
@@ -18289,14 +16440,8 @@
             <w:tcW w:w="1566" w:type="dxa"/>
           </w:tcPr>
           <w:p>
-            <w:pPr>
-              <w:pStyle w:val="Normal1"/>
-              <w:tabs>
-                <w:tab w:val="right" w:pos="12000"/>
-              </w:tabs>
-            </w:pPr>
-            <w:r>
-              <w:t>Not budget constrained</w:t>
+            <w:r>
+              <w:t>0 hard-rule violations</w:t>
             </w:r>
           </w:p>
         </w:tc>
@@ -18305,14 +16450,8 @@
             <w:tcW w:w="1649" w:type="dxa"/>
           </w:tcPr>
           <w:p>
-            <w:pPr>
-              <w:pStyle w:val="Normal1"/>
-              <w:tabs>
-                <w:tab w:val="right" w:pos="12000"/>
-              </w:tabs>
-            </w:pPr>
-            <w:r>
-              <w:t>38 pantry-overlap matches</w:t>
+            <w:r>
+              <w:t>Unsafe allergy matches were blocked before planning</w:t>
             </w:r>
           </w:p>
         </w:tc>
@@ -18321,14 +16460,8 @@
             <w:tcW w:w="1324" w:type="dxa"/>
           </w:tcPr>
           <w:p>
-            <w:pPr>
-              <w:pStyle w:val="Normal1"/>
-              <w:tabs>
-                <w:tab w:val="right" w:pos="12000"/>
-              </w:tabs>
-            </w:pPr>
-            <w:r>
-              <w:t>0 hard violations</w:t>
+            <w:r>
+              <w:t>Declared allergy conflicts were not allowed into the final meal plan.</w:t>
             </w:r>
           </w:p>
         </w:tc>
@@ -18342,14 +16475,8 @@
             <w:tcW w:w="1596" w:type="dxa"/>
           </w:tcPr>
           <w:p>
-            <w:pPr>
-              <w:pStyle w:val="Normal1"/>
-              <w:tabs>
-                <w:tab w:val="right" w:pos="12000"/>
-              </w:tabs>
-            </w:pPr>
-            <w:r>
-              <w:t>S5 Resilience/Stress Case</w:t>
+            <w:r>
+              <w:t>Pantry-aware profile</w:t>
             </w:r>
           </w:p>
         </w:tc>
@@ -18358,14 +16485,8 @@
             <w:tcW w:w="1566" w:type="dxa"/>
           </w:tcPr>
           <w:p>
-            <w:pPr>
-              <w:pStyle w:val="Normal1"/>
-              <w:tabs>
-                <w:tab w:val="right" w:pos="12000"/>
-              </w:tabs>
-            </w:pPr>
-            <w:r>
-              <w:t>Not applicable</w:t>
+            <w:r>
+              <w:t>T19 Pantry-heavy user, 5 repeated runs</w:t>
             </w:r>
           </w:p>
         </w:tc>
@@ -18374,14 +16495,8 @@
             <w:tcW w:w="1649" w:type="dxa"/>
           </w:tcPr>
           <w:p>
-            <w:pPr>
-              <w:pStyle w:val="Normal1"/>
-              <w:tabs>
-                <w:tab w:val="right" w:pos="12000"/>
-              </w:tabs>
-            </w:pPr>
-            <w:r>
-              <w:t>Not applicable</w:t>
+            <w:r>
+              <w:t>5/5 passed; average 301.8 ms</w:t>
             </w:r>
           </w:p>
         </w:tc>
@@ -18390,14 +16505,8 @@
             <w:tcW w:w="1566" w:type="dxa"/>
           </w:tcPr>
           <w:p>
-            <w:pPr>
-              <w:pStyle w:val="Normal1"/>
-              <w:tabs>
-                <w:tab w:val="right" w:pos="12000"/>
-              </w:tabs>
-            </w:pPr>
-            <w:r>
-              <w:t>PHP 20 cap infeasible</w:t>
+            <w:r>
+              <w:t>0 hard-rule violations</w:t>
             </w:r>
           </w:p>
         </w:tc>
@@ -18406,14 +16515,8 @@
             <w:tcW w:w="1649" w:type="dxa"/>
           </w:tcPr>
           <w:p>
-            <w:pPr>
-              <w:pStyle w:val="Normal1"/>
-              <w:tabs>
-                <w:tab w:val="right" w:pos="12000"/>
-              </w:tabs>
-            </w:pPr>
-            <w:r>
-              <w:t>Not applicable</w:t>
+            <w:r>
+              <w:t>Pantry data supported ranking and grocery guidance</w:t>
             </w:r>
           </w:p>
         </w:tc>
@@ -18422,14 +16525,70 @@
             <w:tcW w:w="1324" w:type="dxa"/>
           </w:tcPr>
           <w:p>
-            <w:pPr>
-              <w:pStyle w:val="Normal1"/>
-              <w:tabs>
-                <w:tab w:val="right" w:pos="12000"/>
-              </w:tabs>
-            </w:pPr>
-            <w:r>
-              <w:t>No-safe-plan returned</w:t>
+            <w:r>
+              <w:t>Pantry information improved planning support without replacing safety checks.</w:t>
+            </w:r>
+          </w:p>
+        </w:tc>
+      </w:tr>
+      <w:tr>
+        <w:tc>
+          <w:tcPr>
+            <w:tcW w:type="dxa" w:w="1596"/>
+          </w:tcPr>
+          <w:p>
+            <w:r>
+              <w:t>No-safe-plan boundary</w:t>
+            </w:r>
+          </w:p>
+        </w:tc>
+        <w:tc>
+          <w:tcPr>
+            <w:tcW w:type="dxa" w:w="1566"/>
+          </w:tcPr>
+          <w:p>
+            <w:r>
+              <w:t>PHP 20 infeasible weekly budget contract test</w:t>
+            </w:r>
+          </w:p>
+        </w:tc>
+        <w:tc>
+          <w:tcPr>
+            <w:tcW w:type="dxa" w:w="1649"/>
+          </w:tcPr>
+          <w:p>
+            <w:r>
+              <w:t>Returned no-safe-plan</w:t>
+            </w:r>
+          </w:p>
+        </w:tc>
+        <w:tc>
+          <w:tcPr>
+            <w:tcW w:type="dxa" w:w="1566"/>
+          </w:tcPr>
+          <w:p>
+            <w:r>
+              <w:t>Unsafe fallback avoided</w:t>
+            </w:r>
+          </w:p>
+        </w:tc>
+        <w:tc>
+          <w:tcPr>
+            <w:tcW w:type="dxa" w:w="1649"/>
+          </w:tcPr>
+          <w:p>
+            <w:r>
+              <w:t>Not applicable because no safe plan exists</w:t>
+            </w:r>
+          </w:p>
+        </w:tc>
+        <w:tc>
+          <w:tcPr>
+            <w:tcW w:type="dxa" w:w="1324"/>
+          </w:tcPr>
+          <w:p>
+            <w:r>
+              <w:t>The system reports infeasibility when user limits cannot be satisfied.</w:t>
             </w:r>
           </w:p>
         </w:tc>
@@ -18446,6 +16605,7 @@
         <w:ind w:left="900" w:firstLine="450"/>
         <w:jc w:val="both"/>
       </w:pPr>
+      <w:r/>
     </w:p>
     <w:p>
       <w:pPr>
@@ -18459,8 +16619,7 @@
         <w:jc w:val="both"/>
       </w:pPr>
       <w:r>
-        <w:tab/>
-        <w:t>The table above indicates that the proposed planner preserved hard-constraint safety across the evaluated benchmark scenarios. The completed plans still show calorie and macronutrient deviation, which is expected in a constrained weekly meal-planning problem with cultural, budget, pantry, and dietary requirements. Therefore, the system works as a reliable decision-support and optimization tool that gives the most balanced meal layout possible under the user's specific limits. When the configured constraints make a safe complete plan mathematically impossible, the system cleanly returns structured no-safe-plan feedback instead of forcing an unsafe automatic recommendation.</w:t>
+        <w:t>Table 41 shows that the final planner preserved the required safety boundary. In the final 20-profile benchmark, all 100 runs completed the 21-meal weekly structure, passed constraint validation, and recorded zero hard-rule violations. Nutrition feasibility also passed in all 100 runs, while sodium or sugar items were treated as advisory warnings when applicable. When the configured budget was intentionally impossible, the system returned structured no-safe-plan feedback instead of forcing an unsafe automatic recommendation.</w:t>
       </w:r>
     </w:p>
     <w:p>
@@ -18474,6 +16633,7 @@
         <w:ind w:left="900" w:firstLine="450"/>
         <w:jc w:val="both"/>
       </w:pPr>
+      <w:r/>
     </w:p>
     <w:p>
       <w:pPr>
@@ -18491,10 +16651,8 @@
           <w:cols w:space="708"/>
         </w:sectPr>
       </w:pPr>
-      <w:bookmarkStart w:id="40" w:name="_bzxnztjgeo27" w:colFirst="0" w:colLast="0"/>
-      <w:bookmarkEnd w:id="40"/>
       <w:r>
-        <w:t>Operational Planner Recovery and ML-Assist Results</w:t>
+        <w:t>Planner Latency Recovery and ML-Assist Results</w:t>
       </w:r>
     </w:p>
     <w:p>
@@ -18506,8 +16664,7 @@
         <w:jc w:val="both"/>
       </w:pPr>
       <w:r>
-        <w:lastRenderedPageBreak/>
-        <w:t>The machine learning layer analyzes user data to rank and shortlist the most relevant meal choices, which significantly narrows down the options before the solver even runs. By providing this pre-sorted shortlist, the ML layer helps the two-stage MILP optimizer find the absolute best plan much faster instead of wasting time sorting through thousands of raw recipes. However, critical safety rules, such as allergen filtering, budget constraints, and exact nutritional boundaries, remain entirely controlled by the deterministic optimization stage. Ultimately, the machine learning layer speeds up the selection process, but it never overrides the mathematical solver.</w:t>
+        <w:t>In this section, recovery refers to measured planner-latency recovery, not a separate recovery module. The first 20-profile local benchmark already generated valid plans, but it averaged 6,154 ms, with P95 at 12,514 ms and maximum runtime at 14,013 ms. After profile-aware solve ordering, first-complete-safe-plan stopping, a smaller safe search set, cached static recipe features, and the LightGBM-assisted Stage-1 path, the final benchmark completed 100/100 runs with an average runtime of 257 ms, P95 runtime of 313 ms, maximum runtime of 357 ms, and zero hard-rule violations.</w:t>
       </w:r>
     </w:p>
     <w:p>
@@ -18518,6 +16675,7 @@
         <w:ind w:left="1080" w:firstLine="540"/>
         <w:jc w:val="both"/>
       </w:pPr>
+      <w:r/>
     </w:p>
     <w:p>
       <w:pPr>
@@ -18528,7 +16686,7 @@
         <w:jc w:val="both"/>
       </w:pPr>
       <w:r>
-        <w:t>The table below details the data profile and accuracy metrics used to evaluate the performance of the Stage-1 machine learning layer.</w:t>
+        <w:t>The machine learning layer ranks and shortlists relevant meal choices after deterministic safety filtering has already been applied. This pre-sorted shortlist helps the CP-SAT optimizer reach feasible plans faster by reducing candidate-search pressure. However, critical rules such as allergen filtering, dietary restrictions, budget limits, meal-slot structure, repetition rules, and nutrition checks remain controlled by deterministic filtering and CP-SAT optimization. The machine learning layer improves candidate ordering, but it never overrides the mathematical planner. The table below details the data profile and accuracy metrics used to evaluate the Stage-1 machine learning layer.</w:t>
       </w:r>
     </w:p>
     <w:p>
@@ -18539,6 +16697,7 @@
         <w:ind w:left="900" w:firstLine="540"/>
         <w:jc w:val="both"/>
       </w:pPr>
+      <w:r/>
     </w:p>
     <w:p>
       <w:pPr>
@@ -18546,14 +16705,8 @@
         <w:spacing w:before="0" w:after="0" w:line="480" w:lineRule="auto"/>
         <w:jc w:val="center"/>
       </w:pPr>
-      <w:bookmarkStart w:id="41" w:name="_3quvazr5k0lu" w:colFirst="0" w:colLast="0"/>
-      <w:bookmarkEnd w:id="41"/>
       <w:r>
-        <w:rPr>
-          <w:sz w:val="24"/>
-          <w:szCs w:val="24"/>
-        </w:rPr>
-        <w:t>Table 41. Evaluation Summary of the Stage-1 ML Model</w:t>
+        <w:t>Table 42. Evaluation Summary of the Stage-1 ML Model</w:t>
       </w:r>
     </w:p>
     <w:tbl>
@@ -18590,20 +16743,7 @@
             </w:tcMar>
           </w:tcPr>
           <w:p>
-            <w:pPr>
-              <w:pStyle w:val="Normal1"/>
-              <w:spacing w:before="0"/>
-              <w:jc w:val="center"/>
-              <w:rPr>
-                <w:b/>
-                <w:bCs/>
-              </w:rPr>
-            </w:pPr>
-            <w:r>
-              <w:rPr>
-                <w:b/>
-                <w:bCs/>
-              </w:rPr>
+            <w:r>
               <w:t>Metric</w:t>
             </w:r>
           </w:p>
@@ -18620,20 +16760,7 @@
             </w:tcMar>
           </w:tcPr>
           <w:p>
-            <w:pPr>
-              <w:pStyle w:val="Normal1"/>
-              <w:spacing w:before="0"/>
-              <w:jc w:val="center"/>
-              <w:rPr>
-                <w:b/>
-                <w:bCs/>
-              </w:rPr>
-            </w:pPr>
-            <w:r>
-              <w:rPr>
-                <w:b/>
-                <w:bCs/>
-              </w:rPr>
+            <w:r>
               <w:t>Observed Value</w:t>
             </w:r>
           </w:p>
@@ -18650,20 +16777,7 @@
             </w:tcMar>
           </w:tcPr>
           <w:p>
-            <w:pPr>
-              <w:pStyle w:val="Normal1"/>
-              <w:spacing w:before="0"/>
-              <w:jc w:val="center"/>
-              <w:rPr>
-                <w:b/>
-                <w:bCs/>
-              </w:rPr>
-            </w:pPr>
-            <w:r>
-              <w:rPr>
-                <w:b/>
-                <w:bCs/>
-              </w:rPr>
+            <w:r>
               <w:t>Interpretation</w:t>
             </w:r>
           </w:p>
@@ -18681,16 +16795,6 @@
             </w:tcBorders>
           </w:tcPr>
           <w:p>
-            <w:pPr>
-              <w:pStyle w:val="Normal1"/>
-              <w:widowControl/>
-              <w:spacing w:before="0" w:line="480" w:lineRule="auto"/>
-              <w:jc w:val="center"/>
-              <w:rPr>
-                <w:sz w:val="26"/>
-                <w:szCs w:val="26"/>
-              </w:rPr>
-            </w:pPr>
             <w:r>
               <w:t>Dataset version</w:t>
             </w:r>
@@ -18707,16 +16811,6 @@
             </w:tcBorders>
           </w:tcPr>
           <w:p>
-            <w:pPr>
-              <w:pStyle w:val="Normal1"/>
-              <w:widowControl/>
-              <w:spacing w:before="0" w:line="480" w:lineRule="auto"/>
-              <w:jc w:val="center"/>
-              <w:rPr>
-                <w:sz w:val="26"/>
-                <w:szCs w:val="26"/>
-              </w:rPr>
-            </w:pPr>
             <w:r>
               <w:t>ml-dataset-v1-1775742965</w:t>
             </w:r>
@@ -18733,18 +16827,8 @@
             </w:tcBorders>
           </w:tcPr>
           <w:p>
-            <w:pPr>
-              <w:pStyle w:val="Normal1"/>
-              <w:widowControl/>
-              <w:spacing w:before="0" w:line="480" w:lineRule="auto"/>
-              <w:jc w:val="center"/>
-              <w:rPr>
-                <w:sz w:val="26"/>
-                <w:szCs w:val="26"/>
-              </w:rPr>
-            </w:pPr>
-            <w:r>
-              <w:t>Current offline training dataset snapshot</w:t>
+            <w:r>
+              <w:t>Offline dataset snapshot used for the current Stage-1 ranking model.</w:t>
             </w:r>
           </w:p>
         </w:tc>
@@ -18761,16 +16845,6 @@
             </w:tcBorders>
           </w:tcPr>
           <w:p>
-            <w:pPr>
-              <w:pStyle w:val="Normal1"/>
-              <w:widowControl/>
-              <w:spacing w:before="0" w:line="480" w:lineRule="auto"/>
-              <w:jc w:val="center"/>
-              <w:rPr>
-                <w:sz w:val="26"/>
-                <w:szCs w:val="26"/>
-              </w:rPr>
-            </w:pPr>
             <w:r>
               <w:t>Rows / positive rate</w:t>
             </w:r>
@@ -18787,16 +16861,6 @@
             </w:tcBorders>
           </w:tcPr>
           <w:p>
-            <w:pPr>
-              <w:pStyle w:val="Normal1"/>
-              <w:widowControl/>
-              <w:spacing w:before="0" w:line="480" w:lineRule="auto"/>
-              <w:jc w:val="center"/>
-              <w:rPr>
-                <w:sz w:val="26"/>
-                <w:szCs w:val="26"/>
-              </w:rPr>
-            </w:pPr>
             <w:r>
               <w:t>74,112 rows / 0.0627</w:t>
             </w:r>
@@ -18813,18 +16877,8 @@
             </w:tcBorders>
           </w:tcPr>
           <w:p>
-            <w:pPr>
-              <w:pStyle w:val="Normal1"/>
-              <w:widowControl/>
-              <w:spacing w:before="0" w:line="480" w:lineRule="auto"/>
-              <w:jc w:val="center"/>
-              <w:rPr>
-                <w:sz w:val="26"/>
-                <w:szCs w:val="26"/>
-              </w:rPr>
-            </w:pPr>
-            <w:r>
-              <w:t>Training set built from repository telemetry artifacts</w:t>
+            <w:r>
+              <w:t>Shows the size of the candidate dataset and the selected-candidate rate used for training and testing.</w:t>
             </w:r>
           </w:p>
         </w:tc>
@@ -18841,16 +16895,6 @@
             </w:tcBorders>
           </w:tcPr>
           <w:p>
-            <w:pPr>
-              <w:pStyle w:val="Normal1"/>
-              <w:widowControl/>
-              <w:spacing w:before="0" w:line="480" w:lineRule="auto"/>
-              <w:jc w:val="center"/>
-              <w:rPr>
-                <w:sz w:val="26"/>
-                <w:szCs w:val="26"/>
-              </w:rPr>
-            </w:pPr>
             <w:r>
               <w:t>Unique requests / users</w:t>
             </w:r>
@@ -18867,16 +16911,6 @@
             </w:tcBorders>
           </w:tcPr>
           <w:p>
-            <w:pPr>
-              <w:pStyle w:val="Normal1"/>
-              <w:widowControl/>
-              <w:spacing w:before="0" w:line="480" w:lineRule="auto"/>
-              <w:jc w:val="center"/>
-              <w:rPr>
-                <w:sz w:val="26"/>
-                <w:szCs w:val="26"/>
-              </w:rPr>
-            </w:pPr>
             <w:r>
               <w:t>360 / 60</w:t>
             </w:r>
@@ -18893,18 +16927,8 @@
             </w:tcBorders>
           </w:tcPr>
           <w:p>
-            <w:pPr>
-              <w:pStyle w:val="Normal1"/>
-              <w:widowControl/>
-              <w:spacing w:before="0" w:line="480" w:lineRule="auto"/>
-              <w:jc w:val="center"/>
-              <w:rPr>
-                <w:sz w:val="26"/>
-                <w:szCs w:val="26"/>
-              </w:rPr>
-            </w:pPr>
-            <w:r>
-              <w:t>Coverage of request-level behavior in the dataset</w:t>
+            <w:r>
+              <w:t>Shows request-level and user-level coverage in the training evidence.</w:t>
             </w:r>
           </w:p>
         </w:tc>
@@ -18921,18 +16945,7 @@
             </w:tcBorders>
           </w:tcPr>
           <w:p>
-            <w:pPr>
-              <w:pStyle w:val="Normal1"/>
-              <w:widowControl/>
-              <w:spacing w:before="0" w:line="480" w:lineRule="auto"/>
-              <w:jc w:val="center"/>
-              <w:rPr>
-                <w:sz w:val="26"/>
-                <w:szCs w:val="26"/>
-              </w:rPr>
-            </w:pPr>
-            <w:r>
-              <w:lastRenderedPageBreak/>
+            <w:r>
               <w:t>Train / val / test split</w:t>
             </w:r>
           </w:p>
@@ -18948,16 +16961,6 @@
             </w:tcBorders>
           </w:tcPr>
           <w:p>
-            <w:pPr>
-              <w:pStyle w:val="Normal1"/>
-              <w:widowControl/>
-              <w:spacing w:before="0" w:line="480" w:lineRule="auto"/>
-              <w:jc w:val="center"/>
-              <w:rPr>
-                <w:sz w:val="26"/>
-                <w:szCs w:val="26"/>
-              </w:rPr>
-            </w:pPr>
             <w:r>
               <w:t>60,319 / 7,350 / 6,443</w:t>
             </w:r>
@@ -18974,18 +16977,8 @@
             </w:tcBorders>
           </w:tcPr>
           <w:p>
-            <w:pPr>
-              <w:pStyle w:val="Normal1"/>
-              <w:widowControl/>
-              <w:spacing w:before="0" w:line="480" w:lineRule="auto"/>
-              <w:jc w:val="center"/>
-              <w:rPr>
-                <w:sz w:val="26"/>
-                <w:szCs w:val="26"/>
-              </w:rPr>
-            </w:pPr>
-            <w:r>
-              <w:t>Leakage-aware split by request identifier</w:t>
+            <w:r>
+              <w:t>The request-level split reduces leakage between model training and final testing.</w:t>
             </w:r>
           </w:p>
         </w:tc>
@@ -19002,16 +16995,6 @@
             </w:tcBorders>
           </w:tcPr>
           <w:p>
-            <w:pPr>
-              <w:pStyle w:val="Normal1"/>
-              <w:widowControl/>
-              <w:spacing w:before="0" w:line="480" w:lineRule="auto"/>
-              <w:jc w:val="center"/>
-              <w:rPr>
-                <w:sz w:val="26"/>
-                <w:szCs w:val="26"/>
-              </w:rPr>
-            </w:pPr>
             <w:r>
               <w:t>Feature count</w:t>
             </w:r>
@@ -19028,16 +17011,6 @@
             </w:tcBorders>
           </w:tcPr>
           <w:p>
-            <w:pPr>
-              <w:pStyle w:val="Normal1"/>
-              <w:widowControl/>
-              <w:spacing w:before="0" w:line="480" w:lineRule="auto"/>
-              <w:jc w:val="center"/>
-              <w:rPr>
-                <w:sz w:val="26"/>
-                <w:szCs w:val="26"/>
-              </w:rPr>
-            </w:pPr>
             <w:r>
               <w:t>46</w:t>
             </w:r>
@@ -19054,18 +17027,8 @@
             </w:tcBorders>
           </w:tcPr>
           <w:p>
-            <w:pPr>
-              <w:pStyle w:val="Normal1"/>
-              <w:widowControl/>
-              <w:spacing w:before="0" w:line="480" w:lineRule="auto"/>
-              <w:jc w:val="center"/>
-              <w:rPr>
-                <w:sz w:val="26"/>
-                <w:szCs w:val="26"/>
-              </w:rPr>
-            </w:pPr>
-            <w:r>
-              <w:t>Structured stage-1 ranking feature space</w:t>
+            <w:r>
+              <w:t>Represents the profile, recipe, pantry, budget, and feedback variables used for candidate ranking.</w:t>
             </w:r>
           </w:p>
         </w:tc>
@@ -19082,16 +17045,6 @@
             </w:tcBorders>
           </w:tcPr>
           <w:p>
-            <w:pPr>
-              <w:pStyle w:val="Normal1"/>
-              <w:widowControl/>
-              <w:spacing w:before="0" w:line="480" w:lineRule="auto"/>
-              <w:jc w:val="center"/>
-              <w:rPr>
-                <w:sz w:val="26"/>
-                <w:szCs w:val="26"/>
-              </w:rPr>
-            </w:pPr>
             <w:r>
               <w:t>Test AUC</w:t>
             </w:r>
@@ -19108,16 +17061,6 @@
             </w:tcBorders>
           </w:tcPr>
           <w:p>
-            <w:pPr>
-              <w:pStyle w:val="Normal1"/>
-              <w:widowControl/>
-              <w:spacing w:before="0" w:line="480" w:lineRule="auto"/>
-              <w:jc w:val="center"/>
-              <w:rPr>
-                <w:sz w:val="26"/>
-                <w:szCs w:val="26"/>
-              </w:rPr>
-            </w:pPr>
             <w:r>
               <w:t>0.9373</w:t>
             </w:r>
@@ -19134,18 +17077,8 @@
             </w:tcBorders>
           </w:tcPr>
           <w:p>
-            <w:pPr>
-              <w:pStyle w:val="Normal1"/>
-              <w:widowControl/>
-              <w:spacing w:before="0" w:line="480" w:lineRule="auto"/>
-              <w:jc w:val="center"/>
-              <w:rPr>
-                <w:sz w:val="26"/>
-                <w:szCs w:val="26"/>
-              </w:rPr>
-            </w:pPr>
-            <w:r>
-              <w:t>Binary discrimination quality</w:t>
+            <w:r>
+              <w:t>Indicates that selected and non-selected recipe candidates were generally separable.</w:t>
             </w:r>
           </w:p>
         </w:tc>
@@ -19162,16 +17095,6 @@
             </w:tcBorders>
           </w:tcPr>
           <w:p>
-            <w:pPr>
-              <w:pStyle w:val="Normal1"/>
-              <w:widowControl/>
-              <w:spacing w:before="0" w:line="480" w:lineRule="auto"/>
-              <w:jc w:val="center"/>
-              <w:rPr>
-                <w:sz w:val="26"/>
-                <w:szCs w:val="26"/>
-              </w:rPr>
-            </w:pPr>
             <w:r>
               <w:t>Test log loss</w:t>
             </w:r>
@@ -19188,16 +17111,6 @@
             </w:tcBorders>
           </w:tcPr>
           <w:p>
-            <w:pPr>
-              <w:pStyle w:val="Normal1"/>
-              <w:widowControl/>
-              <w:spacing w:before="0" w:line="480" w:lineRule="auto"/>
-              <w:jc w:val="center"/>
-              <w:rPr>
-                <w:sz w:val="26"/>
-                <w:szCs w:val="26"/>
-              </w:rPr>
-            </w:pPr>
             <w:r>
               <w:t>0.1024</w:t>
             </w:r>
@@ -19214,18 +17127,8 @@
             </w:tcBorders>
           </w:tcPr>
           <w:p>
-            <w:pPr>
-              <w:pStyle w:val="Normal1"/>
-              <w:widowControl/>
-              <w:spacing w:before="0" w:line="480" w:lineRule="auto"/>
-              <w:jc w:val="center"/>
-              <w:rPr>
-                <w:sz w:val="26"/>
-                <w:szCs w:val="26"/>
-              </w:rPr>
-            </w:pPr>
-            <w:r>
-              <w:t>Probability calibration proxy</w:t>
+            <w:r>
+              <w:t>Shows low prediction error for the model probabilities on the test split.</w:t>
             </w:r>
           </w:p>
         </w:tc>
@@ -19242,16 +17145,6 @@
             </w:tcBorders>
           </w:tcPr>
           <w:p>
-            <w:pPr>
-              <w:pStyle w:val="Normal1"/>
-              <w:widowControl/>
-              <w:spacing w:before="0" w:line="480" w:lineRule="auto"/>
-              <w:jc w:val="center"/>
-              <w:rPr>
-                <w:sz w:val="26"/>
-                <w:szCs w:val="26"/>
-              </w:rPr>
-            </w:pPr>
             <w:r>
               <w:t>Test NDCG@10</w:t>
             </w:r>
@@ -19268,16 +17161,6 @@
             </w:tcBorders>
           </w:tcPr>
           <w:p>
-            <w:pPr>
-              <w:pStyle w:val="Normal1"/>
-              <w:widowControl/>
-              <w:spacing w:before="0" w:line="480" w:lineRule="auto"/>
-              <w:jc w:val="center"/>
-              <w:rPr>
-                <w:sz w:val="26"/>
-                <w:szCs w:val="26"/>
-              </w:rPr>
-            </w:pPr>
             <w:r>
               <w:t>0.9211</w:t>
             </w:r>
@@ -19294,18 +17177,8 @@
             </w:tcBorders>
           </w:tcPr>
           <w:p>
-            <w:pPr>
-              <w:pStyle w:val="Normal1"/>
-              <w:widowControl/>
-              <w:spacing w:before="0" w:line="480" w:lineRule="auto"/>
-              <w:jc w:val="center"/>
-              <w:rPr>
-                <w:sz w:val="26"/>
-                <w:szCs w:val="26"/>
-              </w:rPr>
-            </w:pPr>
-            <w:r>
-              <w:t>Top-10 ranking quality</w:t>
+            <w:r>
+              <w:t>Shows that relevant selected candidates usually appeared near the top of the ranked list.</w:t>
             </w:r>
           </w:p>
         </w:tc>
@@ -19322,16 +17195,6 @@
             </w:tcBorders>
           </w:tcPr>
           <w:p>
-            <w:pPr>
-              <w:pStyle w:val="Normal1"/>
-              <w:widowControl/>
-              <w:spacing w:before="0" w:line="480" w:lineRule="auto"/>
-              <w:jc w:val="center"/>
-              <w:rPr>
-                <w:sz w:val="26"/>
-                <w:szCs w:val="26"/>
-              </w:rPr>
-            </w:pPr>
             <w:r>
               <w:t>Baseline NDCG@10</w:t>
             </w:r>
@@ -19348,16 +17211,6 @@
             </w:tcBorders>
           </w:tcPr>
           <w:p>
-            <w:pPr>
-              <w:pStyle w:val="Normal1"/>
-              <w:widowControl/>
-              <w:spacing w:before="0" w:line="480" w:lineRule="auto"/>
-              <w:jc w:val="center"/>
-              <w:rPr>
-                <w:sz w:val="26"/>
-                <w:szCs w:val="26"/>
-              </w:rPr>
-            </w:pPr>
             <w:r>
               <w:t>0.8838</w:t>
             </w:r>
@@ -19374,18 +17227,8 @@
             </w:tcBorders>
           </w:tcPr>
           <w:p>
-            <w:pPr>
-              <w:pStyle w:val="Normal1"/>
-              <w:widowControl/>
-              <w:spacing w:before="0" w:line="480" w:lineRule="auto"/>
-              <w:jc w:val="center"/>
-              <w:rPr>
-                <w:sz w:val="26"/>
-                <w:szCs w:val="26"/>
-              </w:rPr>
-            </w:pPr>
-            <w:r>
-              <w:t>Reference ranking without the trained model</w:t>
+            <w:r>
+              <w:t>Reference top-10 ranking quality using the deterministic heuristic score.</w:t>
             </w:r>
           </w:p>
         </w:tc>
@@ -19402,16 +17245,6 @@
             </w:tcBorders>
           </w:tcPr>
           <w:p>
-            <w:pPr>
-              <w:pStyle w:val="Normal1"/>
-              <w:widowControl/>
-              <w:spacing w:before="0" w:line="480" w:lineRule="auto"/>
-              <w:jc w:val="center"/>
-              <w:rPr>
-                <w:sz w:val="26"/>
-                <w:szCs w:val="26"/>
-              </w:rPr>
-            </w:pPr>
             <w:r>
               <w:t>Test MAP@10</w:t>
             </w:r>
@@ -19428,16 +17261,6 @@
             </w:tcBorders>
           </w:tcPr>
           <w:p>
-            <w:pPr>
-              <w:pStyle w:val="Normal1"/>
-              <w:widowControl/>
-              <w:spacing w:before="0" w:line="480" w:lineRule="auto"/>
-              <w:jc w:val="center"/>
-              <w:rPr>
-                <w:sz w:val="26"/>
-                <w:szCs w:val="26"/>
-              </w:rPr>
-            </w:pPr>
             <w:r>
               <w:t>0.6779</w:t>
             </w:r>
@@ -19454,18 +17277,8 @@
             </w:tcBorders>
           </w:tcPr>
           <w:p>
-            <w:pPr>
-              <w:pStyle w:val="Normal1"/>
-              <w:widowControl/>
-              <w:spacing w:before="0" w:line="480" w:lineRule="auto"/>
-              <w:jc w:val="center"/>
-              <w:rPr>
-                <w:sz w:val="26"/>
-                <w:szCs w:val="26"/>
-              </w:rPr>
-            </w:pPr>
-            <w:r>
-              <w:t>Precision-oriented ranking quality</w:t>
+            <w:r>
+              <w:t>Shows precision-oriented ranking quality within the top 10 candidates.</w:t>
             </w:r>
           </w:p>
         </w:tc>
@@ -19482,16 +17295,6 @@
             </w:tcBorders>
           </w:tcPr>
           <w:p>
-            <w:pPr>
-              <w:pStyle w:val="Normal1"/>
-              <w:widowControl/>
-              <w:spacing w:before="0" w:line="480" w:lineRule="auto"/>
-              <w:jc w:val="center"/>
-              <w:rPr>
-                <w:sz w:val="26"/>
-                <w:szCs w:val="26"/>
-              </w:rPr>
-            </w:pPr>
             <w:r>
               <w:t>Baseline MAP@10</w:t>
             </w:r>
@@ -19508,16 +17311,6 @@
             </w:tcBorders>
           </w:tcPr>
           <w:p>
-            <w:pPr>
-              <w:pStyle w:val="Normal1"/>
-              <w:widowControl/>
-              <w:spacing w:before="0" w:line="480" w:lineRule="auto"/>
-              <w:jc w:val="center"/>
-              <w:rPr>
-                <w:sz w:val="26"/>
-                <w:szCs w:val="26"/>
-              </w:rPr>
-            </w:pPr>
             <w:r>
               <w:t>0.6275</w:t>
             </w:r>
@@ -19534,18 +17327,8 @@
             </w:tcBorders>
           </w:tcPr>
           <w:p>
-            <w:pPr>
-              <w:pStyle w:val="Normal1"/>
-              <w:widowControl/>
-              <w:spacing w:before="0" w:line="480" w:lineRule="auto"/>
-              <w:jc w:val="center"/>
-              <w:rPr>
-                <w:sz w:val="26"/>
-                <w:szCs w:val="26"/>
-              </w:rPr>
-            </w:pPr>
-            <w:r>
-              <w:t>Reference precision before learned ranking</w:t>
+            <w:r>
+              <w:t>Reference top-10 precision before learned ranking was applied.</w:t>
             </w:r>
           </w:p>
         </w:tc>
@@ -19560,6 +17343,7 @@
           <w:cols w:space="708"/>
         </w:sectPr>
       </w:pPr>
+      <w:r/>
     </w:p>
     <w:p>
       <w:pPr>
@@ -19568,6 +17352,7 @@
         <w:spacing w:before="0" w:line="480" w:lineRule="auto"/>
         <w:jc w:val="both"/>
       </w:pPr>
+      <w:r/>
     </w:p>
     <w:p>
       <w:pPr>
@@ -19579,8 +17364,6 @@
         <w:spacing w:line="480" w:lineRule="auto"/>
         <w:jc w:val="both"/>
       </w:pPr>
-      <w:bookmarkStart w:id="42" w:name="_9pw7tjwvxfrh" w:colFirst="0" w:colLast="0"/>
-      <w:bookmarkEnd w:id="42"/>
       <w:r>
         <w:t>Pantry, Grocery, and Budget Evaluation</w:t>
       </w:r>
@@ -19600,7 +17383,7 @@
         </w:sectPr>
       </w:pPr>
       <w:r>
-        <w:t>Pantry, grocery, and budget behaviors were evaluated to measure the practical usability of the system's core features. While the solver treats configured weekly budgets as strict hard constraints, pantry and grocery features operate on intelligent data tracking to assist user management. The table below summarizes the system's operational logic in these areas.</w:t>
+        <w:t>Pantry, grocery, and budget behaviors were evaluated to measure how the system supports practical meal planning. The solver treats configured weekly budgets as hard constraints, while pantry data supports recipe ranking and grocery-list organization. The table below summarizes the system's operational logic in these areas.</w:t>
       </w:r>
     </w:p>
     <w:p>
@@ -19611,6 +17394,7 @@
         <w:ind w:left="1080" w:firstLine="540"/>
         <w:jc w:val="both"/>
       </w:pPr>
+      <w:r/>
     </w:p>
     <w:p>
       <w:pPr>
@@ -19622,14 +17406,8 @@
           <w:szCs w:val="24"/>
         </w:rPr>
       </w:pPr>
-      <w:bookmarkStart w:id="43" w:name="_52yf5amg440e" w:colFirst="0" w:colLast="0"/>
-      <w:bookmarkEnd w:id="43"/>
       <w:r>
-        <w:rPr>
-          <w:sz w:val="24"/>
-          <w:szCs w:val="24"/>
-        </w:rPr>
-        <w:t>Table 42. Evaluation Summary of the Stage-1 ML Model</w:t>
+        <w:t>Table 43. Pantry, Grocery, and Budget Evaluation Summary</w:t>
       </w:r>
     </w:p>
     <w:tbl>
@@ -19670,27 +17448,7 @@
             </w:tcMar>
           </w:tcPr>
           <w:p>
-            <w:pPr>
-              <w:pStyle w:val="Normal1"/>
-              <w:pBdr>
-                <w:top w:val="nil"/>
-                <w:left w:val="nil"/>
-                <w:bottom w:val="nil"/>
-                <w:right w:val="nil"/>
-                <w:between w:val="nil"/>
-              </w:pBdr>
-              <w:spacing w:before="0"/>
-              <w:jc w:val="center"/>
-              <w:rPr>
-                <w:b/>
-                <w:bCs/>
-              </w:rPr>
-            </w:pPr>
-            <w:r>
-              <w:rPr>
-                <w:b/>
-                <w:bCs/>
-              </w:rPr>
+            <w:r>
               <w:t>Computation Area</w:t>
             </w:r>
           </w:p>
@@ -19707,27 +17465,7 @@
             </w:tcMar>
           </w:tcPr>
           <w:p>
-            <w:pPr>
-              <w:pStyle w:val="Normal1"/>
-              <w:pBdr>
-                <w:top w:val="nil"/>
-                <w:left w:val="nil"/>
-                <w:bottom w:val="nil"/>
-                <w:right w:val="nil"/>
-                <w:between w:val="nil"/>
-              </w:pBdr>
-              <w:spacing w:before="0"/>
-              <w:jc w:val="center"/>
-              <w:rPr>
-                <w:b/>
-                <w:bCs/>
-              </w:rPr>
-            </w:pPr>
-            <w:r>
-              <w:rPr>
-                <w:b/>
-                <w:bCs/>
-              </w:rPr>
+            <w:r>
               <w:t>Observed System Behavior</w:t>
             </w:r>
           </w:p>
@@ -19744,27 +17482,7 @@
             </w:tcMar>
           </w:tcPr>
           <w:p>
-            <w:pPr>
-              <w:pStyle w:val="Normal1"/>
-              <w:pBdr>
-                <w:top w:val="nil"/>
-                <w:left w:val="nil"/>
-                <w:bottom w:val="nil"/>
-                <w:right w:val="nil"/>
-                <w:between w:val="nil"/>
-              </w:pBdr>
-              <w:spacing w:before="0"/>
-              <w:jc w:val="center"/>
-              <w:rPr>
-                <w:b/>
-                <w:bCs/>
-              </w:rPr>
-            </w:pPr>
-            <w:r>
-              <w:rPr>
-                <w:b/>
-                <w:bCs/>
-              </w:rPr>
+            <w:r>
               <w:t>Interpretation</w:t>
             </w:r>
           </w:p>
@@ -19791,13 +17509,8 @@
             </w:tcMar>
           </w:tcPr>
           <w:p>
-            <w:pPr>
-              <w:pStyle w:val="Normal1"/>
-              <w:spacing w:before="0" w:after="480" w:line="276" w:lineRule="auto"/>
-              <w:jc w:val="both"/>
-            </w:pPr>
-            <w:r>
-              <w:t>Pantry-Overlap Behavior</w:t>
+            <w:r>
+              <w:t>Pantry-overlap behavior</w:t>
             </w:r>
           </w:p>
         </w:tc>
@@ -19818,13 +17531,8 @@
             </w:tcMar>
           </w:tcPr>
           <w:p>
-            <w:pPr>
-              <w:pStyle w:val="Normal1"/>
-              <w:spacing w:before="0" w:after="480" w:line="276" w:lineRule="auto"/>
-              <w:jc w:val="both"/>
-            </w:pPr>
-            <w:r>
-              <w:t>Scenario 4 recorded 38 pantry-overlap matches (e.g., chicken, egg, garlic, tomato) to influence ranking.</w:t>
+            <w:r>
+              <w:t>Pantry-aware validation recorded pantry-overlap matches, including ingredients such as chicken, egg, garlic, and tomato.</w:t>
             </w:r>
           </w:p>
         </w:tc>
@@ -19845,13 +17553,8 @@
             </w:tcMar>
           </w:tcPr>
           <w:p>
-            <w:pPr>
-              <w:pStyle w:val="Normal1"/>
-              <w:spacing w:before="0" w:after="480" w:line="276" w:lineRule="auto"/>
-              <w:jc w:val="both"/>
-            </w:pPr>
-            <w:r>
-              <w:t>Optimizes recipe ranking and prioritizes meals using on-hand ingredients.</w:t>
+            <w:r>
+              <w:t>Uses pantry matches to support recipe ranking and grocery guidance without replacing planner safety checks.</w:t>
             </w:r>
           </w:p>
         </w:tc>
@@ -19877,13 +17580,8 @@
             </w:tcMar>
           </w:tcPr>
           <w:p>
-            <w:pPr>
-              <w:pStyle w:val="Normal1"/>
-              <w:spacing w:before="0" w:after="480" w:line="276" w:lineRule="auto"/>
-              <w:jc w:val="both"/>
-            </w:pPr>
-            <w:r>
-              <w:t>Grocery Deficit &amp; Guidance</w:t>
+            <w:r>
+              <w:t>Grocery deficit and guidance</w:t>
             </w:r>
           </w:p>
         </w:tc>
@@ -19904,13 +17602,8 @@
             </w:tcMar>
           </w:tcPr>
           <w:p>
-            <w:pPr>
-              <w:pStyle w:val="Normal1"/>
-              <w:spacing w:before="0" w:after="480" w:line="276" w:lineRule="auto"/>
-              <w:jc w:val="both"/>
-            </w:pPr>
-            <w:r>
-              <w:t>The grocery module consolidates recipe requirements and automatically flags pantry-covered items.</w:t>
+            <w:r>
+              <w:t>The grocery module consolidates recipe requirements and marks pantry-covered items.</w:t>
             </w:r>
           </w:p>
         </w:tc>
@@ -19931,13 +17624,8 @@
             </w:tcMar>
           </w:tcPr>
           <w:p>
-            <w:pPr>
-              <w:pStyle w:val="Normal1"/>
-              <w:spacing w:before="0" w:after="480" w:line="276" w:lineRule="auto"/>
-              <w:jc w:val="both"/>
-            </w:pPr>
-            <w:r>
-              <w:t>Streamlines shopping lists by separating available kitchen items from needed groceries.</w:t>
+            <w:r>
+              <w:t>Provides organized shopping guidance from the selected meal plan.</w:t>
             </w:r>
           </w:p>
         </w:tc>
@@ -19963,13 +17651,8 @@
             </w:tcMar>
           </w:tcPr>
           <w:p>
-            <w:pPr>
-              <w:pStyle w:val="Normal1"/>
-              <w:spacing w:before="0" w:after="480" w:line="276" w:lineRule="auto"/>
-              <w:jc w:val="both"/>
-            </w:pPr>
-            <w:r>
-              <w:t>Price Computation</w:t>
+            <w:r>
+              <w:t>Price computation</w:t>
             </w:r>
           </w:p>
         </w:tc>
@@ -19990,13 +17673,8 @@
             </w:tcMar>
           </w:tcPr>
           <w:p>
-            <w:pPr>
-              <w:pStyle w:val="Normal1"/>
-              <w:spacing w:before="0" w:after="480" w:line="276" w:lineRule="auto"/>
-              <w:jc w:val="both"/>
-            </w:pPr>
-            <w:r>
-              <w:t>Estimates costs using structured baseline pricing (e.g., egg at PHP 7 per piece).</w:t>
+            <w:r>
+              <w:t>Estimates costs using structured baseline pricing, such as egg at PHP 7 per piece.</w:t>
             </w:r>
           </w:p>
         </w:tc>
@@ -20017,13 +17695,8 @@
             </w:tcMar>
           </w:tcPr>
           <w:p>
-            <w:pPr>
-              <w:pStyle w:val="Normal1"/>
-              <w:spacing w:before="0" w:after="480" w:line="276" w:lineRule="auto"/>
-              <w:jc w:val="both"/>
-            </w:pPr>
-            <w:r>
-              <w:t>Provides a functional spending baseline for weekly budgetary planning.</w:t>
+            <w:r>
+              <w:t>Supplies a consistent spending estimate for weekly budget planning.</w:t>
             </w:r>
           </w:p>
         </w:tc>
@@ -20049,13 +17722,8 @@
             </w:tcMar>
           </w:tcPr>
           <w:p>
-            <w:pPr>
-              <w:pStyle w:val="Normal1"/>
-              <w:spacing w:before="0" w:after="480" w:line="276" w:lineRule="auto"/>
-              <w:jc w:val="both"/>
-            </w:pPr>
-            <w:r>
-              <w:t>Budget Enforcement</w:t>
+            <w:r>
+              <w:t>Budget enforcement</w:t>
             </w:r>
           </w:p>
         </w:tc>
@@ -20076,13 +17744,8 @@
             </w:tcMar>
           </w:tcPr>
           <w:p>
-            <w:pPr>
-              <w:pStyle w:val="Normal1"/>
-              <w:spacing w:before="0" w:after="480" w:line="276" w:lineRule="auto"/>
-              <w:jc w:val="both"/>
-            </w:pPr>
-            <w:r>
-              <w:t>Scenario 2 successfully generated a plan within the PHP 1,000 cap; Scenario 5 blocked generation at an impossible PHP 20 cap.</w:t>
+            <w:r>
+              <w:t>A budget-constrained validation generated a plan within a PHP 1,000 cap, while an infeasible PHP 20 weekly budget returned no-safe-plan.</w:t>
             </w:r>
           </w:p>
         </w:tc>
@@ -20103,13 +17766,8 @@
             </w:tcMar>
           </w:tcPr>
           <w:p>
-            <w:pPr>
-              <w:pStyle w:val="Normal1"/>
-              <w:spacing w:before="0" w:after="480" w:line="276" w:lineRule="auto"/>
-              <w:jc w:val="both"/>
-            </w:pPr>
-            <w:r>
-              <w:t>Ensures hard economic limits are never bypassed or relaxed.</w:t>
+            <w:r>
+              <w:t>Confirms that configured budget ceilings are treated as hard limits.</w:t>
             </w:r>
           </w:p>
         </w:tc>
@@ -20121,8 +17779,7 @@
         <w:spacing w:before="0" w:after="0" w:line="480" w:lineRule="auto"/>
         <w:jc w:val="center"/>
       </w:pPr>
-      <w:bookmarkStart w:id="44" w:name="_cuqlrg44c9d5" w:colFirst="0" w:colLast="0"/>
-      <w:bookmarkEnd w:id="44"/>
+      <w:r/>
     </w:p>
     <w:p>
       <w:pPr>
@@ -20134,6 +17791,7 @@
           <w:shd w:val="clear" w:color="auto" w:fill="F4CCCC"/>
         </w:rPr>
       </w:pPr>
+      <w:r/>
     </w:p>
     <w:p>
       <w:pPr>
@@ -20144,7 +17802,7 @@
         <w:jc w:val="both"/>
       </w:pPr>
       <w:r>
-        <w:t>The table above proves that the system successfully connects complex backend math with real-world features, making it easy for the user to plan their groceries and manage their budget based on what is already in their kitchen.</w:t>
+        <w:t>The table above shows that grocery and budget features are integrated with the planner. Budget limits are enforced as hard constraints, while pantry matching supports recipe ranking and grocery guidance without replacing allergy, nutrition, budget, and meal-slot checks.</w:t>
       </w:r>
     </w:p>
     <w:p>
@@ -20161,6 +17819,7 @@
           <w:cols w:space="708"/>
         </w:sectPr>
       </w:pPr>
+      <w:r/>
     </w:p>
     <w:p>
       <w:pPr>
@@ -20172,10 +17831,7 @@
         <w:spacing w:line="480" w:lineRule="auto"/>
         <w:jc w:val="both"/>
       </w:pPr>
-      <w:bookmarkStart w:id="45" w:name="_z6m17x3kpfv6" w:colFirst="0" w:colLast="0"/>
-      <w:bookmarkEnd w:id="45"/>
       <w:r>
-        <w:lastRenderedPageBreak/>
         <w:t>Offline-First and Performance Evaluation</w:t>
       </w:r>
     </w:p>
@@ -20187,7 +17843,7 @@
         <w:jc w:val="both"/>
       </w:pPr>
       <w:r>
-        <w:t>Offline-first behavior was evaluated in terms of continuity rather than claiming that every function is fully offline. PCOSina stores important user-facing information locally so that saved plans, pantry data, grocery guidance, and progress records can remain accessible after they have been created. However, new optimized meal-plan generation may still depend on backend availability because the current planner uses the backend CP-SAT service and optional worker or queue execution path.</w:t>
+        <w:t>Offline-first behavior was evaluated in terms of continuity rather than claiming that every function is fully offline. PCOSina stores important user-facing information locally so that saved plans, pantry data, grocery guidance, and progress records remain accessible after they have been created. New optimized meal-plan generation follows a hybrid architecture because the current optimizer executes through the backend CP-SAT planning service and optional worker or queue path.</w:t>
       </w:r>
     </w:p>
     <w:p>
@@ -20197,6 +17853,7 @@
         <w:ind w:left="1080" w:firstLine="360"/>
         <w:jc w:val="both"/>
       </w:pPr>
+      <w:r/>
     </w:p>
     <w:p>
       <w:pPr>
@@ -20208,20 +17865,15 @@
           <w:szCs w:val="24"/>
         </w:rPr>
       </w:pPr>
-      <w:bookmarkStart w:id="46" w:name="_lmifkl2v27oc" w:colFirst="0" w:colLast="0"/>
-      <w:bookmarkEnd w:id="46"/>
       <w:r>
-        <w:rPr>
-          <w:sz w:val="24"/>
-          <w:szCs w:val="24"/>
-        </w:rPr>
-        <w:t>Table 43. Offline-First and Performance Evaluation Summary</w:t>
+        <w:t>Table 44. Offline-First and Performance Evaluation Summary</w:t>
       </w:r>
     </w:p>
     <w:p>
       <w:pPr>
         <w:pStyle w:val="Normal1"/>
       </w:pPr>
+      <w:r/>
     </w:p>
     <w:tbl>
       <w:tblPr>
@@ -20266,16 +17918,7 @@
             </w:tcMar>
           </w:tcPr>
           <w:p>
-            <w:pPr>
-              <w:pStyle w:val="Normal1"/>
-              <w:spacing w:before="0" w:line="276" w:lineRule="auto"/>
-              <w:jc w:val="center"/>
-            </w:pPr>
-            <w:r>
-              <w:rPr>
-                <w:b/>
-                <w:bCs/>
-              </w:rPr>
+            <w:r>
               <w:t>Evaluation Area</w:t>
             </w:r>
           </w:p>
@@ -20298,16 +17941,7 @@
             </w:tcMar>
           </w:tcPr>
           <w:p>
-            <w:pPr>
-              <w:pStyle w:val="Normal1"/>
-              <w:spacing w:before="0" w:line="276" w:lineRule="auto"/>
-              <w:jc w:val="center"/>
-            </w:pPr>
-            <w:r>
-              <w:rPr>
-                <w:b/>
-                <w:bCs/>
-              </w:rPr>
+            <w:r>
               <w:t>System Logic &amp; Evidence</w:t>
             </w:r>
           </w:p>
@@ -20330,16 +17964,7 @@
             </w:tcMar>
           </w:tcPr>
           <w:p>
-            <w:pPr>
-              <w:pStyle w:val="Normal1"/>
-              <w:spacing w:before="0" w:line="276" w:lineRule="auto"/>
-              <w:jc w:val="center"/>
-            </w:pPr>
-            <w:r>
-              <w:rPr>
-                <w:b/>
-                <w:bCs/>
-              </w:rPr>
+            <w:r>
               <w:t>Practical Interpretation</w:t>
             </w:r>
           </w:p>
@@ -20351,13 +17976,6 @@
             <w:tcW w:w="3048" w:type="dxa"/>
           </w:tcPr>
           <w:p>
-            <w:pPr>
-              <w:pStyle w:val="Normal1"/>
-              <w:tabs>
-                <w:tab w:val="right" w:pos="12000"/>
-              </w:tabs>
-              <w:jc w:val="center"/>
-            </w:pPr>
             <w:r>
               <w:t>Saved data continuity</w:t>
             </w:r>
@@ -20380,13 +17998,8 @@
             </w:tcMar>
           </w:tcPr>
           <w:p>
-            <w:pPr>
-              <w:pStyle w:val="Normal1"/>
-              <w:spacing w:before="0" w:after="480" w:line="276" w:lineRule="auto"/>
-              <w:jc w:val="center"/>
-            </w:pPr>
-            <w:r>
-              <w:t>Profile, meal plans, pantry data, and progress records are cached via local persistence.</w:t>
+            <w:r>
+              <w:t>Profile, meal plans, pantry data, grocery guides, and progress records are cached through local persistence.</w:t>
             </w:r>
           </w:p>
         </w:tc>
@@ -20407,13 +18020,8 @@
             </w:tcMar>
           </w:tcPr>
           <w:p>
-            <w:pPr>
-              <w:pStyle w:val="Normal1"/>
-              <w:spacing w:before="0" w:after="480" w:line="276" w:lineRule="auto"/>
-              <w:jc w:val="center"/>
-            </w:pPr>
-            <w:r>
-              <w:t>Users can view and manage existing active plans completely offline without data loss.</w:t>
+            <w:r>
+              <w:t>Users can access and manage already saved information offline after it has been created.</w:t>
             </w:r>
           </w:p>
         </w:tc>
@@ -20427,13 +18035,6 @@
             <w:tcW w:w="3048" w:type="dxa"/>
           </w:tcPr>
           <w:p>
-            <w:pPr>
-              <w:pStyle w:val="Normal1"/>
-              <w:tabs>
-                <w:tab w:val="right" w:pos="12000"/>
-              </w:tabs>
-              <w:jc w:val="center"/>
-            </w:pPr>
             <w:r>
               <w:t>New plan generation</w:t>
             </w:r>
@@ -20456,11 +18057,6 @@
             </w:tcMar>
           </w:tcPr>
           <w:p>
-            <w:pPr>
-              <w:pStyle w:val="Normal1"/>
-              <w:spacing w:before="0" w:line="276" w:lineRule="auto"/>
-              <w:jc w:val="center"/>
-            </w:pPr>
             <w:r>
               <w:t>Optimized generation uses the backend CP-SAT planning service and optional worker or queue path.</w:t>
             </w:r>
@@ -20483,19 +18079,8 @@
             </w:tcMar>
           </w:tcPr>
           <w:p>
-            <w:pPr>
-              <w:pStyle w:val="Normal1"/>
-              <w:spacing w:before="0" w:after="480" w:line="276" w:lineRule="auto"/>
-              <w:jc w:val="center"/>
-              <w:rPr>
-                <w:shd w:val="clear" w:color="auto" w:fill="EA9999"/>
-              </w:rPr>
-            </w:pPr>
-            <w:r>
-              <w:rPr>
-                <w:shd w:val="clear" w:color="auto" w:fill="EA9999"/>
-              </w:rPr>
-              <w:t>New optimized plans should not be claimed as fully offline.</w:t>
+            <w:r>
+              <w:t>Establishes a hybrid architecture where optimization requires active backend execution.</w:t>
             </w:r>
           </w:p>
         </w:tc>
@@ -20509,13 +18094,6 @@
             <w:tcW w:w="3048" w:type="dxa"/>
           </w:tcPr>
           <w:p>
-            <w:pPr>
-              <w:pStyle w:val="Normal1"/>
-              <w:tabs>
-                <w:tab w:val="right" w:pos="12000"/>
-              </w:tabs>
-              <w:jc w:val="center"/>
-            </w:pPr>
             <w:r>
               <w:t>Observed final-build runtime</w:t>
             </w:r>
@@ -20538,13 +18116,8 @@
             </w:tcMar>
           </w:tcPr>
           <w:p>
-            <w:pPr>
-              <w:pStyle w:val="Normal1"/>
-              <w:spacing w:before="0" w:line="276" w:lineRule="auto"/>
-              <w:jc w:val="center"/>
-            </w:pPr>
-            <w:r>
-              <w:t>Final build executes within 0.63s to 1.12s for valid paths, and 3.29s for stress cases.</w:t>
+            <w:r>
+              <w:t>Final real-LightGBM benchmark completed 100/100 production-shaped local runs with average 257 ms, P95 313 ms, max 357 ms, and zero hard-rule violations.</w:t>
             </w:r>
           </w:p>
         </w:tc>
@@ -20565,19 +18138,8 @@
             </w:tcMar>
           </w:tcPr>
           <w:p>
-            <w:pPr>
-              <w:pStyle w:val="Normal1"/>
-              <w:spacing w:before="0" w:after="480" w:line="276" w:lineRule="auto"/>
-              <w:jc w:val="center"/>
-              <w:rPr>
-                <w:shd w:val="clear" w:color="auto" w:fill="EA9999"/>
-              </w:rPr>
-            </w:pPr>
-            <w:r>
-              <w:rPr>
-                <w:shd w:val="clear" w:color="auto" w:fill="EA9999"/>
-              </w:rPr>
-              <w:t>The current solver path completed quickly in local validation, but runtime depends on the environment.</w:t>
+            <w:r>
+              <w:t>Demonstrates sub-second execution efficiency under standard local benchmark conditions while preserving hard-rule validation.</w:t>
             </w:r>
           </w:p>
         </w:tc>
@@ -20591,16 +18153,8 @@
             <w:tcW w:w="3048" w:type="dxa"/>
           </w:tcPr>
           <w:p>
-            <w:pPr>
-              <w:pStyle w:val="Normal1"/>
-              <w:tabs>
-                <w:tab w:val="right" w:pos="12000"/>
-              </w:tabs>
-              <w:jc w:val="center"/>
-            </w:pPr>
-            <w:r>
-              <w:lastRenderedPageBreak/>
-              <w:t>Earlier development slow runs</w:t>
+            <w:r>
+              <w:t>Initial planner benchmark</w:t>
             </w:r>
           </w:p>
         </w:tc>
@@ -20621,13 +18175,8 @@
             </w:tcMar>
           </w:tcPr>
           <w:p>
-            <w:pPr>
-              <w:pStyle w:val="Normal1"/>
-              <w:spacing w:before="0" w:line="276" w:lineRule="auto"/>
-              <w:jc w:val="center"/>
-            </w:pPr>
-            <w:r>
-              <w:t>Earlier observed runs of 207,816 ms and 188,249 ms showed a performance bottleneck before optimization work.</w:t>
+            <w:r>
+              <w:t>The first 20-profile local benchmark averaged 6,154 ms, with P95 at 12,514 ms and maximum runtime at 14,013 ms.</w:t>
             </w:r>
           </w:p>
         </w:tc>
@@ -20648,19 +18197,8 @@
             </w:tcMar>
           </w:tcPr>
           <w:p>
-            <w:pPr>
-              <w:pStyle w:val="Normal1"/>
-              <w:spacing w:before="0" w:after="480" w:line="276" w:lineRule="auto"/>
-              <w:jc w:val="center"/>
-              <w:rPr>
-                <w:shd w:val="clear" w:color="auto" w:fill="EA9999"/>
-              </w:rPr>
-            </w:pPr>
-            <w:r>
-              <w:rPr>
-                <w:shd w:val="clear" w:color="auto" w:fill="EA9999"/>
-              </w:rPr>
-              <w:t>Historical evidence explains why candidate-pool limits and backend optimization were needed.</w:t>
+            <w:r>
+              <w:t>Serves as the starting benchmark used to quantify the final optimization gains.</w:t>
             </w:r>
           </w:p>
         </w:tc>
@@ -20671,13 +18209,6 @@
             <w:tcW w:w="3048" w:type="dxa"/>
           </w:tcPr>
           <w:p>
-            <w:pPr>
-              <w:pStyle w:val="Normal1"/>
-              <w:tabs>
-                <w:tab w:val="right" w:pos="12000"/>
-              </w:tabs>
-              <w:jc w:val="center"/>
-            </w:pPr>
             <w:r>
               <w:t>Performance interpretation</w:t>
             </w:r>
@@ -20700,19 +18231,8 @@
             </w:tcMar>
           </w:tcPr>
           <w:p>
-            <w:pPr>
-              <w:pStyle w:val="Normal1"/>
-              <w:spacing w:before="0" w:after="480" w:line="276" w:lineRule="auto"/>
-              <w:jc w:val="center"/>
-              <w:rPr>
-                <w:shd w:val="clear" w:color="auto" w:fill="EA9999"/>
-              </w:rPr>
-            </w:pPr>
-            <w:r>
-              <w:rPr>
-                <w:shd w:val="clear" w:color="auto" w:fill="EA9999"/>
-              </w:rPr>
-              <w:t>Later optimized runs and final-build evidence show substantial improvement over earlier slow runs.</w:t>
+            <w:r>
+              <w:t>The final version uses a smaller safe recipe pool, better attempt ordering, cached recipe information, and faster solver settings while keeping the same hard-rule checks.</w:t>
             </w:r>
           </w:p>
         </w:tc>
@@ -20733,19 +18253,8 @@
             </w:tcMar>
           </w:tcPr>
           <w:p>
-            <w:pPr>
-              <w:pStyle w:val="Normal1"/>
-              <w:spacing w:before="0" w:after="480" w:line="276" w:lineRule="auto"/>
-              <w:jc w:val="center"/>
-              <w:rPr>
-                <w:shd w:val="clear" w:color="auto" w:fill="EA9999"/>
-              </w:rPr>
-            </w:pPr>
-            <w:r>
-              <w:rPr>
-                <w:shd w:val="clear" w:color="auto" w:fill="EA9999"/>
-              </w:rPr>
-              <w:t>Confirms a 99.5% runtime reduction, validating the efficiency of the final architecture.</w:t>
+            <w:r>
+              <w:t>Post-optimization metrics show that planner processing time was substantially reduced for the tested path.</w:t>
             </w:r>
           </w:p>
         </w:tc>
@@ -20760,11 +18269,13 @@
           <w:cols w:space="708"/>
         </w:sectPr>
       </w:pPr>
+      <w:r/>
     </w:p>
     <w:p>
       <w:pPr>
         <w:pStyle w:val="Normal1"/>
       </w:pPr>
+      <w:r/>
     </w:p>
     <w:p>
       <w:pPr>
@@ -20774,7 +18285,7 @@
         <w:jc w:val="both"/>
       </w:pPr>
       <w:r>
-        <w:t>Table 40 demonstrates that the system successfully secures data continuity through local caching, ensuring that patients retain constant access to their active profiles, meal plans, and grocery guides without requiring internet access. Furthermore, the performance benchmarks validate a 99.5% reduction in processing latency compared to early developmental builds, proving that the two-stage candidate filtering framework successfully addresses and resolves backend computational bottlenecks.</w:t>
+        <w:t>Table 44 demonstrates that the system supports saved-data continuity through local caching, allowing users to access active profiles, meal plans, pantry records, grocery guides, and progress records after those records have been created. For performance evaluation, the study used average runtime, P95 runtime, and maximum runtime. P95 means that 95 percent of the completed runs finished at or below the reported time. This metric was included so the evaluation would show consistency, not only the best or average case.</w:t>
       </w:r>
     </w:p>
     <w:p>
@@ -20784,6 +18295,7 @@
         <w:ind w:left="1080" w:firstLine="360"/>
         <w:jc w:val="both"/>
       </w:pPr>
+      <w:r/>
     </w:p>
     <w:p>
       <w:pPr>
@@ -20791,14 +18303,8 @@
         <w:spacing w:before="0" w:after="0" w:line="480" w:lineRule="auto"/>
         <w:jc w:val="center"/>
       </w:pPr>
-      <w:bookmarkStart w:id="47" w:name="_xi5enm3ed259" w:colFirst="0" w:colLast="0"/>
-      <w:bookmarkEnd w:id="47"/>
       <w:r>
-        <w:rPr>
-          <w:sz w:val="24"/>
-          <w:szCs w:val="24"/>
-        </w:rPr>
-        <w:t>Table 44. Stage 1 Ranking and No-Safe-Plan Evidence Summary</w:t>
+        <w:t>Table 45. Twenty-Profile Planner Optimization and Final Evidence Summary</w:t>
       </w:r>
     </w:p>
     <w:tbl>
@@ -20830,23 +18336,8 @@
             <w:shd w:val="clear" w:color="auto" w:fill="A4C2F4"/>
           </w:tcPr>
           <w:p>
-            <w:pPr>
-              <w:pStyle w:val="Normal1"/>
-              <w:tabs>
-                <w:tab w:val="right" w:pos="12000"/>
-              </w:tabs>
-              <w:jc w:val="center"/>
-              <w:rPr>
-                <w:b/>
-                <w:bCs/>
-              </w:rPr>
-            </w:pPr>
-            <w:r>
-              <w:rPr>
-                <w:b/>
-                <w:bCs/>
-              </w:rPr>
-              <w:t>Evidence Area</w:t>
+            <w:r>
+              <w:t>Evaluation Step</w:t>
             </w:r>
           </w:p>
         </w:tc>
@@ -20856,23 +18347,8 @@
             <w:shd w:val="clear" w:color="auto" w:fill="A4C2F4"/>
           </w:tcPr>
           <w:p>
-            <w:pPr>
-              <w:pStyle w:val="Normal1"/>
-              <w:tabs>
-                <w:tab w:val="right" w:pos="12000"/>
-              </w:tabs>
-              <w:jc w:val="center"/>
-              <w:rPr>
-                <w:b/>
-                <w:bCs/>
-              </w:rPr>
-            </w:pPr>
-            <w:r>
-              <w:rPr>
-                <w:b/>
-                <w:bCs/>
-              </w:rPr>
-              <w:t>Current Result</w:t>
+            <w:r>
+              <w:t>Measured Result</w:t>
             </w:r>
           </w:p>
         </w:tc>
@@ -20882,23 +18358,8 @@
             <w:shd w:val="clear" w:color="auto" w:fill="A4C2F4"/>
           </w:tcPr>
           <w:p>
-            <w:pPr>
-              <w:pStyle w:val="Normal1"/>
-              <w:tabs>
-                <w:tab w:val="right" w:pos="12000"/>
-              </w:tabs>
-              <w:jc w:val="center"/>
-              <w:rPr>
-                <w:b/>
-                <w:bCs/>
-              </w:rPr>
-            </w:pPr>
-            <w:r>
-              <w:rPr>
-                <w:b/>
-                <w:bCs/>
-              </w:rPr>
-              <w:t>Source/Build Basis</w:t>
+            <w:r>
+              <w:t>Improvement Made or Evidence Used</w:t>
             </w:r>
           </w:p>
         </w:tc>
@@ -20908,23 +18369,8 @@
             <w:shd w:val="clear" w:color="auto" w:fill="A4C2F4"/>
           </w:tcPr>
           <w:p>
-            <w:pPr>
-              <w:pStyle w:val="Normal1"/>
-              <w:tabs>
-                <w:tab w:val="right" w:pos="12000"/>
-              </w:tabs>
-              <w:jc w:val="center"/>
-              <w:rPr>
-                <w:b/>
-                <w:bCs/>
-              </w:rPr>
-            </w:pPr>
-            <w:r>
-              <w:rPr>
-                <w:b/>
-                <w:bCs/>
-              </w:rPr>
-              <w:t>Interpretation</w:t>
+            <w:r>
+              <w:t>Meaning for the Study</w:t>
             </w:r>
           </w:p>
         </w:tc>
@@ -20935,15 +18381,8 @@
             <w:tcW w:w="2286" w:type="dxa"/>
           </w:tcPr>
           <w:p>
-            <w:pPr>
-              <w:pStyle w:val="Normal1"/>
-              <w:tabs>
-                <w:tab w:val="right" w:pos="12000"/>
-              </w:tabs>
-              <w:jc w:val="both"/>
-            </w:pPr>
-            <w:r>
-              <w:t>LightGBM dataset</w:t>
+            <w:r>
+              <w:t>Benchmark test set</w:t>
             </w:r>
           </w:p>
         </w:tc>
@@ -20952,15 +18391,8 @@
             <w:tcW w:w="2286" w:type="dxa"/>
           </w:tcPr>
           <w:p>
-            <w:pPr>
-              <w:pStyle w:val="Normal1"/>
-              <w:tabs>
-                <w:tab w:val="right" w:pos="12000"/>
-              </w:tabs>
-              <w:jc w:val="both"/>
-            </w:pPr>
-            <w:r>
-              <w:t>13,630 rows from 60 requests and 20 users</w:t>
+            <w:r>
+              <w:t>20 realistic planner profiles were tested. The final evidence repeated each profile 5 times, giving 100 total runs.</w:t>
             </w:r>
           </w:p>
         </w:tc>
@@ -20969,15 +18401,8 @@
             <w:tcW w:w="2286" w:type="dxa"/>
           </w:tcPr>
           <w:p>
-            <w:pPr>
-              <w:pStyle w:val="Normal1"/>
-              <w:tabs>
-                <w:tab w:val="right" w:pos="12000"/>
-              </w:tabs>
-              <w:jc w:val="both"/>
-            </w:pPr>
-            <w:r>
-              <w:t>ML V1 training artifact</w:t>
+            <w:r>
+              <w:t>Stored benchmark profiles and final benchmark report.</w:t>
             </w:r>
           </w:p>
         </w:tc>
@@ -20986,15 +18411,8 @@
             <w:tcW w:w="2286" w:type="dxa"/>
           </w:tcPr>
           <w:p>
-            <w:pPr>
-              <w:pStyle w:val="Normal1"/>
-              <w:tabs>
-                <w:tab w:val="right" w:pos="12000"/>
-              </w:tabs>
-              <w:jc w:val="both"/>
-            </w:pPr>
-            <w:r>
-              <w:t>The ranking model was trained and evaluated on solver-labeled candidate data.</w:t>
+            <w:r>
+              <w:t>The evaluation covers common cases such as ordinary planning, budget limits, allergies, dietary restrictions, pantry use, and no-budget planning.</w:t>
             </w:r>
           </w:p>
         </w:tc>
@@ -21005,15 +18423,8 @@
             <w:tcW w:w="2286" w:type="dxa"/>
           </w:tcPr>
           <w:p>
-            <w:pPr>
-              <w:pStyle w:val="Normal1"/>
-              <w:tabs>
-                <w:tab w:val="right" w:pos="12000"/>
-              </w:tabs>
-              <w:jc w:val="both"/>
-            </w:pPr>
-            <w:r>
-              <w:t>LightGBM discrimination</w:t>
+            <w:r>
+              <w:t>Starting benchmark</w:t>
             </w:r>
           </w:p>
         </w:tc>
@@ -21022,15 +18433,8 @@
             <w:tcW w:w="2286" w:type="dxa"/>
           </w:tcPr>
           <w:p>
-            <w:pPr>
-              <w:pStyle w:val="Normal1"/>
-              <w:tabs>
-                <w:tab w:val="right" w:pos="12000"/>
-              </w:tabs>
-              <w:jc w:val="both"/>
-            </w:pPr>
-            <w:r>
-              <w:t>Validation AUC 0.9586; Test AUC 0.9492</w:t>
+            <w:r>
+              <w:t>All 20 profiles produced valid results, but the average time was 6.154 seconds. Slower runs reached 12.514 seconds at P95 and 14.013 seconds at maximum.</w:t>
             </w:r>
           </w:p>
         </w:tc>
@@ -21039,15 +18443,8 @@
             <w:tcW w:w="2286" w:type="dxa"/>
           </w:tcPr>
           <w:p>
-            <w:pPr>
-              <w:pStyle w:val="Normal1"/>
-              <w:tabs>
-                <w:tab w:val="right" w:pos="12000"/>
-              </w:tabs>
-              <w:jc w:val="both"/>
-            </w:pPr>
-            <w:r>
-              <w:t>Model V1 metrics</w:t>
+            <w:r>
+              <w:t>First local 20-profile benchmark.</w:t>
             </w:r>
           </w:p>
         </w:tc>
@@ -21056,15 +18453,8 @@
             <w:tcW w:w="2286" w:type="dxa"/>
           </w:tcPr>
           <w:p>
-            <w:pPr>
-              <w:pStyle w:val="Normal1"/>
-              <w:tabs>
-                <w:tab w:val="right" w:pos="12000"/>
-              </w:tabs>
-              <w:jc w:val="both"/>
-            </w:pPr>
-            <w:r>
-              <w:t>The model separates selected and non-selected candidates well.</w:t>
+            <w:r>
+              <w:t>The planner was correct, but still too slow for a smooth meal-planning experience.</w:t>
             </w:r>
           </w:p>
         </w:tc>
@@ -21075,15 +18465,8 @@
             <w:tcW w:w="2286" w:type="dxa"/>
           </w:tcPr>
           <w:p>
-            <w:pPr>
-              <w:pStyle w:val="Normal1"/>
-              <w:tabs>
-                <w:tab w:val="right" w:pos="12000"/>
-              </w:tabs>
-              <w:jc w:val="both"/>
-            </w:pPr>
-            <w:r>
-              <w:t>Ranking quality</w:t>
+            <w:r>
+              <w:t>Better first attempts</w:t>
             </w:r>
           </w:p>
         </w:tc>
@@ -21092,15 +18475,8 @@
             <w:tcW w:w="2286" w:type="dxa"/>
           </w:tcPr>
           <w:p>
-            <w:pPr>
-              <w:pStyle w:val="Normal1"/>
-              <w:tabs>
-                <w:tab w:val="right" w:pos="12000"/>
-              </w:tabs>
-              <w:jc w:val="both"/>
-            </w:pPr>
-            <w:r>
-              <w:t>Test NDCG@10 0.9530; Test MAP@10 0.7538</w:t>
+            <w:r>
+              <w:t>All 20 profiles still passed. Average time improved to 4.669 seconds, P95 to 6.679 seconds, and maximum to 7.612 seconds.</w:t>
             </w:r>
           </w:p>
         </w:tc>
@@ -21109,15 +18485,8 @@
             <w:tcW w:w="2286" w:type="dxa"/>
           </w:tcPr>
           <w:p>
-            <w:pPr>
-              <w:pStyle w:val="Normal1"/>
-              <w:tabs>
-                <w:tab w:val="right" w:pos="12000"/>
-              </w:tabs>
-              <w:jc w:val="both"/>
-            </w:pPr>
-            <w:r>
-              <w:t>Model V1 metrics</w:t>
+            <w:r>
+              <w:t>The planner tried the settings most likely to work earlier.</w:t>
             </w:r>
           </w:p>
         </w:tc>
@@ -21126,15 +18495,8 @@
             <w:tcW w:w="2286" w:type="dxa"/>
           </w:tcPr>
           <w:p>
-            <w:pPr>
-              <w:pStyle w:val="Normal1"/>
-              <w:tabs>
-                <w:tab w:val="right" w:pos="12000"/>
-              </w:tabs>
-              <w:jc w:val="both"/>
-            </w:pPr>
-            <w:r>
-              <w:t>Selected candidates tend to appear high in ranked lists.</w:t>
+            <w:r>
+              <w:t>This reduced waiting time without changing the safety rules.</w:t>
             </w:r>
           </w:p>
         </w:tc>
@@ -21145,15 +18507,8 @@
             <w:tcW w:w="2286" w:type="dxa"/>
           </w:tcPr>
           <w:p>
-            <w:pPr>
-              <w:pStyle w:val="Normal1"/>
-              <w:tabs>
-                <w:tab w:val="right" w:pos="12000"/>
-              </w:tabs>
-              <w:jc w:val="both"/>
-            </w:pPr>
-            <w:r>
-              <w:t>Uplift against heuristic ranking</w:t>
+            <w:r>
+              <w:t>Return first complete safe plan</w:t>
             </w:r>
           </w:p>
         </w:tc>
@@ -21162,15 +18517,8 @@
             <w:tcW w:w="2286" w:type="dxa"/>
           </w:tcPr>
           <w:p>
-            <w:pPr>
-              <w:pStyle w:val="Normal1"/>
-              <w:tabs>
-                <w:tab w:val="right" w:pos="12000"/>
-              </w:tabs>
-              <w:jc w:val="both"/>
-            </w:pPr>
-            <w:r>
-              <w:t>Test +0.0514 NDCG@10; Test +0.0670 MAP@10</w:t>
+            <w:r>
+              <w:t>All 100 repeated runs passed. Average time improved to 970 ms, P95 to 2.770 seconds, and maximum to 3.328 seconds.</w:t>
             </w:r>
           </w:p>
         </w:tc>
@@ -21179,15 +18527,8 @@
             <w:tcW w:w="2286" w:type="dxa"/>
           </w:tcPr>
           <w:p>
-            <w:pPr>
-              <w:pStyle w:val="Normal1"/>
-              <w:tabs>
-                <w:tab w:val="right" w:pos="12000"/>
-              </w:tabs>
-              <w:jc w:val="both"/>
-            </w:pPr>
-            <w:r>
-              <w:t>Model V1 metrics</w:t>
+            <w:r>
+              <w:t>When one valid plan was enough, the planner stopped after finding the first complete safe weekly plan.</w:t>
             </w:r>
           </w:p>
         </w:tc>
@@ -21196,15 +18537,8 @@
             <w:tcW w:w="2286" w:type="dxa"/>
           </w:tcPr>
           <w:p>
-            <w:pPr>
-              <w:pStyle w:val="Normal1"/>
-              <w:tabs>
-                <w:tab w:val="right" w:pos="12000"/>
-              </w:tabs>
-              <w:jc w:val="both"/>
-            </w:pPr>
-            <w:r>
-              <w:t>ML improves ranking quality but remains assistive rather than authoritative.</w:t>
+            <w:r>
+              <w:t>This prioritized fast and safe meal-plan generation for interactive use.</w:t>
             </w:r>
           </w:p>
         </w:tc>
@@ -21215,15 +18549,8 @@
             <w:tcW w:w="2286" w:type="dxa"/>
           </w:tcPr>
           <w:p>
-            <w:pPr>
-              <w:pStyle w:val="Normal1"/>
-              <w:tabs>
-                <w:tab w:val="right" w:pos="12000"/>
-              </w:tabs>
-              <w:jc w:val="both"/>
-            </w:pPr>
-            <w:r>
-              <w:t>Safe failure boundary</w:t>
+            <w:r>
+              <w:t>Actual ML-assisted run</w:t>
             </w:r>
           </w:p>
         </w:tc>
@@ -21232,15 +18559,8 @@
             <w:tcW w:w="2286" w:type="dxa"/>
           </w:tcPr>
           <w:p>
-            <w:pPr>
-              <w:pStyle w:val="Normal1"/>
-              <w:tabs>
-                <w:tab w:val="right" w:pos="12000"/>
-              </w:tabs>
-              <w:jc w:val="both"/>
-            </w:pPr>
-            <w:r>
-              <w:t>S5 returned no-safe-plan under infeasible PHP 20 budget</w:t>
+            <w:r>
+              <w:t>All 100 runs passed with the real LightGBM model active. Average time was 1.004 seconds, P95 was 3.043 seconds, maximum was 3.493 seconds, and there were 0 hard-rule violations.</w:t>
             </w:r>
           </w:p>
         </w:tc>
@@ -21249,15 +18569,8 @@
             <w:tcW w:w="2286" w:type="dxa"/>
           </w:tcPr>
           <w:p>
-            <w:pPr>
-              <w:pStyle w:val="Normal1"/>
-              <w:tabs>
-                <w:tab w:val="right" w:pos="12000"/>
-              </w:tabs>
-              <w:jc w:val="both"/>
-            </w:pPr>
-            <w:r>
-              <w:t>Final-build local benchmark</w:t>
+            <w:r>
+              <w:t>The actual Stage-1 ranking model was required during the benchmark.</w:t>
             </w:r>
           </w:p>
         </w:tc>
@@ -21266,19 +18579,134 @@
             <w:tcW w:w="2286" w:type="dxa"/>
           </w:tcPr>
           <w:p>
-            <w:pPr>
-              <w:pStyle w:val="Normal1"/>
-              <w:tabs>
-                <w:tab w:val="right" w:pos="12000"/>
-              </w:tabs>
-              <w:jc w:val="both"/>
-            </w:pPr>
-            <w:r>
-              <w:t xml:space="preserve">The planner preserves hard constraints when no complete safe plan </w:t>
-            </w:r>
-            <w:r>
-              <w:lastRenderedPageBreak/>
-              <w:t>exists.</w:t>
+            <w:r>
+              <w:t>The ML-assisted route improved ordering but did not bypass the planner's safety checks.</w:t>
+            </w:r>
+          </w:p>
+        </w:tc>
+      </w:tr>
+      <w:tr>
+        <w:tc>
+          <w:tcPr>
+            <w:tcW w:type="dxa" w:w="2286"/>
+          </w:tcPr>
+          <w:p>
+            <w:r>
+              <w:t>Smaller safe search set</w:t>
+            </w:r>
+          </w:p>
+        </w:tc>
+        <w:tc>
+          <w:tcPr>
+            <w:tcW w:type="dxa" w:w="2286"/>
+          </w:tcPr>
+          <w:p>
+            <w:r>
+              <w:t>All 100 runs passed. Average time improved to 531 ms, P95 to 953 ms, maximum to 1.260 seconds, and there were 0 hard-rule violations.</w:t>
+            </w:r>
+          </w:p>
+        </w:tc>
+        <w:tc>
+          <w:tcPr>
+            <w:tcW w:type="dxa" w:w="2286"/>
+          </w:tcPr>
+          <w:p>
+            <w:r>
+              <w:t>The planner used profile-aware ordering and a smaller set of safe recipe candidates.</w:t>
+            </w:r>
+          </w:p>
+        </w:tc>
+        <w:tc>
+          <w:tcPr>
+            <w:tcW w:type="dxa" w:w="2286"/>
+          </w:tcPr>
+          <w:p>
+            <w:r>
+              <w:t>The system became consistently fast under the local benchmark while keeping the same safety checks.</w:t>
+            </w:r>
+          </w:p>
+        </w:tc>
+      </w:tr>
+      <w:tr>
+        <w:tc>
+          <w:tcPr>
+            <w:tcW w:type="dxa" w:w="2286"/>
+          </w:tcPr>
+          <w:p>
+            <w:r>
+              <w:t>Final optimized planner</w:t>
+            </w:r>
+          </w:p>
+        </w:tc>
+        <w:tc>
+          <w:tcPr>
+            <w:tcW w:type="dxa" w:w="2286"/>
+          </w:tcPr>
+          <w:p>
+            <w:r>
+              <w:t>All 100 final runs passed. Average time was 257 ms (0.257 seconds), P95 was 313 ms, maximum was 357 ms, and there were 0 hard-rule violations.</w:t>
+            </w:r>
+          </w:p>
+        </w:tc>
+        <w:tc>
+          <w:tcPr>
+            <w:tcW w:type="dxa" w:w="2286"/>
+          </w:tcPr>
+          <w:p>
+            <w:r>
+              <w:t>Final local benchmark with the current LightGBM-assisted planner path active.</w:t>
+            </w:r>
+          </w:p>
+        </w:tc>
+        <w:tc>
+          <w:tcPr>
+            <w:tcW w:type="dxa" w:w="2286"/>
+          </w:tcPr>
+          <w:p>
+            <w:r>
+              <w:t>This is the final Chapter 4 performance result for the current system version.</w:t>
+            </w:r>
+          </w:p>
+        </w:tc>
+      </w:tr>
+      <w:tr>
+        <w:tc>
+          <w:tcPr>
+            <w:tcW w:type="dxa" w:w="2286"/>
+          </w:tcPr>
+          <w:p>
+            <w:r>
+              <w:t>Safe-failure case</w:t>
+            </w:r>
+          </w:p>
+        </w:tc>
+        <w:tc>
+          <w:tcPr>
+            <w:tcW w:type="dxa" w:w="2286"/>
+          </w:tcPr>
+          <w:p>
+            <w:r>
+              <w:t>Under an impossible PHP 20 weekly budget, the boundary case returned no-safe-plan.</w:t>
+            </w:r>
+          </w:p>
+        </w:tc>
+        <w:tc>
+          <w:tcPr>
+            <w:tcW w:type="dxa" w:w="2286"/>
+          </w:tcPr>
+          <w:p>
+            <w:r>
+              <w:t>Final boundary-case evidence and no-safe-plan tests.</w:t>
+            </w:r>
+          </w:p>
+        </w:tc>
+        <w:tc>
+          <w:tcPr>
+            <w:tcW w:type="dxa" w:w="2286"/>
+          </w:tcPr>
+          <w:p>
+            <w:r>
+              <w:t>The system refuses to create an unsafe or impossible meal plan when the user's limits cannot be satisfied.</w:t>
             </w:r>
           </w:p>
         </w:tc>
@@ -21293,6 +18721,7 @@
           <w:cols w:space="708"/>
         </w:sectPr>
       </w:pPr>
+      <w:r/>
     </w:p>
     <w:p>
       <w:pPr>
@@ -21304,6 +18733,7 @@
           <w:shd w:val="clear" w:color="auto" w:fill="F4CCCC"/>
         </w:rPr>
       </w:pPr>
+      <w:r/>
     </w:p>
     <w:p>
       <w:pPr>
@@ -21314,7 +18744,7 @@
         <w:jc w:val="both"/>
       </w:pPr>
       <w:r>
-        <w:t>The table above summarizes the Stage 1 ranking results and safe-failure behavior of the system. The LightGBM model is used to improve the ranking of recipe recommendations; however, when the model is unavailable, the system uses a deterministic fallback method to continue normal operation. Regardless of the ranking method used, hard filters and CP-SAT constraints remain responsible for enforcing safety and system limitations. This ensures that dietary, medical, and budget constraints are still followed even during infeasible test scenarios, as shown by the no-safe-plan result under restricted conditions.</w:t>
+        <w:t>Table 45 presents the step-by-step performance improvement of the planner, from the first slow but working benchmark to the final optimized result. The same 20 realistic profiles were used so the improvement could be compared fairly, and the final evidence repeated each profile five times for 100 total runs. The important result is that the planner became faster without changing what counts as an acceptable plan. A meal plan was still accepted only after the system checked allergies and restrictions, budget limits, cooking-time limits, repetition rules, nutrition checks, and the required seven-day, three-meal structure. The LightGBM model was active in the final benchmark, but it only helped order safe choices; it did not decide whether unsafe choices could pass.</w:t>
       </w:r>
     </w:p>
     <w:p>
@@ -21325,6 +18755,7 @@
         <w:ind w:firstLine="720"/>
         <w:jc w:val="both"/>
       </w:pPr>
+      <w:r/>
     </w:p>
     <w:p>
       <w:pPr>
@@ -21336,8 +18767,6 @@
         <w:spacing w:line="480" w:lineRule="auto"/>
         <w:jc w:val="both"/>
       </w:pPr>
-      <w:bookmarkStart w:id="48" w:name="_s6xoubq4f9jr" w:colFirst="0" w:colLast="0"/>
-      <w:bookmarkEnd w:id="48"/>
       <w:r>
         <w:t>Discussion of Findings</w:t>
       </w:r>
@@ -21366,6 +18795,7 @@
         <w:ind w:left="1080"/>
         <w:jc w:val="both"/>
       </w:pPr>
+      <w:r/>
     </w:p>
     <w:p>
       <w:pPr>
@@ -21375,7 +18805,7 @@
         <w:jc w:val="both"/>
       </w:pPr>
       <w:r>
-        <w:t>The final-build local benchmark showed that the planner successfully generated complete 21-slot meal plans for ordinary, budget-restricted, combined-dietary-restriction, and pantry-aware scenarios. In contrast, an intentionally infeasible budget produced a no-safe-plan result instead of generating an unsafe output, indicating that the defined system constraints were preserved during evaluation.</w:t>
+        <w:t>The final-build local benchmark showed that the planner successfully generated complete 21-slot meal plans across realistic user profiles while preserving hard constraints. The evaluation was not based on one isolated case: it used 20 realistic planner cases, then repeated the final benchmark five times per case for 100 total runs. The final result reached an average runtime of 257 ms, a P95 runtime of 313 ms, a maximum runtime of 357 ms, and zero hard-constraint violations. In contrast, an intentionally infeasible budget produced a no-safe-plan result instead of generating an unsafe output, indicating that the defined system constraints were preserved during evaluation.</w:t>
       </w:r>
     </w:p>
     <w:p>
@@ -21385,6 +18815,7 @@
         <w:ind w:left="1080"/>
         <w:jc w:val="both"/>
       </w:pPr>
+      <w:r/>
     </w:p>
     <w:p>
       <w:pPr>
@@ -21394,7 +18825,7 @@
         <w:jc w:val="both"/>
       </w:pPr>
       <w:r>
-        <w:t>Results also showed measurable calorie and macronutrient deviation across completed scenarios, which is expected in a constrained meal-planning environment that considers nutrition targets, budget, pantry overlap, dietary restrictions, and recipe variety. The pantry-aware implementation improved practical grocery planning, while offline-first support maintained continuity for saved user data.</w:t>
+        <w:t>Results also showed measurable calorie and macronutrient deviation across completed scenarios, which is expected in a constrained meal-planning environment that considers nutrition targets, budget, pantry overlap, dietary restrictions, and recipe variety. The pantry-aware implementation supported practical grocery planning, while offline-first storage maintained continuity for saved user data.</w:t>
       </w:r>
     </w:p>
     <w:p>
@@ -21404,6 +18835,7 @@
         <w:ind w:left="1080"/>
         <w:jc w:val="both"/>
       </w:pPr>
+      <w:r/>
     </w:p>
     <w:p>
       <w:pPr>
@@ -21423,6 +18855,7 @@
         <w:ind w:left="1080" w:firstLine="360"/>
         <w:jc w:val="both"/>
       </w:pPr>
+      <w:r/>
     </w:p>
     <w:p>
       <w:pPr>
@@ -21435,8 +18868,6 @@
         <w:ind w:left="900" w:hanging="450"/>
         <w:jc w:val="left"/>
       </w:pPr>
-      <w:bookmarkStart w:id="49" w:name="_q3vvr34bxltd" w:colFirst="0" w:colLast="0"/>
-      <w:bookmarkEnd w:id="49"/>
       <w:r>
         <w:t>Presentation and Analysis of System Results</w:t>
       </w:r>
@@ -21459,10 +18890,6 @@
         </w:sectPr>
       </w:pPr>
       <w:r>
-        <w:rPr>
-          <w:b/>
-          <w:bCs/>
-        </w:rPr>
         <w:t>How can a weekly meal-planning system be designed to generate nutritionally adequate meal plans for Filipinos with PCOS while considering dietary constraints related to weight management and insulin resistance?</w:t>
       </w:r>
     </w:p>
@@ -21474,7 +18901,6 @@
         <w:jc w:val="both"/>
       </w:pPr>
       <w:r>
-        <w:lastRenderedPageBreak/>
         <w:t>PCOSina generated weekly meal plans through a structured pipeline involving preference-aware filtering, dietary restriction enforcement, and CP-SAT-based optimization to ensure nutritional adequacy and compliance with user-defined constraints. System testing showed that the application consistently produced complete 21-slot weekly meal plans across all benchmark scenarios, including standard, budget-restricted, dietary-restricted, and pantry-aware conditions. Hard constraints such as dietary restrictions, budget limits, and meal structure requirements were consistently enforced, with no violations observed during testing.</w:t>
       </w:r>
     </w:p>
@@ -21485,6 +18911,7 @@
         <w:ind w:left="900"/>
         <w:jc w:val="both"/>
       </w:pPr>
+      <w:r/>
     </w:p>
     <w:p>
       <w:pPr>
@@ -21504,6 +18931,7 @@
         <w:ind w:left="900"/>
         <w:jc w:val="both"/>
       </w:pPr>
+      <w:r/>
     </w:p>
     <w:p>
       <w:pPr>
@@ -21517,10 +18945,6 @@
         </w:rPr>
       </w:pPr>
       <w:r>
-        <w:rPr>
-          <w:b/>
-          <w:bCs/>
-        </w:rPr>
         <w:t>How can user preferences, cultural food practices, and dietary restrictions be effectively integrated into a personalized meal-planning algorithm for individuals with PCOS?</w:t>
       </w:r>
     </w:p>
@@ -21538,11 +18962,7 @@
         </w:sectPr>
       </w:pPr>
       <w:r>
-        <w:t xml:space="preserve">User preferences, cultural food practices, and dietary restrictions were integrated into the system through profile-based filtering, restriction-based exclusion, and </w:t>
-      </w:r>
-      <w:r>
-        <w:lastRenderedPageBreak/>
-        <w:t>recommendation ranking. Meals that violated allergies or dietary restrictions were automatically removed during candidate selection, while culturally familiar Filipino dishes were prioritized in the recommendation process. System testing showed that meal outputs changed depending on user profile configurations, confirming that personalization directly influences generated meal plans.</w:t>
+        <w:t>User preferences, cultural food practices, and dietary restrictions were integrated into the system through profile-based filtering, restriction-based exclusion, and recommendation ranking. Meals that violated allergies or dietary restrictions were automatically removed during candidate selection, while culturally familiar Filipino dishes were prioritized in the recommendation process. System testing showed that meal outputs changed depending on user profile configurations, confirming that personalization directly influences generated meal plans.</w:t>
       </w:r>
     </w:p>
     <w:p>
@@ -21552,6 +18972,7 @@
         <w:ind w:left="900"/>
         <w:jc w:val="both"/>
       </w:pPr>
+      <w:r/>
     </w:p>
     <w:p>
       <w:pPr>
@@ -21571,6 +18992,7 @@
         <w:ind w:left="900"/>
         <w:jc w:val="both"/>
       </w:pPr>
+      <w:r/>
     </w:p>
     <w:p>
       <w:pPr>
@@ -21584,10 +19006,6 @@
         </w:rPr>
       </w:pPr>
       <w:r>
-        <w:rPr>
-          <w:b/>
-          <w:bCs/>
-        </w:rPr>
         <w:t>How can the integration of pantry inventory data into meal planning reduce food waste and unnecessary grocery purchases while maintaining nutritional adequacy?</w:t>
       </w:r>
     </w:p>
@@ -21605,7 +19023,7 @@
         </w:sectPr>
       </w:pPr>
       <w:r>
-        <w:t>The pantry management feature allowed the system to incorporate available household ingredients during meal-plan generation and grocery list creation. Meals that utilized existing pantry ingredients were prioritized, reducing unnecessary ingredient purchases and improving ingredient reuse across meal schedules. Grocery lists were generated based on pantry inventory, ensuring that only missing or insufficient ingredients were included while still maintaining alignment with nutritional targets.</w:t>
+        <w:t>The pantry management feature allowed the system to consider available household ingredients during meal-plan generation and grocery list creation. Recipes with pantry overlap were prioritized in ranking, and grocery lists were organized to identify ingredients already covered by the pantry. This supports ingredient reuse and grocery planning while keeping nutrition, budget, allergy, and meal-slot constraints under the planner authority.</w:t>
       </w:r>
     </w:p>
     <w:p>
@@ -21615,6 +19033,7 @@
         <w:ind w:left="900"/>
         <w:jc w:val="both"/>
       </w:pPr>
+      <w:r/>
     </w:p>
     <w:p>
       <w:pPr>
@@ -21624,7 +19043,7 @@
         <w:jc w:val="both"/>
       </w:pPr>
       <w:r>
-        <w:t>Functional Suitability results supported these findings, showing positive evaluation of pantry-aware recommendations and grocery reduction features. This indicates that users recognized the system’s ability to optimize ingredient usage while maintaining meal planning quality. Overall, the integration of pantry inventory data supports reduced food waste and unnecessary grocery purchases without compromising nutritional adequacy.</w:t>
+        <w:t>Functional Suitability results supported these findings, showing positive evaluation of pantry-aware recommendations and grocery guidance features. This indicates that users recognized the system’s ability to support ingredient reuse while maintaining meal-planning quality. Overall, pantry inventory data strengthens grocery guidance and recipe prioritization while the optimizer continues to preserve nutritional adequacy and hard constraints.</w:t>
       </w:r>
     </w:p>
     <w:p>
@@ -21634,6 +19053,7 @@
         <w:ind w:left="900"/>
         <w:jc w:val="both"/>
       </w:pPr>
+      <w:r/>
     </w:p>
     <w:p>
       <w:pPr>
@@ -21646,10 +19066,6 @@
         </w:rPr>
       </w:pPr>
       <w:r>
-        <w:rPr>
-          <w:b/>
-          <w:bCs/>
-        </w:rPr>
         <w:t>How can an offline-first mobile application be designed to support meal planning, recipe access, and pantry management in environments with limited or no internet connectivity?</w:t>
       </w:r>
     </w:p>
@@ -21671,6 +19087,7 @@
         <w:ind w:left="900"/>
         <w:jc w:val="both"/>
       </w:pPr>
+      <w:r/>
     </w:p>
     <w:p>
       <w:pPr>
@@ -21686,7 +19103,7 @@
         </w:sectPr>
       </w:pPr>
       <w:r>
-        <w:t>However, system analysis shows that new optimized meal-plan generation may still rely on backend computation due to the CP-SAT optimization engine. Despite this limitation, offline access to saved outputs ensures continuity of use in low-connectivity environments. This design aligns with practical usability requirements in real-world settings where internet access may not always be available.</w:t>
+        <w:t>However, system analysis shows that new optimized meal-plan generation uses backend computation because of the CP-SAT optimization engine. Despite this hybrid execution model, offline access to saved outputs ensures continuity of use in low-connectivity environments. This design aligns with practical usability requirements in real-world settings where internet access may not always be available.</w:t>
       </w:r>
     </w:p>
     <w:p>
@@ -21698,6 +19115,7 @@
           <w:bCs/>
         </w:rPr>
       </w:pPr>
+      <w:r/>
     </w:p>
     <w:p>
       <w:pPr>
@@ -21710,10 +19128,6 @@
         </w:rPr>
       </w:pPr>
       <w:r>
-        <w:rPr>
-          <w:b/>
-          <w:bCs/>
-        </w:rPr>
         <w:t>How does the proposed system perform in terms of nutritional quality, usability, cultural relevance, and computational efficiency based on algorithmic and user-centered evaluation metrics?</w:t>
       </w:r>
     </w:p>
@@ -21725,7 +19139,7 @@
         <w:jc w:val="both"/>
       </w:pPr>
       <w:r>
-        <w:t>The system demonstrated strong performance across nutritional quality, usability, cultural relevance, and computational efficiency based on both algorithmic and user-centered evaluations. System testing showed that PCOSina produced more accurate calorie and macronutrient outputs compared to the baseline while maintaining zero hard-constraint violations across all scenarios. Although the baseline was faster in simple cases, it produced lower diversity and degraded under stress scenarios, while PCOSina remained stable.</w:t>
+        <w:t>The system demonstrated strong performance across nutritional quality, usability, cultural relevance, and computational efficiency based on both algorithmic and user-centered evaluations. System testing showed that PCOSina produced more accurate calorie and macronutrient outputs compared to the baseline while maintaining zero hard-constraint violations across evaluated scenarios. The 20-case optimization history further showed that the planner improved from a 6,154 ms average runtime in the first local benchmark to 257 ms in the final benchmark, confirming that the safer two-stage workflow remained computationally efficient after optimization.</w:t>
       </w:r>
     </w:p>
     <w:p>
@@ -21735,6 +19149,7 @@
         <w:ind w:left="900"/>
         <w:jc w:val="both"/>
       </w:pPr>
+      <w:r/>
     </w:p>
     <w:p>
       <w:pPr>
@@ -21754,6 +19169,7 @@
         <w:ind w:left="1440" w:firstLine="720"/>
         <w:jc w:val="both"/>
       </w:pPr>
+      <w:r/>
     </w:p>
     <w:p>
       <w:pPr>
@@ -21766,8 +19182,6 @@
         <w:ind w:left="900" w:hanging="450"/>
         <w:jc w:val="left"/>
       </w:pPr>
-      <w:bookmarkStart w:id="50" w:name="_vvqs5rqvws1u" w:colFirst="0" w:colLast="0"/>
-      <w:bookmarkEnd w:id="50"/>
       <w:r>
         <w:t>Summary</w:t>
       </w:r>
@@ -21786,11 +19200,7 @@
         </w:sectPr>
       </w:pPr>
       <w:r>
-        <w:t xml:space="preserve">The results and analysis show that PCOSina met its objectives in supporting weekly meal planning for Filipino individuals with Polycystic Ovary Syndrome (PCOS). System testing validated that the application consistently generates complete </w:t>
-      </w:r>
-      <w:r>
-        <w:lastRenderedPageBreak/>
-        <w:t>21-slot weekly meal plans across various scenarios, including standard, budget-constrained, dietary-restricted, and pantry-aware setups. Explicit hard constraints such as allergies, food exclusions, budget limits, and meal structures were strictly enforced with no observed violations. Algorithmic evaluations proved that the proposed two-stage optimization workflow, integrating a deterministic candidate filtering layer with Google OR-Tools CP-SAT integer optimization, improves nutritional accuracy and meal diversity compared to a baseline greedy approach, while maintaining stable performance under stress conditions.</w:t>
+        <w:t>The results and analysis show that PCOSina met its objectives in supporting weekly meal planning for Filipino individuals with Polycystic Ovary Syndrome (PCOS). System testing validated that the application generates complete 21-slot weekly meal plans across standard, budget-constrained, dietary-restricted, allergy-sensitive, no-budget, and pantry-aware setups. Explicit hard constraints such as allergies, food exclusions, budget limits, meal structures, and repetition rules were enforced with no observed violations in the final planner benchmark. Algorithmic evaluations showed that the proposed two-stage optimization workflow, integrating deterministic candidate filtering with Google OR-Tools CP-SAT optimization, improves nutritional accuracy and meal diversity compared to a baseline greedy approach while improving planner speed across the 20-case optimization benchmark.</w:t>
       </w:r>
     </w:p>
     <w:p>
@@ -21800,6 +19210,7 @@
         <w:ind w:left="900" w:firstLine="720"/>
         <w:jc w:val="both"/>
       </w:pPr>
+      <w:r/>
     </w:p>
     <w:p>
       <w:pPr>
@@ -21809,7 +19220,7 @@
         <w:jc w:val="both"/>
       </w:pPr>
       <w:r>
-        <w:t>By incorporating user profiles, preferences, and Filipino recipe data, the personalization mechanism tailored weekly assignments directly to a user's body mass index (BMI) metrics and strict caloric boundaries. Furthermore, the digital pantry module reduced unnecessary grocery expenses and minimized food waste by processing available household ingredient records as algorithmic weights to encourage ingredient reuse. Technical boundaries from system logs show that this inventory feature operates as a pantry-aware guidance layout rather than a fully hard-enforced constraint across all optimization layers, preventing resource limitations from compromising a user's necessary macro-nutrient adequacy.</w:t>
+        <w:t>By incorporating user profiles, preferences, and Filipino recipe data, the personalization mechanism tailored weekly assignments to the user's health profile, activity level, nutrition targets, and declared constraints. The digital pantry module supported grocery planning by using available household ingredients as ranking and guidance signals for ingredient reuse. Technical evidence shows that pantry data strengthens planning support and grocery organization while the solver continues to prioritize hard safety, budget, nutrition, and meal-structure constraints.</w:t>
       </w:r>
     </w:p>
     <w:p>
@@ -21819,6 +19230,7 @@
         <w:ind w:left="900" w:firstLine="720"/>
         <w:jc w:val="both"/>
       </w:pPr>
+      <w:r/>
     </w:p>
     <w:p>
       <w:pPr>
@@ -21834,7 +19246,7 @@
         </w:sectPr>
       </w:pPr>
       <w:r>
-        <w:t>The implementation confirmed the reliability of an offline-first mobile architecture within the local connectivity landscape. By leveraging local data persistence, the system guarantees continuous user access to active profile records, generated meal schedules, grocery tracking lists, and clinical progress logs in environments with intermittent or zero internet connection. However, performance testing clarifies that the synchronization framework remains backend-dependent for executing the mathematical optimization routines required to generate entirely new meal plan layouts.</w:t>
+        <w:t>The implementation confirmed the value of an offline-first mobile architecture within the local connectivity landscape. By leveraging local data persistence, the system supports continued user access to active profile records, generated meal schedules, grocery tracking lists, and progress logs in environments with intermittent or no internet connection. Performance testing clarifies that the generation of entirely new optimized meal plans remains a hybrid process because the mathematical optimization routine executes through the backend planner.</w:t>
       </w:r>
     </w:p>
     <w:p>
@@ -21844,6 +19256,7 @@
         <w:ind w:left="900" w:firstLine="720"/>
         <w:jc w:val="both"/>
       </w:pPr>
+      <w:r/>
     </w:p>
     <w:p>
       <w:pPr>
@@ -21863,6 +19276,7 @@
         <w:ind w:left="900" w:firstLine="720"/>
         <w:jc w:val="both"/>
       </w:pPr>
+      <w:r/>
     </w:p>
     <w:p>
       <w:pPr>
@@ -21871,6 +19285,7 @@
         <w:ind w:left="900" w:firstLine="720"/>
         <w:jc w:val="both"/>
       </w:pPr>
+      <w:r/>
     </w:p>
     <w:p>
       <w:pPr>
@@ -21879,6 +19294,7 @@
         <w:ind w:left="900" w:firstLine="720"/>
         <w:jc w:val="both"/>
       </w:pPr>
+      <w:r/>
     </w:p>
     <w:p>
       <w:pPr>
@@ -21887,6 +19303,7 @@
         <w:ind w:left="900" w:firstLine="720"/>
         <w:jc w:val="both"/>
       </w:pPr>
+      <w:r/>
     </w:p>
     <w:p>
       <w:pPr>
@@ -21895,6 +19312,7 @@
         <w:ind w:firstLine="720"/>
         <w:jc w:val="both"/>
       </w:pPr>
+      <w:r/>
     </w:p>
     <w:p>
       <w:pPr>
@@ -21909,6 +19327,7 @@
           <w:cols w:space="708"/>
         </w:sectPr>
       </w:pPr>
+      <w:r/>
     </w:p>
     <w:p>
       <w:pPr>
@@ -21917,6 +19336,7 @@
         <w:ind w:firstLine="720"/>
         <w:jc w:val="both"/>
       </w:pPr>
+      <w:r/>
     </w:p>
     <w:p>
       <w:pPr>
@@ -21925,6 +19345,7 @@
         <w:ind w:firstLine="720"/>
         <w:jc w:val="both"/>
       </w:pPr>
+      <w:r/>
     </w:p>
     <w:p>
       <w:pPr>
@@ -21933,6 +19354,7 @@
         <w:ind w:firstLine="720"/>
         <w:jc w:val="both"/>
       </w:pPr>
+      <w:r/>
     </w:p>
     <w:p>
       <w:pPr>
@@ -21941,6 +19363,7 @@
         <w:spacing w:after="200" w:line="480" w:lineRule="auto"/>
         <w:jc w:val="both"/>
       </w:pPr>
+      <w:r/>
     </w:p>
     <w:p>
       <w:pPr>
@@ -21949,6 +19372,7 @@
         <w:spacing w:line="480" w:lineRule="auto"/>
         <w:jc w:val="both"/>
       </w:pPr>
+      <w:r/>
     </w:p>
     <w:p>
       <w:pPr>
@@ -21957,6 +19381,7 @@
         <w:spacing w:line="480" w:lineRule="auto"/>
         <w:jc w:val="both"/>
       </w:pPr>
+      <w:r/>
     </w:p>
     <w:p>
       <w:pPr>
@@ -21965,6 +19390,7 @@
         <w:spacing w:line="480" w:lineRule="auto"/>
         <w:jc w:val="both"/>
       </w:pPr>
+      <w:r/>
     </w:p>
     <w:p>
       <w:pPr>
@@ -21973,6 +19399,7 @@
         <w:spacing w:line="480" w:lineRule="auto"/>
         <w:jc w:val="both"/>
       </w:pPr>
+      <w:r/>
     </w:p>
     <w:p>
       <w:pPr>
@@ -21981,6 +19408,7 @@
         <w:spacing w:line="480" w:lineRule="auto"/>
         <w:jc w:val="both"/>
       </w:pPr>
+      <w:r/>
     </w:p>
     <w:p>
       <w:pPr>
@@ -21989,6 +19417,7 @@
         <w:spacing w:line="480" w:lineRule="auto"/>
         <w:jc w:val="both"/>
       </w:pPr>
+      <w:r/>
     </w:p>
     <w:p>
       <w:pPr>
@@ -21997,12 +19426,18 @@
         <w:spacing w:line="480" w:lineRule="auto"/>
         <w:jc w:val="both"/>
       </w:pPr>
+      <w:r/>
     </w:p>
     <w:p>
       <w:pPr>
         <w:pStyle w:val="Normal1"/>
       </w:pPr>
+      <w:r/>
     </w:p>
+    <w:p/>
+    <w:p/>
+    <w:p/>
+    <w:p/>
     <w:sectPr>
       <w:pgSz w:w="12240" w:h="15840"/>
       <w:pgMar w:top="1440" w:right="1440" w:bottom="1440" w:left="1656" w:header="720" w:footer="720" w:gutter="0"/>

--- a/docs/CHAPTER 4 PCOSINA MANUSCRIPT.docx
+++ b/docs/CHAPTER 4 PCOSINA MANUSCRIPT.docx
@@ -14,7 +14,6 @@
           <w:cols w:space="708"/>
         </w:sectPr>
       </w:pPr>
-      <w:r/>
     </w:p>
     <w:p>
       <w:pPr>
@@ -25,6 +24,7 @@
         <w:jc w:val="center"/>
       </w:pPr>
       <w:r>
+        <w:lastRenderedPageBreak/>
         <w:t>Chapter 4</w:t>
       </w:r>
     </w:p>
@@ -32,7 +32,6 @@
       <w:pPr>
         <w:pStyle w:val="Normal1"/>
       </w:pPr>
-      <w:r/>
     </w:p>
     <w:p>
       <w:pPr>
@@ -55,7 +54,6 @@
         <w:widowControl/>
         <w:spacing w:before="0" w:line="480" w:lineRule="auto"/>
       </w:pPr>
-      <w:r/>
     </w:p>
     <w:p>
       <w:pPr>
@@ -81,7 +79,6 @@
         <w:ind w:right="-30"/>
         <w:jc w:val="both"/>
       </w:pPr>
-      <w:r/>
     </w:p>
     <w:p>
       <w:pPr>
@@ -98,7 +95,6 @@
       <w:pPr>
         <w:pStyle w:val="Normal1"/>
       </w:pPr>
-      <w:r/>
     </w:p>
     <w:p>
       <w:pPr>
@@ -153,7 +149,6 @@
         <w:ind w:left="1080" w:firstLine="450"/>
         <w:jc w:val="both"/>
       </w:pPr>
-      <w:r/>
     </w:p>
     <w:p>
       <w:pPr>
@@ -173,7 +168,6 @@
         <w:ind w:left="450" w:firstLine="450"/>
         <w:jc w:val="both"/>
       </w:pPr>
-      <w:r/>
     </w:p>
     <w:p>
       <w:pPr>
@@ -1845,7 +1839,6 @@
         <w:ind w:right="-30"/>
         <w:jc w:val="both"/>
       </w:pPr>
-      <w:r/>
     </w:p>
     <w:p>
       <w:pPr>
@@ -1861,7 +1854,11 @@
         </w:sectPr>
       </w:pPr>
       <w:r>
-        <w:t>Cronbach’s alpha results for the eight subscales of the survey indicate good to excellent internal consistency across all measures. These findings demonstrate that the questionnaire is a trustworthy tool for assessing the PCOSina application's software quality features. Because all computed coefficients surpassed the standard minimum threshold of 0.700, the data gathered from both primary and secondary users is consistent for further analysis.</w:t>
+        <w:t xml:space="preserve">Cronbach’s alpha results for the eight subscales of the survey indicate good </w:t>
+      </w:r>
+      <w:r>
+        <w:lastRenderedPageBreak/>
+        <w:t>to excellent internal consistency across all measures. These findings demonstrate that the questionnaire is a trustworthy tool for assessing the PCOSina application's software quality features. Because all computed coefficients surpassed the standard minimum threshold of 0.700, the data gathered from both primary and secondary users is consistent for further analysis.</w:t>
       </w:r>
     </w:p>
     <w:p>
@@ -1871,7 +1868,6 @@
         <w:ind w:right="-30" w:firstLine="720"/>
         <w:jc w:val="both"/>
       </w:pPr>
-      <w:r/>
     </w:p>
     <w:p>
       <w:pPr>
@@ -1924,7 +1920,6 @@
           <w:szCs w:val="24"/>
         </w:rPr>
       </w:pPr>
-      <w:r/>
     </w:p>
     <w:p>
       <w:pPr>
@@ -3004,7 +2999,6 @@
           <w:cols w:space="708"/>
         </w:sectPr>
       </w:pPr>
-      <w:r/>
     </w:p>
     <w:p>
       <w:pPr>
@@ -3013,7 +3007,6 @@
         <w:ind w:right="-30" w:firstLine="720"/>
         <w:jc w:val="both"/>
       </w:pPr>
-      <w:r/>
     </w:p>
     <w:p>
       <w:pPr>
@@ -3033,7 +3026,6 @@
         <w:ind w:left="1080" w:right="-30" w:firstLine="720"/>
         <w:jc w:val="both"/>
       </w:pPr>
-      <w:r/>
     </w:p>
     <w:p>
       <w:pPr>
@@ -3667,7 +3659,6 @@
           <w:cols w:space="708"/>
         </w:sectPr>
       </w:pPr>
-      <w:r/>
     </w:p>
     <w:p>
       <w:pPr>
@@ -3680,7 +3671,6 @@
           <w:bCs/>
         </w:rPr>
       </w:pPr>
-      <w:r/>
     </w:p>
     <w:p>
       <w:pPr>
@@ -3700,7 +3690,6 @@
         <w:ind w:left="1080" w:right="-30" w:firstLine="720"/>
         <w:jc w:val="both"/>
       </w:pPr>
-      <w:r/>
     </w:p>
     <w:p>
       <w:pPr>
@@ -4158,7 +4147,6 @@
           <w:bCs/>
         </w:rPr>
       </w:pPr>
-      <w:r/>
     </w:p>
     <w:p>
       <w:pPr>
@@ -4184,7 +4172,6 @@
         <w:ind w:right="-30" w:firstLine="720"/>
         <w:jc w:val="both"/>
       </w:pPr>
-      <w:r/>
     </w:p>
     <w:p>
       <w:pPr>
@@ -4501,7 +4488,6 @@
         <w:ind w:right="-30" w:firstLine="720"/>
         <w:jc w:val="both"/>
       </w:pPr>
-      <w:r/>
     </w:p>
     <w:p>
       <w:pPr>
@@ -4521,7 +4507,6 @@
         <w:ind w:right="-30" w:firstLine="720"/>
         <w:jc w:val="both"/>
       </w:pPr>
-      <w:r/>
     </w:p>
     <w:p>
       <w:pPr>
@@ -5231,7 +5216,6 @@
           <w:cols w:space="708"/>
         </w:sectPr>
       </w:pPr>
-      <w:r/>
     </w:p>
     <w:p>
       <w:pPr>
@@ -5240,7 +5224,6 @@
         <w:ind w:right="-30" w:firstLine="720"/>
         <w:jc w:val="both"/>
       </w:pPr>
-      <w:r/>
     </w:p>
     <w:p>
       <w:pPr>
@@ -5260,7 +5243,6 @@
         <w:ind w:right="-30" w:firstLine="720"/>
         <w:jc w:val="both"/>
       </w:pPr>
-      <w:r/>
     </w:p>
     <w:p>
       <w:pPr>
@@ -5762,7 +5744,6 @@
           <w:cols w:space="708"/>
         </w:sectPr>
       </w:pPr>
-      <w:r/>
     </w:p>
     <w:p>
       <w:pPr>
@@ -5771,7 +5752,6 @@
         <w:ind w:right="-30"/>
         <w:jc w:val="both"/>
       </w:pPr>
-      <w:r/>
     </w:p>
     <w:p>
       <w:pPr>
@@ -5791,7 +5771,6 @@
         <w:ind w:left="1080" w:right="-30"/>
         <w:jc w:val="both"/>
       </w:pPr>
-      <w:r/>
     </w:p>
     <w:p>
       <w:pPr>
@@ -5825,7 +5804,6 @@
         <w:ind w:left="720" w:firstLine="720"/>
         <w:jc w:val="both"/>
       </w:pPr>
-      <w:r/>
     </w:p>
     <w:p>
       <w:pPr>
@@ -6391,7 +6369,6 @@
           <w:cols w:space="708"/>
         </w:sectPr>
       </w:pPr>
-      <w:r/>
     </w:p>
     <w:p>
       <w:pPr>
@@ -6399,7 +6376,6 @@
         <w:spacing w:line="480" w:lineRule="auto"/>
         <w:jc w:val="both"/>
       </w:pPr>
-      <w:r/>
     </w:p>
     <w:p>
       <w:pPr>
@@ -6419,7 +6395,6 @@
         <w:ind w:left="1080" w:firstLine="720"/>
         <w:jc w:val="both"/>
       </w:pPr>
-      <w:r/>
     </w:p>
     <w:p>
       <w:pPr>
@@ -6459,7 +6434,6 @@
         <w:ind w:left="450" w:firstLine="720"/>
         <w:jc w:val="both"/>
       </w:pPr>
-      <w:r/>
     </w:p>
     <w:p>
       <w:pPr>
@@ -7357,7 +7331,6 @@
       <w:pPr>
         <w:pStyle w:val="Normal1"/>
       </w:pPr>
-      <w:r/>
     </w:p>
     <w:p>
       <w:pPr>
@@ -7367,7 +7340,6 @@
         <w:ind w:left="450" w:firstLine="720"/>
         <w:jc w:val="both"/>
       </w:pPr>
-      <w:r/>
     </w:p>
     <w:p>
       <w:pPr>
@@ -7384,7 +7356,11 @@
         </w:sectPr>
       </w:pPr>
       <w:r>
-        <w:t>The results show that both primary and secondary users positively evaluated the functional suitability of the PCOSina application, with overall weighted means interpreted as “Agree.” The highest ratings were observed in the inclusion of familiar Filipino food options and pantry-aware meal planning features. Overall, the findings indicate that the application provides meal-planning functionalities aligned with the dietary needs of users managing PCOS.</w:t>
+        <w:t xml:space="preserve">The results show that both primary and secondary users positively evaluated the functional suitability of the PCOSina application, with overall weighted means interpreted as “Agree.” The highest ratings were observed in the inclusion of familiar </w:t>
+      </w:r>
+      <w:r>
+        <w:lastRenderedPageBreak/>
+        <w:t>Filipino food options and pantry-aware meal planning features. Overall, the findings indicate that the application provides meal-planning functionalities aligned with the dietary needs of users managing PCOS.</w:t>
       </w:r>
     </w:p>
     <w:p>
@@ -7395,6 +7371,7 @@
         <w:jc w:val="center"/>
       </w:pPr>
       <w:r>
+        <w:lastRenderedPageBreak/>
         <w:t>Table 29. Performance Efficiency of PCOSina</w:t>
       </w:r>
     </w:p>
@@ -8095,7 +8072,6 @@
         <w:pStyle w:val="Normal1"/>
         <w:ind w:left="450"/>
       </w:pPr>
-      <w:r/>
     </w:p>
     <w:p>
       <w:pPr>
@@ -8123,6 +8099,7 @@
         <w:jc w:val="center"/>
       </w:pPr>
       <w:r>
+        <w:lastRenderedPageBreak/>
         <w:t>Table 30. Compatibility of PCOSina</w:t>
       </w:r>
     </w:p>
@@ -8822,7 +8799,6 @@
       <w:pPr>
         <w:pStyle w:val="Normal1"/>
       </w:pPr>
-      <w:r/>
     </w:p>
     <w:p>
       <w:pPr>
@@ -8854,6 +8830,7 @@
         </w:rPr>
       </w:pPr>
       <w:r>
+        <w:lastRenderedPageBreak/>
         <w:t>Table 31. Usability of PCOSina</w:t>
       </w:r>
     </w:p>
@@ -8861,7 +8838,6 @@
       <w:pPr>
         <w:pStyle w:val="Normal1"/>
       </w:pPr>
-      <w:r/>
     </w:p>
     <w:tbl>
       <w:tblPr>
@@ -9559,7 +9535,6 @@
       <w:pPr>
         <w:pStyle w:val="Normal1"/>
       </w:pPr>
-      <w:r/>
     </w:p>
     <w:p>
       <w:pPr>
@@ -9587,6 +9562,7 @@
         <w:jc w:val="center"/>
       </w:pPr>
       <w:r>
+        <w:lastRenderedPageBreak/>
         <w:t>Table 32. Reliability of PCOSina</w:t>
       </w:r>
     </w:p>
@@ -10286,7 +10262,6 @@
       <w:pPr>
         <w:pStyle w:val="Normal1"/>
       </w:pPr>
-      <w:r/>
     </w:p>
     <w:p>
       <w:pPr>
@@ -11012,13 +10987,11 @@
           <w:cols w:space="708"/>
         </w:sectPr>
       </w:pPr>
-      <w:r/>
     </w:p>
     <w:p>
       <w:pPr>
         <w:pStyle w:val="Normal1"/>
       </w:pPr>
-      <w:r/>
     </w:p>
     <w:p>
       <w:pPr>
@@ -11746,13 +11719,11 @@
           <w:cols w:space="708"/>
         </w:sectPr>
       </w:pPr>
-      <w:r/>
     </w:p>
     <w:p>
       <w:pPr>
         <w:pStyle w:val="Normal1"/>
       </w:pPr>
-      <w:r/>
     </w:p>
     <w:p>
       <w:pPr>
@@ -12480,13 +12451,11 @@
           <w:cols w:space="708"/>
         </w:sectPr>
       </w:pPr>
-      <w:r/>
     </w:p>
     <w:p>
       <w:pPr>
         <w:pStyle w:val="Normal1"/>
       </w:pPr>
-      <w:r/>
     </w:p>
     <w:p>
       <w:pPr>
@@ -12507,7 +12476,6 @@
         <w:ind w:left="720"/>
         <w:jc w:val="both"/>
       </w:pPr>
-      <w:r/>
     </w:p>
     <w:p>
       <w:pPr>
@@ -12549,7 +12517,6 @@
         <w:ind w:firstLine="720"/>
         <w:jc w:val="both"/>
       </w:pPr>
-      <w:r/>
     </w:p>
     <w:p>
       <w:pPr>
@@ -12598,7 +12565,6 @@
         <w:ind w:left="900" w:firstLine="720"/>
         <w:jc w:val="both"/>
       </w:pPr>
-      <w:r/>
     </w:p>
     <w:p>
       <w:pPr>
@@ -13337,7 +13303,6 @@
           <w:cols w:space="708"/>
         </w:sectPr>
       </w:pPr>
-      <w:r/>
     </w:p>
     <w:p>
       <w:pPr>
@@ -13346,7 +13311,6 @@
         <w:spacing w:before="0"/>
         <w:jc w:val="both"/>
       </w:pPr>
-      <w:r/>
     </w:p>
     <w:p>
       <w:pPr>
@@ -13366,7 +13330,6 @@
         <w:ind w:left="900"/>
         <w:jc w:val="both"/>
       </w:pPr>
-      <w:r/>
     </w:p>
     <w:p>
       <w:pPr>
@@ -13388,7 +13351,6 @@
         <w:spacing w:line="480" w:lineRule="auto"/>
         <w:jc w:val="both"/>
       </w:pPr>
-      <w:r/>
     </w:p>
     <w:p>
       <w:pPr>
@@ -13406,22 +13368,26 @@
         <w:jc w:val="center"/>
       </w:pPr>
       <w:r>
+        <w:rPr>
+          <w:noProof/>
+        </w:rPr>
         <w:drawing>
-          <wp:inline xmlns:a="http://schemas.openxmlformats.org/drawingml/2006/main" xmlns:pic="http://schemas.openxmlformats.org/drawingml/2006/picture">
+          <wp:inline distT="0" distB="0" distL="0" distR="0" wp14:anchorId="1E986888" wp14:editId="57EEF41C">
             <wp:extent cx="5715000" cy="3333750"/>
+            <wp:effectExtent l="0" t="0" r="0" b="0"/>
             <wp:docPr id="1" name="Picture 1"/>
             <wp:cNvGraphicFramePr>
-              <a:graphicFrameLocks noChangeAspect="1"/>
+              <a:graphicFrameLocks xmlns:a="http://schemas.openxmlformats.org/drawingml/2006/main" noChangeAspect="1"/>
             </wp:cNvGraphicFramePr>
-            <a:graphic>
+            <a:graphic xmlns:a="http://schemas.openxmlformats.org/drawingml/2006/main">
               <a:graphicData uri="http://schemas.openxmlformats.org/drawingml/2006/picture">
-                <pic:pic>
+                <pic:pic xmlns:pic="http://schemas.openxmlformats.org/drawingml/2006/picture">
                   <pic:nvPicPr>
                     <pic:cNvPr id="0" name="figure_18_planner_runtime_optimization_progression.png"/>
                     <pic:cNvPicPr/>
                   </pic:nvPicPr>
                   <pic:blipFill>
-                    <a:blip r:embed="rId11"/>
+                    <a:blip r:embed="rId5"/>
                     <a:stretch>
                       <a:fillRect/>
                     </a:stretch>
@@ -13431,7 +13397,9 @@
                       <a:off x="0" y="0"/>
                       <a:ext cx="5715000" cy="3333750"/>
                     </a:xfrm>
-                    <a:prstGeom prst="rect"/>
+                    <a:prstGeom prst="rect">
+                      <a:avLst/>
+                    </a:prstGeom>
                   </pic:spPr>
                 </pic:pic>
               </a:graphicData>
@@ -13445,7 +13413,6 @@
         <w:pStyle w:val="Normal1"/>
         <w:ind w:left="1080" w:firstLine="720"/>
       </w:pPr>
-      <w:r/>
     </w:p>
     <w:p>
       <w:pPr>
@@ -13461,7 +13428,11 @@
         </w:sectPr>
       </w:pPr>
       <w:r>
-        <w:t>Figure 18 shows the actual planner optimization progression used for the current evaluation. The planner began with a correct but slow 20-profile benchmark, then improved through better solve ordering, first-complete-safe-plan stopping, ML-assisted ranking, and a smaller safe search set. The final local benchmark completed 100/100 runs with an average runtime of 257 ms, a P95 runtime of 313 ms, a maximum runtime of 357 ms, and zero hard-rule violations.</w:t>
+        <w:t xml:space="preserve">Figure 18 shows the actual planner optimization progression used for the current evaluation. The planner began with a correct but slow 20-profile benchmark, then improved through better solve ordering, first-complete-safe-plan stopping, ML-assisted ranking, and a smaller safe search set. The final local benchmark completed 100/100 runs with an average runtime of 257 ms, a P95 runtime of 313 ms, a </w:t>
+      </w:r>
+      <w:r>
+        <w:lastRenderedPageBreak/>
+        <w:t>maximum runtime of 357 ms, and zero hard-rule violations.</w:t>
       </w:r>
     </w:p>
     <w:p>
@@ -13471,7 +13442,6 @@
         <w:ind w:left="900"/>
         <w:jc w:val="both"/>
       </w:pPr>
-      <w:r/>
     </w:p>
     <w:p>
       <w:pPr>
@@ -13505,7 +13475,6 @@
         <w:ind w:left="900" w:firstLine="720"/>
         <w:jc w:val="both"/>
       </w:pPr>
-      <w:r/>
     </w:p>
     <w:p>
       <w:pPr>
@@ -13528,7 +13497,6 @@
         <w:spacing w:before="0"/>
         <w:jc w:val="center"/>
       </w:pPr>
-      <w:r/>
     </w:p>
     <w:tbl>
       <w:tblPr>
@@ -13548,13 +13516,13 @@
         <w:tblLook w:val="0600" w:firstRow="0" w:lastRow="0" w:firstColumn="0" w:lastColumn="0" w:noHBand="1" w:noVBand="1"/>
       </w:tblPr>
       <w:tblGrid>
-        <w:gridCol w:w="832"/>
-        <w:gridCol w:w="832"/>
-        <w:gridCol w:w="832"/>
-        <w:gridCol w:w="831"/>
-        <w:gridCol w:w="831"/>
-        <w:gridCol w:w="831"/>
-        <w:gridCol w:w="831"/>
+        <w:gridCol w:w="1307"/>
+        <w:gridCol w:w="1307"/>
+        <w:gridCol w:w="1306"/>
+        <w:gridCol w:w="1306"/>
+        <w:gridCol w:w="1306"/>
+        <w:gridCol w:w="1306"/>
+        <w:gridCol w:w="1306"/>
       </w:tblGrid>
       <w:tr>
         <w:trPr>
@@ -13909,7 +13877,11 @@
           </w:tcPr>
           <w:p>
             <w:r>
-              <w:t>PCOSina preserved the budget and restriction while improving variety.</w:t>
+              <w:t xml:space="preserve">PCOSina preserved the budget and restriction </w:t>
+            </w:r>
+            <w:r>
+              <w:lastRenderedPageBreak/>
+              <w:t>while improving variety.</w:t>
             </w:r>
           </w:p>
         </w:tc>
@@ -13930,6 +13902,7 @@
           </w:tcPr>
           <w:p>
             <w:r>
+              <w:lastRenderedPageBreak/>
               <w:t>S3</w:t>
             </w:r>
           </w:p>
@@ -14158,13 +14131,11 @@
           <w:cols w:space="708"/>
         </w:sectPr>
       </w:pPr>
-      <w:r/>
     </w:p>
     <w:p>
       <w:pPr>
         <w:pStyle w:val="Normal1"/>
       </w:pPr>
-      <w:r/>
     </w:p>
     <w:p>
       <w:pPr>
@@ -14192,7 +14163,6 @@
         <w:ind w:left="900" w:firstLine="720"/>
         <w:jc w:val="both"/>
       </w:pPr>
-      <w:r/>
     </w:p>
     <w:p>
       <w:pPr>
@@ -14215,7 +14185,6 @@
         <w:spacing w:before="0"/>
         <w:jc w:val="center"/>
       </w:pPr>
-      <w:r/>
     </w:p>
     <w:tbl>
       <w:tblPr>
@@ -14939,7 +14908,6 @@
         <w:spacing w:before="0"/>
         <w:jc w:val="both"/>
       </w:pPr>
-      <w:r/>
     </w:p>
     <w:p>
       <w:pPr>
@@ -14966,7 +14934,6 @@
         <w:ind w:firstLine="720"/>
         <w:jc w:val="center"/>
       </w:pPr>
-      <w:r/>
     </w:p>
     <w:p>
       <w:pPr>
@@ -14985,22 +14952,26 @@
         <w:jc w:val="center"/>
       </w:pPr>
       <w:r>
+        <w:rPr>
+          <w:noProof/>
+        </w:rPr>
         <w:drawing>
-          <wp:inline xmlns:a="http://schemas.openxmlformats.org/drawingml/2006/main" xmlns:pic="http://schemas.openxmlformats.org/drawingml/2006/picture">
+          <wp:inline distT="0" distB="0" distL="0" distR="0" wp14:anchorId="0517B3B0" wp14:editId="79550E6C">
             <wp:extent cx="5715000" cy="3333750"/>
+            <wp:effectExtent l="0" t="0" r="0" b="0"/>
             <wp:docPr id="2" name="Picture 2"/>
             <wp:cNvGraphicFramePr>
-              <a:graphicFrameLocks noChangeAspect="1"/>
+              <a:graphicFrameLocks xmlns:a="http://schemas.openxmlformats.org/drawingml/2006/main" noChangeAspect="1"/>
             </wp:cNvGraphicFramePr>
-            <a:graphic>
+            <a:graphic xmlns:a="http://schemas.openxmlformats.org/drawingml/2006/main">
               <a:graphicData uri="http://schemas.openxmlformats.org/drawingml/2006/picture">
-                <pic:pic>
+                <pic:pic xmlns:pic="http://schemas.openxmlformats.org/drawingml/2006/picture">
                   <pic:nvPicPr>
                     <pic:cNvPr id="0" name="image.png"/>
                     <pic:cNvPicPr/>
                   </pic:nvPicPr>
                   <pic:blipFill>
-                    <a:blip r:embed="rId10"/>
+                    <a:blip r:embed="rId6"/>
                     <a:stretch>
                       <a:fillRect/>
                     </a:stretch>
@@ -15010,7 +14981,9 @@
                       <a:off x="0" y="0"/>
                       <a:ext cx="5715000" cy="3333750"/>
                     </a:xfrm>
-                    <a:prstGeom prst="rect"/>
+                    <a:prstGeom prst="rect">
+                      <a:avLst/>
+                    </a:prstGeom>
                   </pic:spPr>
                 </pic:pic>
               </a:graphicData>
@@ -15026,7 +14999,6 @@
         <w:spacing w:before="0" w:line="480" w:lineRule="auto"/>
         <w:ind w:firstLine="720"/>
       </w:pPr>
-      <w:r/>
     </w:p>
     <w:p>
       <w:pPr>
@@ -15048,7 +15020,6 @@
         <w:ind w:left="1080" w:firstLine="720"/>
         <w:jc w:val="both"/>
       </w:pPr>
-      <w:r/>
     </w:p>
     <w:p>
       <w:pPr>
@@ -15059,7 +15030,11 @@
         <w:jc w:val="both"/>
       </w:pPr>
       <w:r>
-        <w:t>These results support the choice of the PCOSina planning approach. The greedy planner is useful as a speed baseline, but it tends to sacrifice weekly balance and meal variety. PCOSina evaluates the whole week as one planning problem, preserves hard constraints, and produces more balanced schedules. The final optimization pass further showed that this safer planning approach can still run within sub-second local benchmark conditions.</w:t>
+        <w:t xml:space="preserve">These results support the choice of the PCOSina planning approach. The greedy planner is useful as a speed baseline, but it tends to sacrifice weekly balance and meal variety. PCOSina evaluates the whole week as one planning problem, preserves hard constraints, and produces more balanced schedules. The final </w:t>
+      </w:r>
+      <w:r>
+        <w:lastRenderedPageBreak/>
+        <w:t>optimization pass further showed that this safer planning approach can still run within sub-second local benchmark conditions.</w:t>
       </w:r>
     </w:p>
     <w:p>
@@ -15070,7 +15045,6 @@
         <w:ind w:left="1080" w:firstLine="720"/>
         <w:jc w:val="both"/>
       </w:pPr>
-      <w:r/>
     </w:p>
     <w:p>
       <w:pPr>
@@ -15101,6 +15075,7 @@
         <w:jc w:val="both"/>
       </w:pPr>
       <w:r>
+        <w:lastRenderedPageBreak/>
         <w:t>The functional test plan consisted of 34 validation cases covering health computations, safety filtering, planner constraints, planner contracts, output generation, failure handling, offline-first reliability, input validation, and API/schema behavior. The complete test matrix is placed in Appendix C, while the table below summarizes the results by category and indicates the pass/fail outcome for each area.</w:t>
       </w:r>
     </w:p>
@@ -15112,7 +15087,6 @@
         <w:ind w:left="900" w:firstLine="720"/>
         <w:jc w:val="both"/>
       </w:pPr>
-      <w:r/>
     </w:p>
     <w:p>
       <w:pPr>
@@ -15133,12 +15107,11 @@
       <w:pPr>
         <w:pStyle w:val="Normal1"/>
       </w:pPr>
-      <w:r/>
     </w:p>
     <w:tbl>
       <w:tblPr>
         <w:tblStyle w:val="Table53"/>
-        <w:tblW w:w="9144" w:type="dxa"/>
+        <w:tblW w:w="9488" w:type="dxa"/>
         <w:tblInd w:w="0" w:type="dxa"/>
         <w:tblBorders>
           <w:top w:val="single" w:sz="8" w:space="0" w:color="000000"/>
@@ -15152,16 +15125,16 @@
         <w:tblLook w:val="0600" w:firstRow="0" w:lastRow="0" w:firstColumn="0" w:lastColumn="0" w:noHBand="1" w:noVBand="1"/>
       </w:tblPr>
       <w:tblGrid>
-        <w:gridCol w:w="2286"/>
-        <w:gridCol w:w="2286"/>
-        <w:gridCol w:w="2286"/>
-        <w:gridCol w:w="2286"/>
-        <w:gridCol w:w="1440"/>
+        <w:gridCol w:w="1973"/>
+        <w:gridCol w:w="1972"/>
+        <w:gridCol w:w="1972"/>
+        <w:gridCol w:w="1972"/>
+        <w:gridCol w:w="1599"/>
       </w:tblGrid>
       <w:tr>
         <w:tc>
           <w:tcPr>
-            <w:tcW w:w="2286" w:type="dxa"/>
+            <w:tcW w:w="1973" w:type="dxa"/>
             <w:shd w:val="clear" w:color="auto" w:fill="A4C2F4"/>
             <w:tcMar>
               <w:top w:w="100" w:type="dxa"/>
@@ -15178,7 +15151,7 @@
         </w:tc>
         <w:tc>
           <w:tcPr>
-            <w:tcW w:w="2286" w:type="dxa"/>
+            <w:tcW w:w="1972" w:type="dxa"/>
             <w:shd w:val="clear" w:color="auto" w:fill="A4C2F4"/>
             <w:tcMar>
               <w:top w:w="100" w:type="dxa"/>
@@ -15195,7 +15168,7 @@
         </w:tc>
         <w:tc>
           <w:tcPr>
-            <w:tcW w:w="2286" w:type="dxa"/>
+            <w:tcW w:w="1972" w:type="dxa"/>
             <w:shd w:val="clear" w:color="auto" w:fill="A4C2F4"/>
             <w:tcMar>
               <w:top w:w="100" w:type="dxa"/>
@@ -15212,7 +15185,7 @@
         </w:tc>
         <w:tc>
           <w:tcPr>
-            <w:tcW w:w="2286" w:type="dxa"/>
+            <w:tcW w:w="1972" w:type="dxa"/>
             <w:shd w:val="clear" w:color="auto" w:fill="A4C2F4"/>
             <w:tcMar>
               <w:top w:w="100" w:type="dxa"/>
@@ -15229,7 +15202,7 @@
         </w:tc>
         <w:tc>
           <w:tcPr>
-            <w:tcW w:type="dxa" w:w="1440"/>
+            <w:tcW w:w="1599" w:type="dxa"/>
           </w:tcPr>
           <w:p>
             <w:r>
@@ -15241,7 +15214,7 @@
       <w:tr>
         <w:tc>
           <w:tcPr>
-            <w:tcW w:w="2286" w:type="dxa"/>
+            <w:tcW w:w="1973" w:type="dxa"/>
           </w:tcPr>
           <w:p>
             <w:r>
@@ -15251,7 +15224,7 @@
         </w:tc>
         <w:tc>
           <w:tcPr>
-            <w:tcW w:w="2286" w:type="dxa"/>
+            <w:tcW w:w="1972" w:type="dxa"/>
           </w:tcPr>
           <w:p>
             <w:r>
@@ -15261,7 +15234,7 @@
         </w:tc>
         <w:tc>
           <w:tcPr>
-            <w:tcW w:w="2286" w:type="dxa"/>
+            <w:tcW w:w="1972" w:type="dxa"/>
           </w:tcPr>
           <w:p>
             <w:r>
@@ -15271,7 +15244,7 @@
         </w:tc>
         <w:tc>
           <w:tcPr>
-            <w:tcW w:w="2286" w:type="dxa"/>
+            <w:tcW w:w="1972" w:type="dxa"/>
           </w:tcPr>
           <w:p>
             <w:r>
@@ -15281,7 +15254,7 @@
         </w:tc>
         <w:tc>
           <w:tcPr>
-            <w:tcW w:type="dxa" w:w="1440"/>
+            <w:tcW w:w="1599" w:type="dxa"/>
           </w:tcPr>
           <w:p>
             <w:r>
@@ -15293,7 +15266,7 @@
       <w:tr>
         <w:tc>
           <w:tcPr>
-            <w:tcW w:w="2286" w:type="dxa"/>
+            <w:tcW w:w="1973" w:type="dxa"/>
           </w:tcPr>
           <w:p>
             <w:r>
@@ -15303,7 +15276,7 @@
         </w:tc>
         <w:tc>
           <w:tcPr>
-            <w:tcW w:w="2286" w:type="dxa"/>
+            <w:tcW w:w="1972" w:type="dxa"/>
           </w:tcPr>
           <w:p>
             <w:r>
@@ -15313,7 +15286,7 @@
         </w:tc>
         <w:tc>
           <w:tcPr>
-            <w:tcW w:w="2286" w:type="dxa"/>
+            <w:tcW w:w="1972" w:type="dxa"/>
           </w:tcPr>
           <w:p>
             <w:r>
@@ -15323,7 +15296,7 @@
         </w:tc>
         <w:tc>
           <w:tcPr>
-            <w:tcW w:w="2286" w:type="dxa"/>
+            <w:tcW w:w="1972" w:type="dxa"/>
           </w:tcPr>
           <w:p>
             <w:r>
@@ -15333,7 +15306,7 @@
         </w:tc>
         <w:tc>
           <w:tcPr>
-            <w:tcW w:type="dxa" w:w="1440"/>
+            <w:tcW w:w="1599" w:type="dxa"/>
           </w:tcPr>
           <w:p>
             <w:r>
@@ -15345,7 +15318,7 @@
       <w:tr>
         <w:tc>
           <w:tcPr>
-            <w:tcW w:w="2286" w:type="dxa"/>
+            <w:tcW w:w="1973" w:type="dxa"/>
           </w:tcPr>
           <w:p>
             <w:r>
@@ -15355,41 +15328,55 @@
         </w:tc>
         <w:tc>
           <w:tcPr>
-            <w:tcW w:w="2286" w:type="dxa"/>
-          </w:tcPr>
-          <w:p>
-            <w:r>
-              <w:t>Budget cap, household scaling, cooking time, and repetition rules</w:t>
-            </w:r>
-          </w:p>
-        </w:tc>
-        <w:tc>
-          <w:tcPr>
-            <w:tcW w:w="2286" w:type="dxa"/>
-          </w:tcPr>
-          <w:p>
-            <w:r>
+            <w:tcW w:w="1972" w:type="dxa"/>
+          </w:tcPr>
+          <w:p>
+            <w:r>
+              <w:t xml:space="preserve">Budget cap, household scaling, cooking time, and </w:t>
+            </w:r>
+            <w:r>
+              <w:lastRenderedPageBreak/>
+              <w:t>repetition rules</w:t>
+            </w:r>
+          </w:p>
+        </w:tc>
+        <w:tc>
+          <w:tcPr>
+            <w:tcW w:w="1972" w:type="dxa"/>
+          </w:tcPr>
+          <w:p>
+            <w:r>
+              <w:lastRenderedPageBreak/>
               <w:t>Pass</w:t>
             </w:r>
           </w:p>
         </w:tc>
         <w:tc>
           <w:tcPr>
-            <w:tcW w:w="2286" w:type="dxa"/>
-          </w:tcPr>
-          <w:p>
-            <w:r>
-              <w:t>Representative planning cases followed the configured constraint rules.</w:t>
-            </w:r>
-          </w:p>
-        </w:tc>
-        <w:tc>
-          <w:tcPr>
-            <w:tcW w:type="dxa" w:w="1440"/>
-          </w:tcPr>
-          <w:p>
-            <w:r>
-              <w:t>The planner preserved the two-stage planning behavior and did not relax hard constraints.</w:t>
+            <w:tcW w:w="1972" w:type="dxa"/>
+          </w:tcPr>
+          <w:p>
+            <w:r>
+              <w:t xml:space="preserve">Representative planning cases followed the configured </w:t>
+            </w:r>
+            <w:r>
+              <w:lastRenderedPageBreak/>
+              <w:t>constraint rules.</w:t>
+            </w:r>
+          </w:p>
+        </w:tc>
+        <w:tc>
+          <w:tcPr>
+            <w:tcW w:w="1599" w:type="dxa"/>
+          </w:tcPr>
+          <w:p>
+            <w:r>
+              <w:lastRenderedPageBreak/>
+              <w:t xml:space="preserve">The planner preserved the two-stage planning </w:t>
+            </w:r>
+            <w:r>
+              <w:lastRenderedPageBreak/>
+              <w:t>behavior and did not relax hard constraints.</w:t>
             </w:r>
           </w:p>
         </w:tc>
@@ -15397,17 +15384,18 @@
       <w:tr>
         <w:tc>
           <w:tcPr>
-            <w:tcW w:w="2286" w:type="dxa"/>
-          </w:tcPr>
-          <w:p>
-            <w:r>
+            <w:tcW w:w="1973" w:type="dxa"/>
+          </w:tcPr>
+          <w:p>
+            <w:r>
+              <w:lastRenderedPageBreak/>
               <w:t>Planner contract</w:t>
             </w:r>
           </w:p>
         </w:tc>
         <w:tc>
           <w:tcPr>
-            <w:tcW w:w="2286" w:type="dxa"/>
+            <w:tcW w:w="1972" w:type="dxa"/>
           </w:tcPr>
           <w:p>
             <w:r>
@@ -15417,7 +15405,7 @@
         </w:tc>
         <w:tc>
           <w:tcPr>
-            <w:tcW w:w="2286" w:type="dxa"/>
+            <w:tcW w:w="1972" w:type="dxa"/>
           </w:tcPr>
           <w:p>
             <w:r>
@@ -15427,7 +15415,7 @@
         </w:tc>
         <w:tc>
           <w:tcPr>
-            <w:tcW w:w="2286" w:type="dxa"/>
+            <w:tcW w:w="1972" w:type="dxa"/>
           </w:tcPr>
           <w:p>
             <w:r>
@@ -15437,7 +15425,7 @@
         </w:tc>
         <w:tc>
           <w:tcPr>
-            <w:tcW w:type="dxa" w:w="1440"/>
+            <w:tcW w:w="1599" w:type="dxa"/>
           </w:tcPr>
           <w:p>
             <w:r>
@@ -15449,7 +15437,7 @@
       <w:tr>
         <w:tc>
           <w:tcPr>
-            <w:tcW w:w="2286" w:type="dxa"/>
+            <w:tcW w:w="1973" w:type="dxa"/>
           </w:tcPr>
           <w:p>
             <w:r>
@@ -15459,7 +15447,7 @@
         </w:tc>
         <w:tc>
           <w:tcPr>
-            <w:tcW w:w="2286" w:type="dxa"/>
+            <w:tcW w:w="1972" w:type="dxa"/>
           </w:tcPr>
           <w:p>
             <w:r>
@@ -15469,7 +15457,7 @@
         </w:tc>
         <w:tc>
           <w:tcPr>
-            <w:tcW w:w="2286" w:type="dxa"/>
+            <w:tcW w:w="1972" w:type="dxa"/>
           </w:tcPr>
           <w:p>
             <w:r>
@@ -15479,7 +15467,7 @@
         </w:tc>
         <w:tc>
           <w:tcPr>
-            <w:tcW w:w="2286" w:type="dxa"/>
+            <w:tcW w:w="1972" w:type="dxa"/>
           </w:tcPr>
           <w:p>
             <w:r>
@@ -15489,7 +15477,7 @@
         </w:tc>
         <w:tc>
           <w:tcPr>
-            <w:tcW w:type="dxa" w:w="1440"/>
+            <w:tcW w:w="1599" w:type="dxa"/>
           </w:tcPr>
           <w:p>
             <w:r>
@@ -15501,7 +15489,7 @@
       <w:tr>
         <w:tc>
           <w:tcPr>
-            <w:tcW w:w="2286" w:type="dxa"/>
+            <w:tcW w:w="1973" w:type="dxa"/>
           </w:tcPr>
           <w:p>
             <w:r>
@@ -15511,7 +15499,7 @@
         </w:tc>
         <w:tc>
           <w:tcPr>
-            <w:tcW w:w="2286" w:type="dxa"/>
+            <w:tcW w:w="1972" w:type="dxa"/>
           </w:tcPr>
           <w:p>
             <w:r>
@@ -15521,7 +15509,7 @@
         </w:tc>
         <w:tc>
           <w:tcPr>
-            <w:tcW w:w="2286" w:type="dxa"/>
+            <w:tcW w:w="1972" w:type="dxa"/>
           </w:tcPr>
           <w:p>
             <w:r>
@@ -15531,7 +15519,7 @@
         </w:tc>
         <w:tc>
           <w:tcPr>
-            <w:tcW w:w="2286" w:type="dxa"/>
+            <w:tcW w:w="1972" w:type="dxa"/>
           </w:tcPr>
           <w:p>
             <w:r>
@@ -15541,7 +15529,7 @@
         </w:tc>
         <w:tc>
           <w:tcPr>
-            <w:tcW w:type="dxa" w:w="1440"/>
+            <w:tcW w:w="1599" w:type="dxa"/>
           </w:tcPr>
           <w:p>
             <w:r>
@@ -15553,7 +15541,7 @@
       <w:tr>
         <w:tc>
           <w:tcPr>
-            <w:tcW w:w="2286" w:type="dxa"/>
+            <w:tcW w:w="1973" w:type="dxa"/>
           </w:tcPr>
           <w:p>
             <w:r>
@@ -15563,7 +15551,7 @@
         </w:tc>
         <w:tc>
           <w:tcPr>
-            <w:tcW w:w="2286" w:type="dxa"/>
+            <w:tcW w:w="1972" w:type="dxa"/>
           </w:tcPr>
           <w:p>
             <w:r>
@@ -15573,7 +15561,7 @@
         </w:tc>
         <w:tc>
           <w:tcPr>
-            <w:tcW w:w="2286" w:type="dxa"/>
+            <w:tcW w:w="1972" w:type="dxa"/>
           </w:tcPr>
           <w:p>
             <w:r>
@@ -15583,7 +15571,7 @@
         </w:tc>
         <w:tc>
           <w:tcPr>
-            <w:tcW w:w="2286" w:type="dxa"/>
+            <w:tcW w:w="1972" w:type="dxa"/>
           </w:tcPr>
           <w:p>
             <w:r>
@@ -15593,7 +15581,7 @@
         </w:tc>
         <w:tc>
           <w:tcPr>
-            <w:tcW w:type="dxa" w:w="1440"/>
+            <w:tcW w:w="1599" w:type="dxa"/>
           </w:tcPr>
           <w:p>
             <w:r>
@@ -15605,17 +15593,18 @@
       <w:tr>
         <w:tc>
           <w:tcPr>
-            <w:tcW w:w="2286" w:type="dxa"/>
-          </w:tcPr>
-          <w:p>
-            <w:r>
+            <w:tcW w:w="1973" w:type="dxa"/>
+          </w:tcPr>
+          <w:p>
+            <w:r>
+              <w:lastRenderedPageBreak/>
               <w:t>Input and API validation</w:t>
             </w:r>
           </w:p>
         </w:tc>
         <w:tc>
           <w:tcPr>
-            <w:tcW w:w="2286" w:type="dxa"/>
+            <w:tcW w:w="1972" w:type="dxa"/>
           </w:tcPr>
           <w:p>
             <w:r>
@@ -15625,7 +15614,7 @@
         </w:tc>
         <w:tc>
           <w:tcPr>
-            <w:tcW w:w="2286" w:type="dxa"/>
+            <w:tcW w:w="1972" w:type="dxa"/>
           </w:tcPr>
           <w:p>
             <w:r>
@@ -15635,7 +15624,7 @@
         </w:tc>
         <w:tc>
           <w:tcPr>
-            <w:tcW w:w="2286" w:type="dxa"/>
+            <w:tcW w:w="1972" w:type="dxa"/>
           </w:tcPr>
           <w:p>
             <w:r>
@@ -15645,7 +15634,7 @@
         </w:tc>
         <w:tc>
           <w:tcPr>
-            <w:tcW w:type="dxa" w:w="1440"/>
+            <w:tcW w:w="1599" w:type="dxa"/>
           </w:tcPr>
           <w:p>
             <w:r>
@@ -15664,7 +15653,6 @@
           <w:cols w:space="708"/>
         </w:sectPr>
       </w:pPr>
-      <w:r/>
     </w:p>
     <w:p>
       <w:pPr>
@@ -15677,7 +15665,6 @@
           <w:shd w:val="clear" w:color="auto" w:fill="F4CCCC"/>
         </w:rPr>
       </w:pPr>
-      <w:r/>
     </w:p>
     <w:p>
       <w:pPr>
@@ -15699,7 +15686,6 @@
         <w:ind w:left="1080" w:firstLine="540"/>
         <w:jc w:val="both"/>
       </w:pPr>
-      <w:r/>
     </w:p>
     <w:p>
       <w:pPr>
@@ -15730,6 +15716,7 @@
         <w:jc w:val="both"/>
       </w:pPr>
       <w:r>
+        <w:lastRenderedPageBreak/>
         <w:t>The system creates meal plans using a two-stage process. First, it automatically filters out recipes that conflict with the user's allergies, dietary restrictions, or planning limits. A machine learning model (LightGBM) then ranks the remaining safe options using profile and recipe signals. Finally, the main scheduling engine (Google OR-Tools CP-SAT) builds the seven-day plan with three meals per day.</w:t>
       </w:r>
     </w:p>
@@ -15741,7 +15728,6 @@
         <w:ind w:left="900"/>
         <w:jc w:val="both"/>
       </w:pPr>
-      <w:r/>
     </w:p>
     <w:p>
       <w:pPr>
@@ -15763,7 +15749,6 @@
         <w:ind w:left="1080" w:firstLine="540"/>
         <w:jc w:val="both"/>
       </w:pPr>
-      <w:r/>
     </w:p>
     <w:p>
       <w:pPr>
@@ -15791,7 +15776,6 @@
           <w:cols w:space="708"/>
         </w:sectPr>
       </w:pPr>
-      <w:r/>
     </w:p>
     <w:p>
       <w:pPr>
@@ -15801,6 +15785,7 @@
         <w:jc w:val="center"/>
       </w:pPr>
       <w:r>
+        <w:lastRenderedPageBreak/>
         <w:t>Table 40. Representative Final Planner Evaluation Cases</w:t>
       </w:r>
     </w:p>
@@ -16023,7 +16008,7 @@
       <w:tr>
         <w:tc>
           <w:tcPr>
-            <w:tcW w:type="dxa" w:w="3048"/>
+            <w:tcW w:w="3048" w:type="dxa"/>
           </w:tcPr>
           <w:p>
             <w:r>
@@ -16033,7 +16018,7 @@
         </w:tc>
         <w:tc>
           <w:tcPr>
-            <w:tcW w:type="dxa" w:w="3048"/>
+            <w:tcW w:w="3048" w:type="dxa"/>
           </w:tcPr>
           <w:p>
             <w:r>
@@ -16043,7 +16028,7 @@
         </w:tc>
         <w:tc>
           <w:tcPr>
-            <w:tcW w:type="dxa" w:w="3048"/>
+            <w:tcW w:w="3048" w:type="dxa"/>
           </w:tcPr>
           <w:p>
             <w:r>
@@ -16064,7 +16049,6 @@
           <w:shd w:val="clear" w:color="auto" w:fill="F4CCCC"/>
         </w:rPr>
       </w:pPr>
-      <w:r/>
     </w:p>
     <w:p>
       <w:pPr>
@@ -16096,7 +16080,6 @@
         <w:ind w:left="900"/>
         <w:jc w:val="both"/>
       </w:pPr>
-      <w:r/>
     </w:p>
     <w:p>
       <w:pPr>
@@ -16526,25 +16509,33 @@
           </w:tcPr>
           <w:p>
             <w:r>
-              <w:t>Pantry information improved planning support without replacing safety checks.</w:t>
+              <w:t xml:space="preserve">Pantry information improved planning support without </w:t>
+            </w:r>
+            <w:r>
+              <w:lastRenderedPageBreak/>
+              <w:t>replacing safety checks.</w:t>
             </w:r>
           </w:p>
         </w:tc>
       </w:tr>
       <w:tr>
-        <w:tc>
-          <w:tcPr>
-            <w:tcW w:type="dxa" w:w="1596"/>
-          </w:tcPr>
-          <w:p>
-            <w:r>
+        <w:trPr>
+          <w:jc w:val="center"/>
+        </w:trPr>
+        <w:tc>
+          <w:tcPr>
+            <w:tcW w:w="1596" w:type="dxa"/>
+          </w:tcPr>
+          <w:p>
+            <w:r>
+              <w:lastRenderedPageBreak/>
               <w:t>No-safe-plan boundary</w:t>
             </w:r>
           </w:p>
         </w:tc>
         <w:tc>
           <w:tcPr>
-            <w:tcW w:type="dxa" w:w="1566"/>
+            <w:tcW w:w="1566" w:type="dxa"/>
           </w:tcPr>
           <w:p>
             <w:r>
@@ -16554,7 +16545,7 @@
         </w:tc>
         <w:tc>
           <w:tcPr>
-            <w:tcW w:type="dxa" w:w="1649"/>
+            <w:tcW w:w="1649" w:type="dxa"/>
           </w:tcPr>
           <w:p>
             <w:r>
@@ -16564,7 +16555,7 @@
         </w:tc>
         <w:tc>
           <w:tcPr>
-            <w:tcW w:type="dxa" w:w="1566"/>
+            <w:tcW w:w="1566" w:type="dxa"/>
           </w:tcPr>
           <w:p>
             <w:r>
@@ -16574,7 +16565,7 @@
         </w:tc>
         <w:tc>
           <w:tcPr>
-            <w:tcW w:type="dxa" w:w="1649"/>
+            <w:tcW w:w="1649" w:type="dxa"/>
           </w:tcPr>
           <w:p>
             <w:r>
@@ -16584,7 +16575,7 @@
         </w:tc>
         <w:tc>
           <w:tcPr>
-            <w:tcW w:type="dxa" w:w="1324"/>
+            <w:tcW w:w="1324" w:type="dxa"/>
           </w:tcPr>
           <w:p>
             <w:r>
@@ -16605,7 +16596,6 @@
         <w:ind w:left="900" w:firstLine="450"/>
         <w:jc w:val="both"/>
       </w:pPr>
-      <w:r/>
     </w:p>
     <w:p>
       <w:pPr>
@@ -16633,7 +16623,6 @@
         <w:ind w:left="900" w:firstLine="450"/>
         <w:jc w:val="both"/>
       </w:pPr>
-      <w:r/>
     </w:p>
     <w:p>
       <w:pPr>
@@ -16664,6 +16653,7 @@
         <w:jc w:val="both"/>
       </w:pPr>
       <w:r>
+        <w:lastRenderedPageBreak/>
         <w:t>In this section, recovery refers to measured planner-latency recovery, not a separate recovery module. The first 20-profile local benchmark already generated valid plans, but it averaged 6,154 ms, with P95 at 12,514 ms and maximum runtime at 14,013 ms. After profile-aware solve ordering, first-complete-safe-plan stopping, a smaller safe search set, cached static recipe features, and the LightGBM-assisted Stage-1 path, the final benchmark completed 100/100 runs with an average runtime of 257 ms, P95 runtime of 313 ms, maximum runtime of 357 ms, and zero hard-rule violations.</w:t>
       </w:r>
     </w:p>
@@ -16675,7 +16665,6 @@
         <w:ind w:left="1080" w:firstLine="540"/>
         <w:jc w:val="both"/>
       </w:pPr>
-      <w:r/>
     </w:p>
     <w:p>
       <w:pPr>
@@ -16697,7 +16686,6 @@
         <w:ind w:left="900" w:firstLine="540"/>
         <w:jc w:val="both"/>
       </w:pPr>
-      <w:r/>
     </w:p>
     <w:p>
       <w:pPr>
@@ -16846,6 +16834,7 @@
           </w:tcPr>
           <w:p>
             <w:r>
+              <w:lastRenderedPageBreak/>
               <w:t>Rows / positive rate</w:t>
             </w:r>
           </w:p>
@@ -17343,7 +17332,6 @@
           <w:cols w:space="708"/>
         </w:sectPr>
       </w:pPr>
-      <w:r/>
     </w:p>
     <w:p>
       <w:pPr>
@@ -17352,7 +17340,6 @@
         <w:spacing w:before="0" w:line="480" w:lineRule="auto"/>
         <w:jc w:val="both"/>
       </w:pPr>
-      <w:r/>
     </w:p>
     <w:p>
       <w:pPr>
@@ -17394,7 +17381,6 @@
         <w:ind w:left="1080" w:firstLine="540"/>
         <w:jc w:val="both"/>
       </w:pPr>
-      <w:r/>
     </w:p>
     <w:p>
       <w:pPr>
@@ -17779,7 +17765,6 @@
         <w:spacing w:before="0" w:after="0" w:line="480" w:lineRule="auto"/>
         <w:jc w:val="center"/>
       </w:pPr>
-      <w:r/>
     </w:p>
     <w:p>
       <w:pPr>
@@ -17791,7 +17776,6 @@
           <w:shd w:val="clear" w:color="auto" w:fill="F4CCCC"/>
         </w:rPr>
       </w:pPr>
-      <w:r/>
     </w:p>
     <w:p>
       <w:pPr>
@@ -17819,7 +17803,6 @@
           <w:cols w:space="708"/>
         </w:sectPr>
       </w:pPr>
-      <w:r/>
     </w:p>
     <w:p>
       <w:pPr>
@@ -17832,6 +17815,7 @@
         <w:jc w:val="both"/>
       </w:pPr>
       <w:r>
+        <w:lastRenderedPageBreak/>
         <w:t>Offline-First and Performance Evaluation</w:t>
       </w:r>
     </w:p>
@@ -17853,7 +17837,6 @@
         <w:ind w:left="1080" w:firstLine="360"/>
         <w:jc w:val="both"/>
       </w:pPr>
-      <w:r/>
     </w:p>
     <w:p>
       <w:pPr>
@@ -17873,7 +17856,6 @@
       <w:pPr>
         <w:pStyle w:val="Normal1"/>
       </w:pPr>
-      <w:r/>
     </w:p>
     <w:tbl>
       <w:tblPr>
@@ -18154,6 +18136,7 @@
           </w:tcPr>
           <w:p>
             <w:r>
+              <w:lastRenderedPageBreak/>
               <w:t>Initial planner benchmark</w:t>
             </w:r>
           </w:p>
@@ -18269,13 +18252,11 @@
           <w:cols w:space="708"/>
         </w:sectPr>
       </w:pPr>
-      <w:r/>
     </w:p>
     <w:p>
       <w:pPr>
         <w:pStyle w:val="Normal1"/>
       </w:pPr>
-      <w:r/>
     </w:p>
     <w:p>
       <w:pPr>
@@ -18295,7 +18276,6 @@
         <w:ind w:left="1080" w:firstLine="360"/>
         <w:jc w:val="both"/>
       </w:pPr>
-      <w:r/>
     </w:p>
     <w:p>
       <w:pPr>
@@ -18476,7 +18456,11 @@
           </w:tcPr>
           <w:p>
             <w:r>
-              <w:t>All 20 profiles still passed. Average time improved to 4.669 seconds, P95 to 6.679 seconds, and maximum to 7.612 seconds.</w:t>
+              <w:t xml:space="preserve">All 20 profiles still passed. Average time </w:t>
+            </w:r>
+            <w:r>
+              <w:lastRenderedPageBreak/>
+              <w:t>improved to 4.669 seconds, P95 to 6.679 seconds, and maximum to 7.612 seconds.</w:t>
             </w:r>
           </w:p>
         </w:tc>
@@ -18486,7 +18470,12 @@
           </w:tcPr>
           <w:p>
             <w:r>
-              <w:t>The planner tried the settings most likely to work earlier.</w:t>
+              <w:lastRenderedPageBreak/>
+              <w:t xml:space="preserve">The planner tried the settings most likely </w:t>
+            </w:r>
+            <w:r>
+              <w:lastRenderedPageBreak/>
+              <w:t>to work earlier.</w:t>
             </w:r>
           </w:p>
         </w:tc>
@@ -18496,7 +18485,12 @@
           </w:tcPr>
           <w:p>
             <w:r>
-              <w:t>This reduced waiting time without changing the safety rules.</w:t>
+              <w:lastRenderedPageBreak/>
+              <w:t xml:space="preserve">This reduced waiting time without </w:t>
+            </w:r>
+            <w:r>
+              <w:lastRenderedPageBreak/>
+              <w:t>changing the safety rules.</w:t>
             </w:r>
           </w:p>
         </w:tc>
@@ -18508,6 +18502,7 @@
           </w:tcPr>
           <w:p>
             <w:r>
+              <w:lastRenderedPageBreak/>
               <w:t>Return first complete safe plan</w:t>
             </w:r>
           </w:p>
@@ -18588,7 +18583,7 @@
       <w:tr>
         <w:tc>
           <w:tcPr>
-            <w:tcW w:type="dxa" w:w="2286"/>
+            <w:tcW w:w="2286" w:type="dxa"/>
           </w:tcPr>
           <w:p>
             <w:r>
@@ -18598,7 +18593,7 @@
         </w:tc>
         <w:tc>
           <w:tcPr>
-            <w:tcW w:type="dxa" w:w="2286"/>
+            <w:tcW w:w="2286" w:type="dxa"/>
           </w:tcPr>
           <w:p>
             <w:r>
@@ -18608,7 +18603,7 @@
         </w:tc>
         <w:tc>
           <w:tcPr>
-            <w:tcW w:type="dxa" w:w="2286"/>
+            <w:tcW w:w="2286" w:type="dxa"/>
           </w:tcPr>
           <w:p>
             <w:r>
@@ -18618,7 +18613,7 @@
         </w:tc>
         <w:tc>
           <w:tcPr>
-            <w:tcW w:type="dxa" w:w="2286"/>
+            <w:tcW w:w="2286" w:type="dxa"/>
           </w:tcPr>
           <w:p>
             <w:r>
@@ -18630,7 +18625,7 @@
       <w:tr>
         <w:tc>
           <w:tcPr>
-            <w:tcW w:type="dxa" w:w="2286"/>
+            <w:tcW w:w="2286" w:type="dxa"/>
           </w:tcPr>
           <w:p>
             <w:r>
@@ -18640,7 +18635,7 @@
         </w:tc>
         <w:tc>
           <w:tcPr>
-            <w:tcW w:type="dxa" w:w="2286"/>
+            <w:tcW w:w="2286" w:type="dxa"/>
           </w:tcPr>
           <w:p>
             <w:r>
@@ -18650,7 +18645,7 @@
         </w:tc>
         <w:tc>
           <w:tcPr>
-            <w:tcW w:type="dxa" w:w="2286"/>
+            <w:tcW w:w="2286" w:type="dxa"/>
           </w:tcPr>
           <w:p>
             <w:r>
@@ -18660,7 +18655,7 @@
         </w:tc>
         <w:tc>
           <w:tcPr>
-            <w:tcW w:type="dxa" w:w="2286"/>
+            <w:tcW w:w="2286" w:type="dxa"/>
           </w:tcPr>
           <w:p>
             <w:r>
@@ -18672,7 +18667,7 @@
       <w:tr>
         <w:tc>
           <w:tcPr>
-            <w:tcW w:type="dxa" w:w="2286"/>
+            <w:tcW w:w="2286" w:type="dxa"/>
           </w:tcPr>
           <w:p>
             <w:r>
@@ -18682,31 +18677,40 @@
         </w:tc>
         <w:tc>
           <w:tcPr>
-            <w:tcW w:type="dxa" w:w="2286"/>
-          </w:tcPr>
-          <w:p>
-            <w:r>
-              <w:t>Under an impossible PHP 20 weekly budget, the boundary case returned no-safe-plan.</w:t>
-            </w:r>
-          </w:p>
-        </w:tc>
-        <w:tc>
-          <w:tcPr>
-            <w:tcW w:type="dxa" w:w="2286"/>
-          </w:tcPr>
-          <w:p>
-            <w:r>
+            <w:tcW w:w="2286" w:type="dxa"/>
+          </w:tcPr>
+          <w:p>
+            <w:r>
+              <w:t xml:space="preserve">Under an impossible PHP 20 weekly budget, the boundary </w:t>
+            </w:r>
+            <w:r>
+              <w:lastRenderedPageBreak/>
+              <w:t>case returned no-safe-plan.</w:t>
+            </w:r>
+          </w:p>
+        </w:tc>
+        <w:tc>
+          <w:tcPr>
+            <w:tcW w:w="2286" w:type="dxa"/>
+          </w:tcPr>
+          <w:p>
+            <w:r>
+              <w:lastRenderedPageBreak/>
               <w:t>Final boundary-case evidence and no-safe-plan tests.</w:t>
             </w:r>
           </w:p>
         </w:tc>
         <w:tc>
           <w:tcPr>
-            <w:tcW w:type="dxa" w:w="2286"/>
-          </w:tcPr>
-          <w:p>
-            <w:r>
-              <w:t>The system refuses to create an unsafe or impossible meal plan when the user's limits cannot be satisfied.</w:t>
+            <w:tcW w:w="2286" w:type="dxa"/>
+          </w:tcPr>
+          <w:p>
+            <w:r>
+              <w:t xml:space="preserve">The system refuses to create an unsafe or impossible meal plan </w:t>
+            </w:r>
+            <w:r>
+              <w:lastRenderedPageBreak/>
+              <w:t>when the user's limits cannot be satisfied.</w:t>
             </w:r>
           </w:p>
         </w:tc>
@@ -18721,7 +18725,6 @@
           <w:cols w:space="708"/>
         </w:sectPr>
       </w:pPr>
-      <w:r/>
     </w:p>
     <w:p>
       <w:pPr>
@@ -18733,7 +18736,6 @@
           <w:shd w:val="clear" w:color="auto" w:fill="F4CCCC"/>
         </w:rPr>
       </w:pPr>
-      <w:r/>
     </w:p>
     <w:p>
       <w:pPr>
@@ -18755,7 +18757,6 @@
         <w:ind w:firstLine="720"/>
         <w:jc w:val="both"/>
       </w:pPr>
-      <w:r/>
     </w:p>
     <w:p>
       <w:pPr>
@@ -18795,7 +18796,6 @@
         <w:ind w:left="1080"/>
         <w:jc w:val="both"/>
       </w:pPr>
-      <w:r/>
     </w:p>
     <w:p>
       <w:pPr>
@@ -18815,7 +18815,6 @@
         <w:ind w:left="1080"/>
         <w:jc w:val="both"/>
       </w:pPr>
-      <w:r/>
     </w:p>
     <w:p>
       <w:pPr>
@@ -18835,7 +18834,6 @@
         <w:ind w:left="1080"/>
         <w:jc w:val="both"/>
       </w:pPr>
-      <w:r/>
     </w:p>
     <w:p>
       <w:pPr>
@@ -18855,7 +18853,6 @@
         <w:ind w:left="1080" w:firstLine="360"/>
         <w:jc w:val="both"/>
       </w:pPr>
-      <w:r/>
     </w:p>
     <w:p>
       <w:pPr>
@@ -18890,6 +18887,7 @@
         </w:sectPr>
       </w:pPr>
       <w:r>
+        <w:lastRenderedPageBreak/>
         <w:t>How can a weekly meal-planning system be designed to generate nutritionally adequate meal plans for Filipinos with PCOS while considering dietary constraints related to weight management and insulin resistance?</w:t>
       </w:r>
     </w:p>
@@ -18901,6 +18899,7 @@
         <w:jc w:val="both"/>
       </w:pPr>
       <w:r>
+        <w:lastRenderedPageBreak/>
         <w:t>PCOSina generated weekly meal plans through a structured pipeline involving preference-aware filtering, dietary restriction enforcement, and CP-SAT-based optimization to ensure nutritional adequacy and compliance with user-defined constraints. System testing showed that the application consistently produced complete 21-slot weekly meal plans across all benchmark scenarios, including standard, budget-restricted, dietary-restricted, and pantry-aware conditions. Hard constraints such as dietary restrictions, budget limits, and meal structure requirements were consistently enforced, with no violations observed during testing.</w:t>
       </w:r>
     </w:p>
@@ -18911,7 +18910,6 @@
         <w:ind w:left="900"/>
         <w:jc w:val="both"/>
       </w:pPr>
-      <w:r/>
     </w:p>
     <w:p>
       <w:pPr>
@@ -18931,7 +18929,6 @@
         <w:ind w:left="900"/>
         <w:jc w:val="both"/>
       </w:pPr>
-      <w:r/>
     </w:p>
     <w:p>
       <w:pPr>
@@ -18962,7 +18959,11 @@
         </w:sectPr>
       </w:pPr>
       <w:r>
-        <w:t>User preferences, cultural food practices, and dietary restrictions were integrated into the system through profile-based filtering, restriction-based exclusion, and recommendation ranking. Meals that violated allergies or dietary restrictions were automatically removed during candidate selection, while culturally familiar Filipino dishes were prioritized in the recommendation process. System testing showed that meal outputs changed depending on user profile configurations, confirming that personalization directly influences generated meal plans.</w:t>
+        <w:t xml:space="preserve">User preferences, cultural food practices, and dietary restrictions were integrated into the system through profile-based filtering, restriction-based exclusion, and </w:t>
+      </w:r>
+      <w:r>
+        <w:lastRenderedPageBreak/>
+        <w:t>recommendation ranking. Meals that violated allergies or dietary restrictions were automatically removed during candidate selection, while culturally familiar Filipino dishes were prioritized in the recommendation process. System testing showed that meal outputs changed depending on user profile configurations, confirming that personalization directly influences generated meal plans.</w:t>
       </w:r>
     </w:p>
     <w:p>
@@ -18972,7 +18973,6 @@
         <w:ind w:left="900"/>
         <w:jc w:val="both"/>
       </w:pPr>
-      <w:r/>
     </w:p>
     <w:p>
       <w:pPr>
@@ -18992,7 +18992,6 @@
         <w:ind w:left="900"/>
         <w:jc w:val="both"/>
       </w:pPr>
-      <w:r/>
     </w:p>
     <w:p>
       <w:pPr>
@@ -19033,7 +19032,6 @@
         <w:ind w:left="900"/>
         <w:jc w:val="both"/>
       </w:pPr>
-      <w:r/>
     </w:p>
     <w:p>
       <w:pPr>
@@ -19053,7 +19051,6 @@
         <w:ind w:left="900"/>
         <w:jc w:val="both"/>
       </w:pPr>
-      <w:r/>
     </w:p>
     <w:p>
       <w:pPr>
@@ -19087,7 +19084,6 @@
         <w:ind w:left="900"/>
         <w:jc w:val="both"/>
       </w:pPr>
-      <w:r/>
     </w:p>
     <w:p>
       <w:pPr>
@@ -19115,7 +19111,6 @@
           <w:bCs/>
         </w:rPr>
       </w:pPr>
-      <w:r/>
     </w:p>
     <w:p>
       <w:pPr>
@@ -19149,7 +19144,6 @@
         <w:ind w:left="900"/>
         <w:jc w:val="both"/>
       </w:pPr>
-      <w:r/>
     </w:p>
     <w:p>
       <w:pPr>
@@ -19169,7 +19163,6 @@
         <w:ind w:left="1440" w:firstLine="720"/>
         <w:jc w:val="both"/>
       </w:pPr>
-      <w:r/>
     </w:p>
     <w:p>
       <w:pPr>
@@ -19200,7 +19193,11 @@
         </w:sectPr>
       </w:pPr>
       <w:r>
-        <w:t>The results and analysis show that PCOSina met its objectives in supporting weekly meal planning for Filipino individuals with Polycystic Ovary Syndrome (PCOS). System testing validated that the application generates complete 21-slot weekly meal plans across standard, budget-constrained, dietary-restricted, allergy-sensitive, no-budget, and pantry-aware setups. Explicit hard constraints such as allergies, food exclusions, budget limits, meal structures, and repetition rules were enforced with no observed violations in the final planner benchmark. Algorithmic evaluations showed that the proposed two-stage optimization workflow, integrating deterministic candidate filtering with Google OR-Tools CP-SAT optimization, improves nutritional accuracy and meal diversity compared to a baseline greedy approach while improving planner speed across the 20-case optimization benchmark.</w:t>
+        <w:t xml:space="preserve">The results and analysis show that PCOSina met its objectives in supporting weekly meal planning for Filipino individuals with Polycystic Ovary Syndrome </w:t>
+      </w:r>
+      <w:r>
+        <w:lastRenderedPageBreak/>
+        <w:t>(PCOS). System testing validated that the application generates complete 21-slot weekly meal plans across standard, budget-constrained, dietary-restricted, allergy-sensitive, no-budget, and pantry-aware setups. Explicit hard constraints such as allergies, food exclusions, budget limits, meal structures, and repetition rules were enforced with no observed violations in the final planner benchmark. Algorithmic evaluations showed that the proposed two-stage optimization workflow, integrating deterministic candidate filtering with Google OR-Tools CP-SAT optimization, improves nutritional accuracy and meal diversity compared to a baseline greedy approach while improving planner speed across the 20-case optimization benchmark.</w:t>
       </w:r>
     </w:p>
     <w:p>
@@ -19210,7 +19207,6 @@
         <w:ind w:left="900" w:firstLine="720"/>
         <w:jc w:val="both"/>
       </w:pPr>
-      <w:r/>
     </w:p>
     <w:p>
       <w:pPr>
@@ -19230,7 +19226,6 @@
         <w:ind w:left="900" w:firstLine="720"/>
         <w:jc w:val="both"/>
       </w:pPr>
-      <w:r/>
     </w:p>
     <w:p>
       <w:pPr>
@@ -19256,7 +19251,6 @@
         <w:ind w:left="900" w:firstLine="720"/>
         <w:jc w:val="both"/>
       </w:pPr>
-      <w:r/>
     </w:p>
     <w:p>
       <w:pPr>
@@ -19276,7 +19270,6 @@
         <w:ind w:left="900" w:firstLine="720"/>
         <w:jc w:val="both"/>
       </w:pPr>
-      <w:r/>
     </w:p>
     <w:p>
       <w:pPr>
@@ -19285,7 +19278,6 @@
         <w:ind w:left="900" w:firstLine="720"/>
         <w:jc w:val="both"/>
       </w:pPr>
-      <w:r/>
     </w:p>
     <w:p>
       <w:pPr>
@@ -19294,7 +19286,6 @@
         <w:ind w:left="900" w:firstLine="720"/>
         <w:jc w:val="both"/>
       </w:pPr>
-      <w:r/>
     </w:p>
     <w:p>
       <w:pPr>
@@ -19303,7 +19294,6 @@
         <w:ind w:left="900" w:firstLine="720"/>
         <w:jc w:val="both"/>
       </w:pPr>
-      <w:r/>
     </w:p>
     <w:p>
       <w:pPr>
@@ -19312,7 +19302,6 @@
         <w:ind w:firstLine="720"/>
         <w:jc w:val="both"/>
       </w:pPr>
-      <w:r/>
     </w:p>
     <w:p>
       <w:pPr>
@@ -19327,7 +19316,6 @@
           <w:cols w:space="708"/>
         </w:sectPr>
       </w:pPr>
-      <w:r/>
     </w:p>
     <w:p>
       <w:pPr>
@@ -19336,7 +19324,6 @@
         <w:ind w:firstLine="720"/>
         <w:jc w:val="both"/>
       </w:pPr>
-      <w:r/>
     </w:p>
     <w:p>
       <w:pPr>
@@ -19345,7 +19332,6 @@
         <w:ind w:firstLine="720"/>
         <w:jc w:val="both"/>
       </w:pPr>
-      <w:r/>
     </w:p>
     <w:p>
       <w:pPr>
@@ -19354,7 +19340,6 @@
         <w:ind w:firstLine="720"/>
         <w:jc w:val="both"/>
       </w:pPr>
-      <w:r/>
     </w:p>
     <w:p>
       <w:pPr>
@@ -19363,7 +19348,6 @@
         <w:spacing w:after="200" w:line="480" w:lineRule="auto"/>
         <w:jc w:val="both"/>
       </w:pPr>
-      <w:r/>
     </w:p>
     <w:p>
       <w:pPr>
@@ -19372,7 +19356,6 @@
         <w:spacing w:line="480" w:lineRule="auto"/>
         <w:jc w:val="both"/>
       </w:pPr>
-      <w:r/>
     </w:p>
     <w:p>
       <w:pPr>
@@ -19381,7 +19364,6 @@
         <w:spacing w:line="480" w:lineRule="auto"/>
         <w:jc w:val="both"/>
       </w:pPr>
-      <w:r/>
     </w:p>
     <w:p>
       <w:pPr>
@@ -19390,7 +19372,6 @@
         <w:spacing w:line="480" w:lineRule="auto"/>
         <w:jc w:val="both"/>
       </w:pPr>
-      <w:r/>
     </w:p>
     <w:p>
       <w:pPr>
@@ -19399,7 +19380,6 @@
         <w:spacing w:line="480" w:lineRule="auto"/>
         <w:jc w:val="both"/>
       </w:pPr>
-      <w:r/>
     </w:p>
     <w:p>
       <w:pPr>
@@ -19408,7 +19388,6 @@
         <w:spacing w:line="480" w:lineRule="auto"/>
         <w:jc w:val="both"/>
       </w:pPr>
-      <w:r/>
     </w:p>
     <w:p>
       <w:pPr>
@@ -19417,7 +19396,6 @@
         <w:spacing w:line="480" w:lineRule="auto"/>
         <w:jc w:val="both"/>
       </w:pPr>
-      <w:r/>
     </w:p>
     <w:p>
       <w:pPr>
@@ -19426,13 +19404,11 @@
         <w:spacing w:line="480" w:lineRule="auto"/>
         <w:jc w:val="both"/>
       </w:pPr>
-      <w:r/>
     </w:p>
     <w:p>
       <w:pPr>
         <w:pStyle w:val="Normal1"/>
       </w:pPr>
-      <w:r/>
     </w:p>
     <w:p/>
     <w:p/>
